--- a/Software_Testing/Task_3/docs/Task_report.docx
+++ b/Software_Testing/Task_3/docs/Task_report.docx
@@ -63,7 +63,7 @@
           <w:noProof/>
         </w:rPr>
         <w:pict>
-          <v:rect id="_x0000_i1035" alt="" style="width:415.3pt;height:.05pt;mso-width-percent:0;mso-height-percent:0;mso-width-percent:0;mso-height-percent:0" o:hralign="center" o:hrstd="t" o:hr="t"/>
+          <v:rect id="_x0000_i1034" alt="" style="width:415.3pt;height:.05pt;mso-width-percent:0;mso-height-percent:0;mso-width-percent:0;mso-height-percent:0" o:hralign="center" o:hrstd="t" o:hr="t"/>
         </w:pict>
       </w:r>
     </w:p>
@@ -98,7 +98,7 @@
           <w:noProof/>
         </w:rPr>
         <w:pict>
-          <v:rect id="_x0000_i1034" alt="" style="width:415.3pt;height:.05pt;mso-width-percent:0;mso-height-percent:0;mso-width-percent:0;mso-height-percent:0" o:hralign="center" o:hrstd="t" o:hr="t"/>
+          <v:rect id="_x0000_i1033" alt="" style="width:415.3pt;height:.05pt;mso-width-percent:0;mso-height-percent:0;mso-width-percent:0;mso-height-percent:0" o:hralign="center" o:hrstd="t" o:hr="t"/>
         </w:pict>
       </w:r>
     </w:p>
@@ -732,7 +732,7 @@
           <w:noProof/>
         </w:rPr>
         <w:pict>
-          <v:rect id="_x0000_i1033" alt="" style="width:415.3pt;height:.05pt;mso-width-percent:0;mso-height-percent:0;mso-width-percent:0;mso-height-percent:0" o:hralign="center" o:hrstd="t" o:hr="t"/>
+          <v:rect id="_x0000_i1032" alt="" style="width:415.3pt;height:.05pt;mso-width-percent:0;mso-height-percent:0;mso-width-percent:0;mso-height-percent:0" o:hralign="center" o:hrstd="t" o:hr="t"/>
         </w:pict>
       </w:r>
     </w:p>
@@ -754,7 +754,6 @@
       <w:pPr>
         <w:spacing w:before="240" w:line="271" w:lineRule="auto"/>
         <w:rPr>
-          <w:rFonts w:hint="eastAsia"/>
           <w:lang w:eastAsia="zh-CN"/>
         </w:rPr>
       </w:pPr>
@@ -2846,7 +2845,6 @@
       <w:pPr>
         <w:spacing w:before="240" w:line="271" w:lineRule="auto"/>
         <w:rPr>
-          <w:rFonts w:hint="eastAsia"/>
           <w:lang w:eastAsia="zh-CN"/>
         </w:rPr>
       </w:pPr>
@@ -11742,7 +11740,7 @@
           <w:noProof/>
         </w:rPr>
         <w:pict>
-          <v:rect id="_x0000_i1032" alt="" style="width:415.3pt;height:.05pt;mso-width-percent:0;mso-height-percent:0;mso-width-percent:0;mso-height-percent:0" o:hralign="center" o:hrstd="t" o:hr="t"/>
+          <v:rect id="_x0000_i1031" alt="" style="width:415.3pt;height:.05pt;mso-width-percent:0;mso-height-percent:0;mso-width-percent:0;mso-height-percent:0" o:hralign="center" o:hrstd="t" o:hr="t"/>
         </w:pict>
       </w:r>
     </w:p>
@@ -11789,11 +11787,11 @@
         <w:tblLook w:val="04A0" w:firstRow="1" w:lastRow="0" w:firstColumn="1" w:lastColumn="0" w:noHBand="0" w:noVBand="1"/>
       </w:tblPr>
       <w:tblGrid>
-        <w:gridCol w:w="1286"/>
-        <w:gridCol w:w="1542"/>
+        <w:gridCol w:w="1292"/>
+        <w:gridCol w:w="1556"/>
         <w:gridCol w:w="1107"/>
         <w:gridCol w:w="1071"/>
-        <w:gridCol w:w="5068"/>
+        <w:gridCol w:w="5048"/>
       </w:tblGrid>
       <w:tr>
         <w:trPr>
@@ -11817,7 +11815,7 @@
         </w:tc>
         <w:tc>
           <w:tcPr>
-            <w:tcW w:w="0" w:type="auto"/>
+            <w:tcW w:w="1556" w:type="dxa"/>
             <w:tcBorders>
               <w:top w:val="single" w:sz="1" w:space="0" w:color="000000"/>
               <w:left w:val="single" w:sz="1" w:space="0" w:color="000000"/>
@@ -11832,7 +11830,7 @@
         </w:tc>
         <w:tc>
           <w:tcPr>
-            <w:tcW w:w="0" w:type="auto"/>
+            <w:tcW w:w="1107" w:type="dxa"/>
             <w:tcBorders>
               <w:top w:val="single" w:sz="1" w:space="0" w:color="000000"/>
               <w:left w:val="single" w:sz="1" w:space="0" w:color="000000"/>
@@ -11901,25 +11899,31 @@
         </w:tc>
         <w:tc>
           <w:tcPr>
-            <w:tcW w:w="0" w:type="auto"/>
-            <w:tcBorders>
-              <w:top w:val="single" w:sz="1" w:space="0" w:color="000000"/>
-              <w:left w:val="single" w:sz="1" w:space="0" w:color="000000"/>
-              <w:bottom w:val="single" w:sz="1" w:space="0" w:color="000000"/>
-            </w:tcBorders>
-          </w:tcPr>
-          <w:p>
-            <w:r>
-              <w:rPr>
-                <w:rFonts w:eastAsia="Georgia" w:hAnsi="Georgia" w:cs="Georgia"/>
-              </w:rPr>
-              <w:t>FR_017</w:t>
-            </w:r>
-          </w:p>
-        </w:tc>
-        <w:tc>
-          <w:tcPr>
-            <w:tcW w:w="0" w:type="auto"/>
+            <w:tcW w:w="1556" w:type="dxa"/>
+            <w:tcBorders>
+              <w:top w:val="single" w:sz="1" w:space="0" w:color="000000"/>
+              <w:left w:val="single" w:sz="1" w:space="0" w:color="000000"/>
+              <w:bottom w:val="single" w:sz="1" w:space="0" w:color="000000"/>
+            </w:tcBorders>
+          </w:tcPr>
+          <w:p>
+            <w:r>
+              <w:rPr>
+                <w:rFonts w:eastAsia="Georgia" w:hAnsi="Georgia" w:cs="Georgia"/>
+              </w:rPr>
+              <w:t>FR_01</w:t>
+            </w:r>
+            <w:r>
+              <w:rPr>
+                <w:rFonts w:eastAsia="Georgia" w:hAnsi="Georgia" w:cs="Georgia"/>
+              </w:rPr>
+              <w:t>8</w:t>
+            </w:r>
+          </w:p>
+        </w:tc>
+        <w:tc>
+          <w:tcPr>
+            <w:tcW w:w="1107" w:type="dxa"/>
             <w:tcBorders>
               <w:top w:val="single" w:sz="1" w:space="0" w:color="000000"/>
               <w:left w:val="single" w:sz="1" w:space="0" w:color="000000"/>
@@ -11988,25 +11992,31 @@
         </w:tc>
         <w:tc>
           <w:tcPr>
-            <w:tcW w:w="0" w:type="auto"/>
-            <w:tcBorders>
-              <w:top w:val="single" w:sz="1" w:space="0" w:color="000000"/>
-              <w:left w:val="single" w:sz="1" w:space="0" w:color="000000"/>
-              <w:bottom w:val="single" w:sz="1" w:space="0" w:color="000000"/>
-            </w:tcBorders>
-          </w:tcPr>
-          <w:p>
-            <w:r>
-              <w:rPr>
-                <w:rFonts w:eastAsia="Georgia" w:hAnsi="Georgia" w:cs="Georgia"/>
-              </w:rPr>
-              <w:t>FR_006</w:t>
-            </w:r>
-          </w:p>
-        </w:tc>
-        <w:tc>
-          <w:tcPr>
-            <w:tcW w:w="0" w:type="auto"/>
+            <w:tcW w:w="1556" w:type="dxa"/>
+            <w:tcBorders>
+              <w:top w:val="single" w:sz="1" w:space="0" w:color="000000"/>
+              <w:left w:val="single" w:sz="1" w:space="0" w:color="000000"/>
+              <w:bottom w:val="single" w:sz="1" w:space="0" w:color="000000"/>
+            </w:tcBorders>
+          </w:tcPr>
+          <w:p>
+            <w:r>
+              <w:rPr>
+                <w:rFonts w:eastAsia="Georgia" w:hAnsi="Georgia" w:cs="Georgia"/>
+              </w:rPr>
+              <w:t>FR_0</w:t>
+            </w:r>
+            <w:r>
+              <w:rPr>
+                <w:rFonts w:eastAsia="Georgia" w:hAnsi="Georgia" w:cs="Georgia"/>
+              </w:rPr>
+              <w:t>37</w:t>
+            </w:r>
+          </w:p>
+        </w:tc>
+        <w:tc>
+          <w:tcPr>
+            <w:tcW w:w="1107" w:type="dxa"/>
             <w:tcBorders>
               <w:top w:val="single" w:sz="1" w:space="0" w:color="000000"/>
               <w:left w:val="single" w:sz="1" w:space="0" w:color="000000"/>
@@ -12080,25 +12090,31 @@
         </w:tc>
         <w:tc>
           <w:tcPr>
-            <w:tcW w:w="0" w:type="auto"/>
-            <w:tcBorders>
-              <w:top w:val="single" w:sz="1" w:space="0" w:color="000000"/>
-              <w:left w:val="single" w:sz="1" w:space="0" w:color="000000"/>
-              <w:bottom w:val="single" w:sz="1" w:space="0" w:color="000000"/>
-            </w:tcBorders>
-          </w:tcPr>
-          <w:p>
-            <w:r>
-              <w:rPr>
-                <w:rFonts w:eastAsia="Georgia" w:hAnsi="Georgia" w:cs="Georgia"/>
-              </w:rPr>
-              <w:t>FR_029</w:t>
-            </w:r>
-          </w:p>
-        </w:tc>
-        <w:tc>
-          <w:tcPr>
-            <w:tcW w:w="0" w:type="auto"/>
+            <w:tcW w:w="1556" w:type="dxa"/>
+            <w:tcBorders>
+              <w:top w:val="single" w:sz="1" w:space="0" w:color="000000"/>
+              <w:left w:val="single" w:sz="1" w:space="0" w:color="000000"/>
+              <w:bottom w:val="single" w:sz="1" w:space="0" w:color="000000"/>
+            </w:tcBorders>
+          </w:tcPr>
+          <w:p>
+            <w:r>
+              <w:rPr>
+                <w:rFonts w:eastAsia="Georgia" w:hAnsi="Georgia" w:cs="Georgia"/>
+              </w:rPr>
+              <w:t>FR_0</w:t>
+            </w:r>
+            <w:r>
+              <w:rPr>
+                <w:rFonts w:eastAsia="Georgia" w:hAnsi="Georgia" w:cs="Georgia"/>
+              </w:rPr>
+              <w:t>30</w:t>
+            </w:r>
+          </w:p>
+        </w:tc>
+        <w:tc>
+          <w:tcPr>
+            <w:tcW w:w="1107" w:type="dxa"/>
             <w:tcBorders>
               <w:top w:val="single" w:sz="1" w:space="0" w:color="000000"/>
               <w:left w:val="single" w:sz="1" w:space="0" w:color="000000"/>
@@ -12175,25 +12191,31 @@
         </w:tc>
         <w:tc>
           <w:tcPr>
-            <w:tcW w:w="0" w:type="auto"/>
-            <w:tcBorders>
-              <w:top w:val="single" w:sz="1" w:space="0" w:color="000000"/>
-              <w:left w:val="single" w:sz="1" w:space="0" w:color="000000"/>
-              <w:bottom w:val="single" w:sz="1" w:space="0" w:color="000000"/>
-            </w:tcBorders>
-          </w:tcPr>
-          <w:p>
-            <w:r>
-              <w:rPr>
-                <w:rFonts w:eastAsia="Georgia" w:hAnsi="Georgia" w:cs="Georgia"/>
-              </w:rPr>
-              <w:t>FR_001</w:t>
-            </w:r>
-          </w:p>
-        </w:tc>
-        <w:tc>
-          <w:tcPr>
-            <w:tcW w:w="0" w:type="auto"/>
+            <w:tcW w:w="1556" w:type="dxa"/>
+            <w:tcBorders>
+              <w:top w:val="single" w:sz="1" w:space="0" w:color="000000"/>
+              <w:left w:val="single" w:sz="1" w:space="0" w:color="000000"/>
+              <w:bottom w:val="single" w:sz="1" w:space="0" w:color="000000"/>
+            </w:tcBorders>
+          </w:tcPr>
+          <w:p>
+            <w:r>
+              <w:rPr>
+                <w:rFonts w:eastAsia="Georgia" w:hAnsi="Georgia" w:cs="Georgia"/>
+              </w:rPr>
+              <w:t>FR_00</w:t>
+            </w:r>
+            <w:r>
+              <w:rPr>
+                <w:rFonts w:eastAsia="Georgia" w:hAnsi="Georgia" w:cs="Georgia"/>
+              </w:rPr>
+              <w:t>3</w:t>
+            </w:r>
+          </w:p>
+        </w:tc>
+        <w:tc>
+          <w:tcPr>
+            <w:tcW w:w="1107" w:type="dxa"/>
             <w:tcBorders>
               <w:top w:val="single" w:sz="1" w:space="0" w:color="000000"/>
               <w:left w:val="single" w:sz="1" w:space="0" w:color="000000"/>
@@ -12262,25 +12284,31 @@
         </w:tc>
         <w:tc>
           <w:tcPr>
-            <w:tcW w:w="0" w:type="auto"/>
-            <w:tcBorders>
-              <w:top w:val="single" w:sz="1" w:space="0" w:color="000000"/>
-              <w:left w:val="single" w:sz="1" w:space="0" w:color="000000"/>
-              <w:bottom w:val="single" w:sz="1" w:space="0" w:color="000000"/>
-            </w:tcBorders>
-          </w:tcPr>
-          <w:p>
-            <w:r>
-              <w:rPr>
-                <w:rFonts w:eastAsia="Georgia" w:hAnsi="Georgia" w:cs="Georgia"/>
-              </w:rPr>
-              <w:t>FR_033</w:t>
-            </w:r>
-          </w:p>
-        </w:tc>
-        <w:tc>
-          <w:tcPr>
-            <w:tcW w:w="0" w:type="auto"/>
+            <w:tcW w:w="1556" w:type="dxa"/>
+            <w:tcBorders>
+              <w:top w:val="single" w:sz="1" w:space="0" w:color="000000"/>
+              <w:left w:val="single" w:sz="1" w:space="0" w:color="000000"/>
+              <w:bottom w:val="single" w:sz="1" w:space="0" w:color="000000"/>
+            </w:tcBorders>
+          </w:tcPr>
+          <w:p>
+            <w:r>
+              <w:rPr>
+                <w:rFonts w:eastAsia="Georgia" w:hAnsi="Georgia" w:cs="Georgia"/>
+              </w:rPr>
+              <w:t>FR_03</w:t>
+            </w:r>
+            <w:r>
+              <w:rPr>
+                <w:rFonts w:eastAsia="Georgia" w:hAnsi="Georgia" w:cs="Georgia"/>
+              </w:rPr>
+              <w:t>4</w:t>
+            </w:r>
+          </w:p>
+        </w:tc>
+        <w:tc>
+          <w:tcPr>
+            <w:tcW w:w="1107" w:type="dxa"/>
             <w:tcBorders>
               <w:top w:val="single" w:sz="1" w:space="0" w:color="000000"/>
               <w:left w:val="single" w:sz="1" w:space="0" w:color="000000"/>
@@ -12349,25 +12377,31 @@
         </w:tc>
         <w:tc>
           <w:tcPr>
-            <w:tcW w:w="0" w:type="auto"/>
-            <w:tcBorders>
-              <w:top w:val="single" w:sz="1" w:space="0" w:color="000000"/>
-              <w:left w:val="single" w:sz="1" w:space="0" w:color="000000"/>
-              <w:bottom w:val="single" w:sz="1" w:space="0" w:color="000000"/>
-            </w:tcBorders>
-          </w:tcPr>
-          <w:p>
-            <w:r>
-              <w:rPr>
-                <w:rFonts w:eastAsia="Georgia" w:hAnsi="Georgia" w:cs="Georgia"/>
-              </w:rPr>
-              <w:t>FR_039</w:t>
-            </w:r>
-          </w:p>
-        </w:tc>
-        <w:tc>
-          <w:tcPr>
-            <w:tcW w:w="0" w:type="auto"/>
+            <w:tcW w:w="1556" w:type="dxa"/>
+            <w:tcBorders>
+              <w:top w:val="single" w:sz="1" w:space="0" w:color="000000"/>
+              <w:left w:val="single" w:sz="1" w:space="0" w:color="000000"/>
+              <w:bottom w:val="single" w:sz="1" w:space="0" w:color="000000"/>
+            </w:tcBorders>
+          </w:tcPr>
+          <w:p>
+            <w:r>
+              <w:rPr>
+                <w:rFonts w:eastAsia="Georgia" w:hAnsi="Georgia" w:cs="Georgia"/>
+              </w:rPr>
+              <w:t>FR_03</w:t>
+            </w:r>
+            <w:r>
+              <w:rPr>
+                <w:rFonts w:eastAsia="Georgia" w:hAnsi="Georgia" w:cs="Georgia"/>
+              </w:rPr>
+              <w:t>1</w:t>
+            </w:r>
+          </w:p>
+        </w:tc>
+        <w:tc>
+          <w:tcPr>
+            <w:tcW w:w="1107" w:type="dxa"/>
             <w:tcBorders>
               <w:top w:val="single" w:sz="1" w:space="0" w:color="000000"/>
               <w:left w:val="single" w:sz="1" w:space="0" w:color="000000"/>
@@ -12407,6 +12441,1163 @@
           <w:p>
             <w:r>
               <w:t>Commands file loaded entirely instead of line-by-line</w:t>
+            </w:r>
+          </w:p>
+        </w:tc>
+      </w:tr>
+      <w:tr>
+        <w:trPr>
+          <w:cantSplit/>
+          <w:tblCellSpacing w:w="0" w:type="dxa"/>
+          <w:jc w:val="center"/>
+        </w:trPr>
+        <w:tc>
+          <w:tcPr>
+            <w:tcW w:w="0" w:type="auto"/>
+            <w:tcBorders>
+              <w:top w:val="single" w:sz="1" w:space="0" w:color="000000"/>
+              <w:bottom w:val="single" w:sz="1" w:space="0" w:color="000000"/>
+            </w:tcBorders>
+          </w:tcPr>
+          <w:p>
+            <w:pPr>
+              <w:rPr>
+                <w:rFonts w:eastAsia="Georgia" w:hAnsi="Georgia" w:cs="Georgia"/>
+              </w:rPr>
+            </w:pPr>
+            <w:r>
+              <w:rPr>
+                <w:rFonts w:eastAsia="Georgia" w:hAnsi="Georgia" w:cs="Georgia"/>
+              </w:rPr>
+              <w:t>BUG_0</w:t>
+            </w:r>
+            <w:r>
+              <w:rPr>
+                <w:rFonts w:eastAsia="Georgia" w:hAnsi="Georgia" w:cs="Georgia"/>
+              </w:rPr>
+              <w:t>07</w:t>
+            </w:r>
+          </w:p>
+        </w:tc>
+        <w:tc>
+          <w:tcPr>
+            <w:tcW w:w="1556" w:type="dxa"/>
+            <w:tcBorders>
+              <w:top w:val="single" w:sz="1" w:space="0" w:color="000000"/>
+              <w:left w:val="single" w:sz="1" w:space="0" w:color="000000"/>
+              <w:bottom w:val="single" w:sz="1" w:space="0" w:color="000000"/>
+            </w:tcBorders>
+          </w:tcPr>
+          <w:p>
+            <w:pPr>
+              <w:rPr>
+                <w:rFonts w:eastAsia="Georgia" w:hAnsi="Georgia" w:cs="Georgia"/>
+              </w:rPr>
+            </w:pPr>
+            <w:r>
+              <w:rPr>
+                <w:rFonts w:eastAsia="Georgia" w:hAnsi="Georgia" w:cs="Georgia"/>
+              </w:rPr>
+              <w:t>FR_022</w:t>
+            </w:r>
+          </w:p>
+        </w:tc>
+        <w:tc>
+          <w:tcPr>
+            <w:tcW w:w="1107" w:type="dxa"/>
+            <w:tcBorders>
+              <w:top w:val="single" w:sz="1" w:space="0" w:color="000000"/>
+              <w:left w:val="single" w:sz="1" w:space="0" w:color="000000"/>
+              <w:bottom w:val="single" w:sz="1" w:space="0" w:color="000000"/>
+            </w:tcBorders>
+          </w:tcPr>
+          <w:p>
+            <w:r>
+              <w:t>Medium</w:t>
+            </w:r>
+          </w:p>
+        </w:tc>
+        <w:tc>
+          <w:tcPr>
+            <w:tcW w:w="0" w:type="auto"/>
+            <w:tcBorders>
+              <w:top w:val="single" w:sz="1" w:space="0" w:color="000000"/>
+              <w:left w:val="single" w:sz="1" w:space="0" w:color="000000"/>
+              <w:bottom w:val="single" w:sz="1" w:space="0" w:color="000000"/>
+            </w:tcBorders>
+          </w:tcPr>
+          <w:p>
+            <w:r>
+              <w:t>Major</w:t>
+            </w:r>
+          </w:p>
+        </w:tc>
+        <w:tc>
+          <w:tcPr>
+            <w:tcW w:w="0" w:type="auto"/>
+            <w:tcBorders>
+              <w:top w:val="single" w:sz="1" w:space="0" w:color="000000"/>
+              <w:left w:val="single" w:sz="1" w:space="0" w:color="000000"/>
+              <w:bottom w:val="single" w:sz="1" w:space="0" w:color="000000"/>
+            </w:tcBorders>
+          </w:tcPr>
+          <w:p>
+            <w:r>
+              <w:rPr>
+                <w:sz w:val="20"/>
+              </w:rPr>
+              <w:t>titles command uses case-sensitive comparison; '</w:t>
+            </w:r>
+            <w:proofErr w:type="spellStart"/>
+            <w:r>
+              <w:rPr>
+                <w:sz w:val="20"/>
+              </w:rPr>
+              <w:t>tennessee</w:t>
+            </w:r>
+            <w:proofErr w:type="spellEnd"/>
+            <w:r>
+              <w:rPr>
+                <w:sz w:val="20"/>
+              </w:rPr>
+              <w:t xml:space="preserve">' </w:t>
+            </w:r>
+            <w:r>
+              <w:rPr>
+                <w:sz w:val="20"/>
+              </w:rPr>
+              <w:t>≠</w:t>
+            </w:r>
+            <w:r>
+              <w:rPr>
+                <w:sz w:val="20"/>
+              </w:rPr>
+              <w:t xml:space="preserve"> 'Tennessee'</w:t>
+            </w:r>
+          </w:p>
+        </w:tc>
+      </w:tr>
+      <w:tr>
+        <w:trPr>
+          <w:cantSplit/>
+          <w:tblCellSpacing w:w="0" w:type="dxa"/>
+          <w:jc w:val="center"/>
+        </w:trPr>
+        <w:tc>
+          <w:tcPr>
+            <w:tcW w:w="0" w:type="auto"/>
+            <w:tcBorders>
+              <w:top w:val="single" w:sz="1" w:space="0" w:color="000000"/>
+              <w:bottom w:val="single" w:sz="1" w:space="0" w:color="000000"/>
+            </w:tcBorders>
+          </w:tcPr>
+          <w:p>
+            <w:pPr>
+              <w:rPr>
+                <w:rFonts w:eastAsia="Georgia" w:hAnsi="Georgia" w:cs="Georgia"/>
+              </w:rPr>
+            </w:pPr>
+            <w:r>
+              <w:rPr>
+                <w:rFonts w:eastAsia="Georgia" w:hAnsi="Georgia" w:cs="Georgia"/>
+              </w:rPr>
+              <w:t>BUG_0</w:t>
+            </w:r>
+            <w:r>
+              <w:rPr>
+                <w:rFonts w:eastAsia="Georgia" w:hAnsi="Georgia" w:cs="Georgia"/>
+              </w:rPr>
+              <w:t>08</w:t>
+            </w:r>
+          </w:p>
+        </w:tc>
+        <w:tc>
+          <w:tcPr>
+            <w:tcW w:w="1556" w:type="dxa"/>
+            <w:tcBorders>
+              <w:top w:val="single" w:sz="1" w:space="0" w:color="000000"/>
+              <w:left w:val="single" w:sz="1" w:space="0" w:color="000000"/>
+              <w:bottom w:val="single" w:sz="1" w:space="0" w:color="000000"/>
+            </w:tcBorders>
+          </w:tcPr>
+          <w:p>
+            <w:pPr>
+              <w:rPr>
+                <w:rFonts w:eastAsia="Georgia" w:hAnsi="Georgia" w:cs="Georgia"/>
+              </w:rPr>
+            </w:pPr>
+            <w:r>
+              <w:rPr>
+                <w:rFonts w:eastAsia="Georgia" w:hAnsi="Georgia" w:cs="Georgia"/>
+              </w:rPr>
+              <w:t>FR_0</w:t>
+            </w:r>
+            <w:r>
+              <w:rPr>
+                <w:rFonts w:eastAsia="Georgia" w:hAnsi="Georgia" w:cs="Georgia"/>
+              </w:rPr>
+              <w:t>08</w:t>
+            </w:r>
+          </w:p>
+        </w:tc>
+        <w:tc>
+          <w:tcPr>
+            <w:tcW w:w="1107" w:type="dxa"/>
+            <w:tcBorders>
+              <w:top w:val="single" w:sz="1" w:space="0" w:color="000000"/>
+              <w:left w:val="single" w:sz="1" w:space="0" w:color="000000"/>
+              <w:bottom w:val="single" w:sz="1" w:space="0" w:color="000000"/>
+            </w:tcBorders>
+          </w:tcPr>
+          <w:p>
+            <w:r>
+              <w:t>High</w:t>
+            </w:r>
+          </w:p>
+        </w:tc>
+        <w:tc>
+          <w:tcPr>
+            <w:tcW w:w="0" w:type="auto"/>
+            <w:tcBorders>
+              <w:top w:val="single" w:sz="1" w:space="0" w:color="000000"/>
+              <w:left w:val="single" w:sz="1" w:space="0" w:color="000000"/>
+              <w:bottom w:val="single" w:sz="1" w:space="0" w:color="000000"/>
+            </w:tcBorders>
+          </w:tcPr>
+          <w:p>
+            <w:r>
+              <w:t>Critical</w:t>
+            </w:r>
+          </w:p>
+        </w:tc>
+        <w:tc>
+          <w:tcPr>
+            <w:tcW w:w="0" w:type="auto"/>
+            <w:tcBorders>
+              <w:top w:val="single" w:sz="1" w:space="0" w:color="000000"/>
+              <w:left w:val="single" w:sz="1" w:space="0" w:color="000000"/>
+              <w:bottom w:val="single" w:sz="1" w:space="0" w:color="000000"/>
+            </w:tcBorders>
+          </w:tcPr>
+          <w:p>
+            <w:r>
+              <w:rPr>
+                <w:sz w:val="20"/>
+              </w:rPr>
+              <w:t>Log file not closed if exception occurs mid-processing (no try-finally block)</w:t>
+            </w:r>
+          </w:p>
+        </w:tc>
+      </w:tr>
+      <w:tr>
+        <w:trPr>
+          <w:cantSplit/>
+          <w:tblCellSpacing w:w="0" w:type="dxa"/>
+          <w:jc w:val="center"/>
+        </w:trPr>
+        <w:tc>
+          <w:tcPr>
+            <w:tcW w:w="0" w:type="auto"/>
+            <w:tcBorders>
+              <w:top w:val="single" w:sz="1" w:space="0" w:color="000000"/>
+              <w:bottom w:val="single" w:sz="1" w:space="0" w:color="000000"/>
+            </w:tcBorders>
+          </w:tcPr>
+          <w:p>
+            <w:pPr>
+              <w:rPr>
+                <w:rFonts w:eastAsia="Georgia" w:hAnsi="Georgia" w:cs="Georgia"/>
+              </w:rPr>
+            </w:pPr>
+            <w:r>
+              <w:rPr>
+                <w:rFonts w:eastAsia="Georgia" w:hAnsi="Georgia" w:cs="Georgia"/>
+              </w:rPr>
+              <w:t>BUG_0</w:t>
+            </w:r>
+            <w:r>
+              <w:rPr>
+                <w:rFonts w:eastAsia="Georgia" w:hAnsi="Georgia" w:cs="Georgia"/>
+              </w:rPr>
+              <w:t>09</w:t>
+            </w:r>
+          </w:p>
+        </w:tc>
+        <w:tc>
+          <w:tcPr>
+            <w:tcW w:w="1556" w:type="dxa"/>
+            <w:tcBorders>
+              <w:top w:val="single" w:sz="1" w:space="0" w:color="000000"/>
+              <w:left w:val="single" w:sz="1" w:space="0" w:color="000000"/>
+              <w:bottom w:val="single" w:sz="1" w:space="0" w:color="000000"/>
+            </w:tcBorders>
+          </w:tcPr>
+          <w:p>
+            <w:pPr>
+              <w:rPr>
+                <w:rFonts w:eastAsia="Georgia" w:hAnsi="Georgia" w:cs="Georgia"/>
+              </w:rPr>
+            </w:pPr>
+            <w:r>
+              <w:rPr>
+                <w:rFonts w:eastAsia="Georgia" w:hAnsi="Georgia" w:cs="Georgia"/>
+              </w:rPr>
+              <w:t>FR_0</w:t>
+            </w:r>
+            <w:r>
+              <w:rPr>
+                <w:rFonts w:eastAsia="Georgia" w:hAnsi="Georgia" w:cs="Georgia"/>
+              </w:rPr>
+              <w:t>36</w:t>
+            </w:r>
+          </w:p>
+        </w:tc>
+        <w:tc>
+          <w:tcPr>
+            <w:tcW w:w="1107" w:type="dxa"/>
+            <w:tcBorders>
+              <w:top w:val="single" w:sz="1" w:space="0" w:color="000000"/>
+              <w:left w:val="single" w:sz="1" w:space="0" w:color="000000"/>
+              <w:bottom w:val="single" w:sz="1" w:space="0" w:color="000000"/>
+            </w:tcBorders>
+          </w:tcPr>
+          <w:p>
+            <w:r>
+              <w:t>Low</w:t>
+            </w:r>
+          </w:p>
+        </w:tc>
+        <w:tc>
+          <w:tcPr>
+            <w:tcW w:w="0" w:type="auto"/>
+            <w:tcBorders>
+              <w:top w:val="single" w:sz="1" w:space="0" w:color="000000"/>
+              <w:left w:val="single" w:sz="1" w:space="0" w:color="000000"/>
+              <w:bottom w:val="single" w:sz="1" w:space="0" w:color="000000"/>
+            </w:tcBorders>
+          </w:tcPr>
+          <w:p>
+            <w:r>
+              <w:t>Minor</w:t>
+            </w:r>
+          </w:p>
+        </w:tc>
+        <w:tc>
+          <w:tcPr>
+            <w:tcW w:w="0" w:type="auto"/>
+            <w:tcBorders>
+              <w:top w:val="single" w:sz="1" w:space="0" w:color="000000"/>
+              <w:left w:val="single" w:sz="1" w:space="0" w:color="000000"/>
+              <w:bottom w:val="single" w:sz="1" w:space="0" w:color="000000"/>
+            </w:tcBorders>
+          </w:tcPr>
+          <w:p>
+            <w:proofErr w:type="spellStart"/>
+            <w:r>
+              <w:rPr>
+                <w:sz w:val="20"/>
+              </w:rPr>
+              <w:t>FormatCommandNumber</w:t>
+            </w:r>
+            <w:proofErr w:type="spellEnd"/>
+            <w:r>
+              <w:rPr>
+                <w:sz w:val="20"/>
+              </w:rPr>
+              <w:t xml:space="preserve"> produces 4+ digit strings for command numbers &gt;= 1000</w:t>
+            </w:r>
+          </w:p>
+        </w:tc>
+      </w:tr>
+      <w:tr>
+        <w:trPr>
+          <w:cantSplit/>
+          <w:tblCellSpacing w:w="0" w:type="dxa"/>
+          <w:jc w:val="center"/>
+        </w:trPr>
+        <w:tc>
+          <w:tcPr>
+            <w:tcW w:w="0" w:type="auto"/>
+            <w:tcBorders>
+              <w:top w:val="single" w:sz="1" w:space="0" w:color="000000"/>
+              <w:bottom w:val="single" w:sz="1" w:space="0" w:color="000000"/>
+            </w:tcBorders>
+          </w:tcPr>
+          <w:p>
+            <w:pPr>
+              <w:rPr>
+                <w:rFonts w:eastAsia="Georgia" w:hAnsi="Georgia" w:cs="Georgia"/>
+              </w:rPr>
+            </w:pPr>
+            <w:r>
+              <w:rPr>
+                <w:rFonts w:eastAsia="Georgia" w:hAnsi="Georgia" w:cs="Georgia"/>
+              </w:rPr>
+              <w:t>BUG_0</w:t>
+            </w:r>
+            <w:r>
+              <w:rPr>
+                <w:rFonts w:eastAsia="Georgia" w:hAnsi="Georgia" w:cs="Georgia"/>
+              </w:rPr>
+              <w:t>10</w:t>
+            </w:r>
+          </w:p>
+        </w:tc>
+        <w:tc>
+          <w:tcPr>
+            <w:tcW w:w="1556" w:type="dxa"/>
+            <w:tcBorders>
+              <w:top w:val="single" w:sz="1" w:space="0" w:color="000000"/>
+              <w:left w:val="single" w:sz="1" w:space="0" w:color="000000"/>
+              <w:bottom w:val="single" w:sz="1" w:space="0" w:color="000000"/>
+            </w:tcBorders>
+          </w:tcPr>
+          <w:p>
+            <w:pPr>
+              <w:rPr>
+                <w:rFonts w:eastAsia="Georgia" w:hAnsi="Georgia" w:cs="Georgia" w:hint="eastAsia"/>
+                <w:lang w:eastAsia="zh-CN"/>
+              </w:rPr>
+            </w:pPr>
+            <w:r>
+              <w:rPr>
+                <w:rFonts w:eastAsia="Georgia" w:hAnsi="Georgia" w:cs="Georgia"/>
+              </w:rPr>
+              <w:t>FR_0</w:t>
+            </w:r>
+            <w:r>
+              <w:rPr>
+                <w:rFonts w:eastAsia="Georgia" w:hAnsi="Georgia" w:cs="Georgia" w:hint="eastAsia"/>
+                <w:lang w:eastAsia="zh-CN"/>
+              </w:rPr>
+              <w:t>06</w:t>
+            </w:r>
+          </w:p>
+        </w:tc>
+        <w:tc>
+          <w:tcPr>
+            <w:tcW w:w="1107" w:type="dxa"/>
+            <w:tcBorders>
+              <w:top w:val="single" w:sz="1" w:space="0" w:color="000000"/>
+              <w:left w:val="single" w:sz="1" w:space="0" w:color="000000"/>
+              <w:bottom w:val="single" w:sz="1" w:space="0" w:color="000000"/>
+            </w:tcBorders>
+          </w:tcPr>
+          <w:p>
+            <w:r>
+              <w:t>Medium</w:t>
+            </w:r>
+          </w:p>
+        </w:tc>
+        <w:tc>
+          <w:tcPr>
+            <w:tcW w:w="0" w:type="auto"/>
+            <w:tcBorders>
+              <w:top w:val="single" w:sz="1" w:space="0" w:color="000000"/>
+              <w:left w:val="single" w:sz="1" w:space="0" w:color="000000"/>
+              <w:bottom w:val="single" w:sz="1" w:space="0" w:color="000000"/>
+            </w:tcBorders>
+          </w:tcPr>
+          <w:p>
+            <w:r>
+              <w:t>Major</w:t>
+            </w:r>
+          </w:p>
+        </w:tc>
+        <w:tc>
+          <w:tcPr>
+            <w:tcW w:w="0" w:type="auto"/>
+            <w:tcBorders>
+              <w:top w:val="single" w:sz="1" w:space="0" w:color="000000"/>
+              <w:left w:val="single" w:sz="1" w:space="0" w:color="000000"/>
+              <w:bottom w:val="single" w:sz="1" w:space="0" w:color="000000"/>
+            </w:tcBorders>
+          </w:tcPr>
+          <w:p>
+            <w:proofErr w:type="spellStart"/>
+            <w:r>
+              <w:rPr>
+                <w:sz w:val="20"/>
+              </w:rPr>
+              <w:t>Console.ReadLine</w:t>
+            </w:r>
+            <w:proofErr w:type="spellEnd"/>
+            <w:r>
+              <w:rPr>
+                <w:sz w:val="20"/>
+              </w:rPr>
+              <w:t xml:space="preserve">() in </w:t>
+            </w:r>
+            <w:proofErr w:type="spellStart"/>
+            <w:r>
+              <w:rPr>
+                <w:sz w:val="20"/>
+              </w:rPr>
+              <w:t>SelectFiles</w:t>
+            </w:r>
+            <w:proofErr w:type="spellEnd"/>
+            <w:r>
+              <w:rPr>
+                <w:sz w:val="20"/>
+              </w:rPr>
+              <w:t xml:space="preserve"> can return null, causing </w:t>
+            </w:r>
+            <w:proofErr w:type="spellStart"/>
+            <w:r>
+              <w:rPr>
+                <w:sz w:val="20"/>
+              </w:rPr>
+              <w:t>NullReferenceException</w:t>
+            </w:r>
+            <w:proofErr w:type="spellEnd"/>
+          </w:p>
+        </w:tc>
+      </w:tr>
+      <w:tr>
+        <w:trPr>
+          <w:cantSplit/>
+          <w:tblCellSpacing w:w="0" w:type="dxa"/>
+          <w:jc w:val="center"/>
+        </w:trPr>
+        <w:tc>
+          <w:tcPr>
+            <w:tcW w:w="0" w:type="auto"/>
+            <w:tcBorders>
+              <w:top w:val="single" w:sz="1" w:space="0" w:color="000000"/>
+              <w:bottom w:val="single" w:sz="1" w:space="0" w:color="000000"/>
+            </w:tcBorders>
+          </w:tcPr>
+          <w:p>
+            <w:pPr>
+              <w:rPr>
+                <w:rFonts w:eastAsia="Georgia" w:hAnsi="Georgia" w:cs="Georgia"/>
+              </w:rPr>
+            </w:pPr>
+            <w:r>
+              <w:rPr>
+                <w:rFonts w:eastAsia="Georgia" w:hAnsi="Georgia" w:cs="Georgia"/>
+              </w:rPr>
+              <w:t>BUG_0</w:t>
+            </w:r>
+            <w:r>
+              <w:rPr>
+                <w:rFonts w:eastAsia="Georgia" w:hAnsi="Georgia" w:cs="Georgia"/>
+              </w:rPr>
+              <w:t>11</w:t>
+            </w:r>
+          </w:p>
+        </w:tc>
+        <w:tc>
+          <w:tcPr>
+            <w:tcW w:w="1556" w:type="dxa"/>
+            <w:tcBorders>
+              <w:top w:val="single" w:sz="1" w:space="0" w:color="000000"/>
+              <w:left w:val="single" w:sz="1" w:space="0" w:color="000000"/>
+              <w:bottom w:val="single" w:sz="1" w:space="0" w:color="000000"/>
+            </w:tcBorders>
+          </w:tcPr>
+          <w:p>
+            <w:pPr>
+              <w:rPr>
+                <w:rFonts w:eastAsia="Georgia" w:hAnsi="Georgia" w:cs="Georgia" w:hint="eastAsia"/>
+                <w:lang w:eastAsia="zh-CN"/>
+              </w:rPr>
+            </w:pPr>
+            <w:r>
+              <w:rPr>
+                <w:rFonts w:eastAsia="Georgia" w:hAnsi="Georgia" w:cs="Georgia"/>
+              </w:rPr>
+              <w:t>FR_0</w:t>
+            </w:r>
+            <w:r>
+              <w:rPr>
+                <w:rFonts w:eastAsia="Georgia" w:hAnsi="Georgia" w:cs="Georgia" w:hint="eastAsia"/>
+                <w:lang w:eastAsia="zh-CN"/>
+              </w:rPr>
+              <w:t>14/017</w:t>
+            </w:r>
+          </w:p>
+        </w:tc>
+        <w:tc>
+          <w:tcPr>
+            <w:tcW w:w="1107" w:type="dxa"/>
+            <w:tcBorders>
+              <w:top w:val="single" w:sz="1" w:space="0" w:color="000000"/>
+              <w:left w:val="single" w:sz="1" w:space="0" w:color="000000"/>
+              <w:bottom w:val="single" w:sz="1" w:space="0" w:color="000000"/>
+            </w:tcBorders>
+          </w:tcPr>
+          <w:p>
+            <w:r>
+              <w:t>Low</w:t>
+            </w:r>
+          </w:p>
+        </w:tc>
+        <w:tc>
+          <w:tcPr>
+            <w:tcW w:w="0" w:type="auto"/>
+            <w:tcBorders>
+              <w:top w:val="single" w:sz="1" w:space="0" w:color="000000"/>
+              <w:left w:val="single" w:sz="1" w:space="0" w:color="000000"/>
+              <w:bottom w:val="single" w:sz="1" w:space="0" w:color="000000"/>
+            </w:tcBorders>
+          </w:tcPr>
+          <w:p>
+            <w:r>
+              <w:t>Minor</w:t>
+            </w:r>
+          </w:p>
+        </w:tc>
+        <w:tc>
+          <w:tcPr>
+            <w:tcW w:w="0" w:type="auto"/>
+            <w:tcBorders>
+              <w:top w:val="single" w:sz="1" w:space="0" w:color="000000"/>
+              <w:left w:val="single" w:sz="1" w:space="0" w:color="000000"/>
+              <w:bottom w:val="single" w:sz="1" w:space="0" w:color="000000"/>
+            </w:tcBorders>
+          </w:tcPr>
+          <w:p>
+            <w:r>
+              <w:rPr>
+                <w:sz w:val="20"/>
+              </w:rPr>
+              <w:t>year command uses linear search on sorted list instead of binary search</w:t>
+            </w:r>
+          </w:p>
+        </w:tc>
+      </w:tr>
+      <w:tr>
+        <w:trPr>
+          <w:cantSplit/>
+          <w:tblCellSpacing w:w="0" w:type="dxa"/>
+          <w:jc w:val="center"/>
+        </w:trPr>
+        <w:tc>
+          <w:tcPr>
+            <w:tcW w:w="0" w:type="auto"/>
+            <w:tcBorders>
+              <w:top w:val="single" w:sz="1" w:space="0" w:color="000000"/>
+              <w:bottom w:val="single" w:sz="1" w:space="0" w:color="000000"/>
+            </w:tcBorders>
+          </w:tcPr>
+          <w:p>
+            <w:pPr>
+              <w:rPr>
+                <w:rFonts w:eastAsia="Georgia" w:hAnsi="Georgia" w:cs="Georgia"/>
+              </w:rPr>
+            </w:pPr>
+            <w:r>
+              <w:rPr>
+                <w:rFonts w:eastAsia="Georgia" w:hAnsi="Georgia" w:cs="Georgia"/>
+              </w:rPr>
+              <w:t>BUG_0</w:t>
+            </w:r>
+            <w:r>
+              <w:rPr>
+                <w:rFonts w:eastAsia="Georgia" w:hAnsi="Georgia" w:cs="Georgia"/>
+              </w:rPr>
+              <w:t>12</w:t>
+            </w:r>
+          </w:p>
+        </w:tc>
+        <w:tc>
+          <w:tcPr>
+            <w:tcW w:w="1556" w:type="dxa"/>
+            <w:tcBorders>
+              <w:top w:val="single" w:sz="1" w:space="0" w:color="000000"/>
+              <w:left w:val="single" w:sz="1" w:space="0" w:color="000000"/>
+              <w:bottom w:val="single" w:sz="1" w:space="0" w:color="000000"/>
+            </w:tcBorders>
+          </w:tcPr>
+          <w:p>
+            <w:pPr>
+              <w:rPr>
+                <w:rFonts w:eastAsia="Georgia" w:hAnsi="Georgia" w:cs="Georgia" w:hint="eastAsia"/>
+                <w:lang w:eastAsia="zh-CN"/>
+              </w:rPr>
+            </w:pPr>
+            <w:r>
+              <w:rPr>
+                <w:rFonts w:eastAsia="Georgia" w:hAnsi="Georgia" w:cs="Georgia"/>
+              </w:rPr>
+              <w:t>FR_0</w:t>
+            </w:r>
+            <w:r>
+              <w:rPr>
+                <w:rFonts w:eastAsia="Georgia" w:hAnsi="Georgia" w:cs="Georgia" w:hint="eastAsia"/>
+                <w:lang w:eastAsia="zh-CN"/>
+              </w:rPr>
+              <w:t>06/037</w:t>
+            </w:r>
+          </w:p>
+        </w:tc>
+        <w:tc>
+          <w:tcPr>
+            <w:tcW w:w="1107" w:type="dxa"/>
+            <w:tcBorders>
+              <w:top w:val="single" w:sz="1" w:space="0" w:color="000000"/>
+              <w:left w:val="single" w:sz="1" w:space="0" w:color="000000"/>
+              <w:bottom w:val="single" w:sz="1" w:space="0" w:color="000000"/>
+            </w:tcBorders>
+          </w:tcPr>
+          <w:p>
+            <w:r>
+              <w:t>Medium</w:t>
+            </w:r>
+          </w:p>
+        </w:tc>
+        <w:tc>
+          <w:tcPr>
+            <w:tcW w:w="0" w:type="auto"/>
+            <w:tcBorders>
+              <w:top w:val="single" w:sz="1" w:space="0" w:color="000000"/>
+              <w:left w:val="single" w:sz="1" w:space="0" w:color="000000"/>
+              <w:bottom w:val="single" w:sz="1" w:space="0" w:color="000000"/>
+            </w:tcBorders>
+          </w:tcPr>
+          <w:p>
+            <w:r>
+              <w:t>Major</w:t>
+            </w:r>
+          </w:p>
+        </w:tc>
+        <w:tc>
+          <w:tcPr>
+            <w:tcW w:w="0" w:type="auto"/>
+            <w:tcBorders>
+              <w:top w:val="single" w:sz="1" w:space="0" w:color="000000"/>
+              <w:left w:val="single" w:sz="1" w:space="0" w:color="000000"/>
+              <w:bottom w:val="single" w:sz="1" w:space="0" w:color="000000"/>
+            </w:tcBorders>
+          </w:tcPr>
+          <w:p>
+            <w:proofErr w:type="spellStart"/>
+            <w:r>
+              <w:rPr>
+                <w:sz w:val="20"/>
+              </w:rPr>
+              <w:t>LoadCommandContent</w:t>
+            </w:r>
+            <w:proofErr w:type="spellEnd"/>
+            <w:r>
+              <w:rPr>
+                <w:sz w:val="20"/>
+              </w:rPr>
+              <w:t xml:space="preserve"> loads entire command file into memory instead of streaming line-by-line</w:t>
+            </w:r>
+          </w:p>
+        </w:tc>
+      </w:tr>
+      <w:tr>
+        <w:trPr>
+          <w:cantSplit/>
+          <w:tblCellSpacing w:w="0" w:type="dxa"/>
+          <w:jc w:val="center"/>
+        </w:trPr>
+        <w:tc>
+          <w:tcPr>
+            <w:tcW w:w="0" w:type="auto"/>
+            <w:tcBorders>
+              <w:top w:val="single" w:sz="1" w:space="0" w:color="000000"/>
+              <w:bottom w:val="single" w:sz="1" w:space="0" w:color="000000"/>
+            </w:tcBorders>
+          </w:tcPr>
+          <w:p>
+            <w:pPr>
+              <w:rPr>
+                <w:rFonts w:eastAsia="Georgia" w:hAnsi="Georgia" w:cs="Georgia"/>
+              </w:rPr>
+            </w:pPr>
+            <w:r>
+              <w:rPr>
+                <w:rFonts w:eastAsia="Georgia" w:hAnsi="Georgia" w:cs="Georgia"/>
+              </w:rPr>
+              <w:lastRenderedPageBreak/>
+              <w:t>BUG_0</w:t>
+            </w:r>
+            <w:r>
+              <w:rPr>
+                <w:rFonts w:eastAsia="Georgia" w:hAnsi="Georgia" w:cs="Georgia"/>
+              </w:rPr>
+              <w:t>13</w:t>
+            </w:r>
+          </w:p>
+        </w:tc>
+        <w:tc>
+          <w:tcPr>
+            <w:tcW w:w="1556" w:type="dxa"/>
+            <w:tcBorders>
+              <w:top w:val="single" w:sz="1" w:space="0" w:color="000000"/>
+              <w:left w:val="single" w:sz="1" w:space="0" w:color="000000"/>
+              <w:bottom w:val="single" w:sz="1" w:space="0" w:color="000000"/>
+            </w:tcBorders>
+          </w:tcPr>
+          <w:p>
+            <w:pPr>
+              <w:rPr>
+                <w:rFonts w:eastAsia="Georgia" w:hAnsi="Georgia" w:cs="Georgia" w:hint="eastAsia"/>
+                <w:lang w:eastAsia="zh-CN"/>
+              </w:rPr>
+            </w:pPr>
+            <w:r>
+              <w:rPr>
+                <w:rFonts w:eastAsia="Georgia" w:hAnsi="Georgia" w:cs="Georgia"/>
+              </w:rPr>
+              <w:t>FR_0</w:t>
+            </w:r>
+            <w:r>
+              <w:rPr>
+                <w:rFonts w:eastAsia="Georgia" w:hAnsi="Georgia" w:cs="Georgia" w:hint="eastAsia"/>
+                <w:lang w:eastAsia="zh-CN"/>
+              </w:rPr>
+              <w:t>34</w:t>
+            </w:r>
+          </w:p>
+        </w:tc>
+        <w:tc>
+          <w:tcPr>
+            <w:tcW w:w="1107" w:type="dxa"/>
+            <w:tcBorders>
+              <w:top w:val="single" w:sz="1" w:space="0" w:color="000000"/>
+              <w:left w:val="single" w:sz="1" w:space="0" w:color="000000"/>
+              <w:bottom w:val="single" w:sz="1" w:space="0" w:color="000000"/>
+            </w:tcBorders>
+          </w:tcPr>
+          <w:p>
+            <w:r>
+              <w:t>Medium</w:t>
+            </w:r>
+          </w:p>
+        </w:tc>
+        <w:tc>
+          <w:tcPr>
+            <w:tcW w:w="0" w:type="auto"/>
+            <w:tcBorders>
+              <w:top w:val="single" w:sz="1" w:space="0" w:color="000000"/>
+              <w:left w:val="single" w:sz="1" w:space="0" w:color="000000"/>
+              <w:bottom w:val="single" w:sz="1" w:space="0" w:color="000000"/>
+            </w:tcBorders>
+          </w:tcPr>
+          <w:p>
+            <w:r>
+              <w:t>Major</w:t>
+            </w:r>
+          </w:p>
+        </w:tc>
+        <w:tc>
+          <w:tcPr>
+            <w:tcW w:w="0" w:type="auto"/>
+            <w:tcBorders>
+              <w:top w:val="single" w:sz="1" w:space="0" w:color="000000"/>
+              <w:left w:val="single" w:sz="1" w:space="0" w:color="000000"/>
+              <w:bottom w:val="single" w:sz="1" w:space="0" w:color="000000"/>
+            </w:tcBorders>
+          </w:tcPr>
+          <w:p>
+            <w:r>
+              <w:rPr>
+                <w:sz w:val="20"/>
+              </w:rPr>
+              <w:t xml:space="preserve">Static field </w:t>
+            </w:r>
+            <w:proofErr w:type="spellStart"/>
+            <w:r>
+              <w:rPr>
+                <w:sz w:val="20"/>
+              </w:rPr>
+              <w:t>dataHeader</w:t>
+            </w:r>
+            <w:proofErr w:type="spellEnd"/>
+            <w:r>
+              <w:rPr>
+                <w:sz w:val="20"/>
+              </w:rPr>
+              <w:t xml:space="preserve"> retains stale value if </w:t>
+            </w:r>
+            <w:proofErr w:type="spellStart"/>
+            <w:r>
+              <w:rPr>
+                <w:sz w:val="20"/>
+              </w:rPr>
+              <w:t>LoadDataContent</w:t>
+            </w:r>
+            <w:proofErr w:type="spellEnd"/>
+            <w:r>
+              <w:rPr>
+                <w:sz w:val="20"/>
+              </w:rPr>
+              <w:t xml:space="preserve"> called multiple times</w:t>
+            </w:r>
+          </w:p>
+        </w:tc>
+      </w:tr>
+      <w:tr>
+        <w:trPr>
+          <w:cantSplit/>
+          <w:tblCellSpacing w:w="0" w:type="dxa"/>
+          <w:jc w:val="center"/>
+        </w:trPr>
+        <w:tc>
+          <w:tcPr>
+            <w:tcW w:w="0" w:type="auto"/>
+            <w:tcBorders>
+              <w:top w:val="single" w:sz="1" w:space="0" w:color="000000"/>
+              <w:bottom w:val="single" w:sz="1" w:space="0" w:color="000000"/>
+            </w:tcBorders>
+          </w:tcPr>
+          <w:p>
+            <w:pPr>
+              <w:rPr>
+                <w:rFonts w:eastAsia="Georgia" w:hAnsi="Georgia" w:cs="Georgia"/>
+              </w:rPr>
+            </w:pPr>
+            <w:r>
+              <w:rPr>
+                <w:rFonts w:eastAsia="Georgia" w:hAnsi="Georgia" w:cs="Georgia"/>
+              </w:rPr>
+              <w:t>BUG_0</w:t>
+            </w:r>
+            <w:r>
+              <w:rPr>
+                <w:rFonts w:eastAsia="Georgia" w:hAnsi="Georgia" w:cs="Georgia"/>
+              </w:rPr>
+              <w:t>14</w:t>
+            </w:r>
+          </w:p>
+        </w:tc>
+        <w:tc>
+          <w:tcPr>
+            <w:tcW w:w="1556" w:type="dxa"/>
+            <w:tcBorders>
+              <w:top w:val="single" w:sz="1" w:space="0" w:color="000000"/>
+              <w:left w:val="single" w:sz="1" w:space="0" w:color="000000"/>
+              <w:bottom w:val="single" w:sz="1" w:space="0" w:color="000000"/>
+            </w:tcBorders>
+          </w:tcPr>
+          <w:p>
+            <w:pPr>
+              <w:rPr>
+                <w:rFonts w:eastAsia="Georgia" w:hAnsi="Georgia" w:cs="Georgia" w:hint="eastAsia"/>
+                <w:lang w:eastAsia="zh-CN"/>
+              </w:rPr>
+            </w:pPr>
+            <w:r>
+              <w:rPr>
+                <w:rFonts w:eastAsia="Georgia" w:hAnsi="Georgia" w:cs="Georgia"/>
+              </w:rPr>
+              <w:t>FR_0</w:t>
+            </w:r>
+            <w:r>
+              <w:rPr>
+                <w:rFonts w:eastAsia="Georgia" w:hAnsi="Georgia" w:cs="Georgia" w:hint="eastAsia"/>
+                <w:lang w:eastAsia="zh-CN"/>
+              </w:rPr>
+              <w:t>36</w:t>
+            </w:r>
+          </w:p>
+        </w:tc>
+        <w:tc>
+          <w:tcPr>
+            <w:tcW w:w="1107" w:type="dxa"/>
+            <w:tcBorders>
+              <w:top w:val="single" w:sz="1" w:space="0" w:color="000000"/>
+              <w:left w:val="single" w:sz="1" w:space="0" w:color="000000"/>
+              <w:bottom w:val="single" w:sz="1" w:space="0" w:color="000000"/>
+            </w:tcBorders>
+          </w:tcPr>
+          <w:p>
+            <w:r>
+              <w:t>Medium</w:t>
+            </w:r>
+          </w:p>
+        </w:tc>
+        <w:tc>
+          <w:tcPr>
+            <w:tcW w:w="0" w:type="auto"/>
+            <w:tcBorders>
+              <w:top w:val="single" w:sz="1" w:space="0" w:color="000000"/>
+              <w:left w:val="single" w:sz="1" w:space="0" w:color="000000"/>
+              <w:bottom w:val="single" w:sz="1" w:space="0" w:color="000000"/>
+            </w:tcBorders>
+          </w:tcPr>
+          <w:p>
+            <w:r>
+              <w:t>Major</w:t>
+            </w:r>
+          </w:p>
+        </w:tc>
+        <w:tc>
+          <w:tcPr>
+            <w:tcW w:w="0" w:type="auto"/>
+            <w:tcBorders>
+              <w:top w:val="single" w:sz="1" w:space="0" w:color="000000"/>
+              <w:left w:val="single" w:sz="1" w:space="0" w:color="000000"/>
+              <w:bottom w:val="single" w:sz="1" w:space="0" w:color="000000"/>
+            </w:tcBorders>
+          </w:tcPr>
+          <w:p>
+            <w:r>
+              <w:rPr>
+                <w:sz w:val="20"/>
+              </w:rPr>
+              <w:t xml:space="preserve">Static </w:t>
+            </w:r>
+            <w:proofErr w:type="spellStart"/>
+            <w:r>
+              <w:rPr>
+                <w:sz w:val="20"/>
+              </w:rPr>
+              <w:t>commandCount</w:t>
+            </w:r>
+            <w:proofErr w:type="spellEnd"/>
+            <w:r>
+              <w:rPr>
+                <w:sz w:val="20"/>
+              </w:rPr>
+              <w:t xml:space="preserve"> not reset between </w:t>
+            </w:r>
+            <w:proofErr w:type="gramStart"/>
+            <w:r>
+              <w:rPr>
+                <w:sz w:val="20"/>
+              </w:rPr>
+              <w:t>Boot(</w:t>
+            </w:r>
+            <w:proofErr w:type="gramEnd"/>
+            <w:r>
+              <w:rPr>
+                <w:sz w:val="20"/>
+              </w:rPr>
+              <w:t>) calls; numbering continues incorrectly</w:t>
+            </w:r>
+          </w:p>
+        </w:tc>
+      </w:tr>
+      <w:tr>
+        <w:trPr>
+          <w:cantSplit/>
+          <w:tblCellSpacing w:w="0" w:type="dxa"/>
+          <w:jc w:val="center"/>
+        </w:trPr>
+        <w:tc>
+          <w:tcPr>
+            <w:tcW w:w="0" w:type="auto"/>
+            <w:tcBorders>
+              <w:top w:val="single" w:sz="1" w:space="0" w:color="000000"/>
+              <w:bottom w:val="single" w:sz="1" w:space="0" w:color="000000"/>
+            </w:tcBorders>
+          </w:tcPr>
+          <w:p>
+            <w:pPr>
+              <w:rPr>
+                <w:rFonts w:eastAsia="Georgia" w:hAnsi="Georgia" w:cs="Georgia"/>
+              </w:rPr>
+            </w:pPr>
+            <w:r>
+              <w:rPr>
+                <w:rFonts w:eastAsia="Georgia" w:hAnsi="Georgia" w:cs="Georgia"/>
+              </w:rPr>
+              <w:t>BUG_0</w:t>
+            </w:r>
+            <w:r>
+              <w:rPr>
+                <w:rFonts w:eastAsia="Georgia" w:hAnsi="Georgia" w:cs="Georgia"/>
+              </w:rPr>
+              <w:t>15</w:t>
+            </w:r>
+          </w:p>
+        </w:tc>
+        <w:tc>
+          <w:tcPr>
+            <w:tcW w:w="1556" w:type="dxa"/>
+            <w:tcBorders>
+              <w:top w:val="single" w:sz="1" w:space="0" w:color="000000"/>
+              <w:left w:val="single" w:sz="1" w:space="0" w:color="000000"/>
+              <w:bottom w:val="single" w:sz="1" w:space="0" w:color="000000"/>
+            </w:tcBorders>
+          </w:tcPr>
+          <w:p>
+            <w:pPr>
+              <w:rPr>
+                <w:rFonts w:eastAsia="Georgia" w:hAnsi="Georgia" w:cs="Georgia" w:hint="eastAsia"/>
+                <w:lang w:eastAsia="zh-CN"/>
+              </w:rPr>
+            </w:pPr>
+            <w:r>
+              <w:rPr>
+                <w:rFonts w:eastAsia="Georgia" w:hAnsi="Georgia" w:cs="Georgia"/>
+              </w:rPr>
+              <w:t>FR_0</w:t>
+            </w:r>
+            <w:r>
+              <w:rPr>
+                <w:rFonts w:eastAsia="Georgia" w:hAnsi="Georgia" w:cs="Georgia" w:hint="eastAsia"/>
+                <w:lang w:eastAsia="zh-CN"/>
+              </w:rPr>
+              <w:t>31</w:t>
+            </w:r>
+          </w:p>
+        </w:tc>
+        <w:tc>
+          <w:tcPr>
+            <w:tcW w:w="1107" w:type="dxa"/>
+            <w:tcBorders>
+              <w:top w:val="single" w:sz="1" w:space="0" w:color="000000"/>
+              <w:left w:val="single" w:sz="1" w:space="0" w:color="000000"/>
+              <w:bottom w:val="single" w:sz="1" w:space="0" w:color="000000"/>
+            </w:tcBorders>
+          </w:tcPr>
+          <w:p>
+            <w:r>
+              <w:t>Low</w:t>
+            </w:r>
+          </w:p>
+        </w:tc>
+        <w:tc>
+          <w:tcPr>
+            <w:tcW w:w="0" w:type="auto"/>
+            <w:tcBorders>
+              <w:top w:val="single" w:sz="1" w:space="0" w:color="000000"/>
+              <w:left w:val="single" w:sz="1" w:space="0" w:color="000000"/>
+              <w:bottom w:val="single" w:sz="1" w:space="0" w:color="000000"/>
+            </w:tcBorders>
+          </w:tcPr>
+          <w:p>
+            <w:r>
+              <w:t>Minor</w:t>
+            </w:r>
+          </w:p>
+        </w:tc>
+        <w:tc>
+          <w:tcPr>
+            <w:tcW w:w="0" w:type="auto"/>
+            <w:tcBorders>
+              <w:top w:val="single" w:sz="1" w:space="0" w:color="000000"/>
+              <w:left w:val="single" w:sz="1" w:space="0" w:color="000000"/>
+              <w:bottom w:val="single" w:sz="1" w:space="0" w:color="000000"/>
+            </w:tcBorders>
+          </w:tcPr>
+          <w:p>
+            <w:r>
+              <w:rPr>
+                <w:sz w:val="20"/>
+              </w:rPr>
+              <w:t xml:space="preserve">margin </w:t>
+            </w:r>
+            <w:proofErr w:type="spellStart"/>
+            <w:r>
+              <w:rPr>
+                <w:sz w:val="20"/>
+              </w:rPr>
+              <w:t>endYear</w:t>
+            </w:r>
+            <w:proofErr w:type="spellEnd"/>
+            <w:r>
+              <w:rPr>
+                <w:sz w:val="20"/>
+              </w:rPr>
+              <w:t xml:space="preserve"> calculation assumes consecutive years; incorrect when data has year gaps</w:t>
             </w:r>
           </w:p>
         </w:tc>
@@ -12522,6 +13713,12 @@
             </w:tcBorders>
           </w:tcPr>
           <w:p>
+            <w:pPr>
+              <w:rPr>
+                <w:rFonts w:hint="eastAsia"/>
+                <w:lang w:eastAsia="zh-CN"/>
+              </w:rPr>
+            </w:pPr>
             <w:r>
               <w:rPr>
                 <w:rFonts w:eastAsia="Georgia" w:hAnsi="Georgia" w:cs="Georgia"/>
@@ -12561,11 +13758,24 @@
             </w:tcBorders>
           </w:tcPr>
           <w:p>
-            <w:r>
-              <w:rPr>
-                <w:rFonts w:eastAsia="Georgia" w:hAnsi="Georgia" w:cs="Georgia"/>
-              </w:rPr>
-              <w:t>FR_017</w:t>
+            <w:pPr>
+              <w:rPr>
+                <w:rFonts w:hint="eastAsia"/>
+                <w:lang w:eastAsia="zh-CN"/>
+              </w:rPr>
+            </w:pPr>
+            <w:r>
+              <w:rPr>
+                <w:rFonts w:eastAsia="Georgia" w:hAnsi="Georgia" w:cs="Georgia"/>
+              </w:rPr>
+              <w:t>FR_01</w:t>
+            </w:r>
+            <w:r>
+              <w:rPr>
+                <w:rFonts w:eastAsia="Georgia" w:hAnsi="Georgia" w:cs="Georgia" w:hint="eastAsia"/>
+                <w:lang w:eastAsia="zh-CN"/>
+              </w:rPr>
+              <w:t>8</w:t>
             </w:r>
           </w:p>
         </w:tc>
@@ -12658,7 +13868,6 @@
           </w:tcPr>
           <w:p>
             <w:r>
-              <w:lastRenderedPageBreak/>
               <w:t>Title</w:t>
             </w:r>
           </w:p>
@@ -13050,11 +14259,24 @@
             </w:tcBorders>
           </w:tcPr>
           <w:p>
-            <w:r>
-              <w:rPr>
-                <w:rFonts w:eastAsia="Georgia" w:hAnsi="Georgia" w:cs="Georgia"/>
-              </w:rPr>
-              <w:t>FR_006</w:t>
+            <w:pPr>
+              <w:rPr>
+                <w:rFonts w:hint="eastAsia"/>
+                <w:lang w:eastAsia="zh-CN"/>
+              </w:rPr>
+            </w:pPr>
+            <w:r>
+              <w:rPr>
+                <w:rFonts w:eastAsia="Georgia" w:hAnsi="Georgia" w:cs="Georgia"/>
+              </w:rPr>
+              <w:t>FR_0</w:t>
+            </w:r>
+            <w:r>
+              <w:rPr>
+                <w:rFonts w:eastAsia="Georgia" w:hAnsi="Georgia" w:cs="Georgia" w:hint="eastAsia"/>
+                <w:lang w:eastAsia="zh-CN"/>
+              </w:rPr>
+              <w:t>37</w:t>
             </w:r>
           </w:p>
         </w:tc>
@@ -13263,6 +14485,7 @@
           </w:tcPr>
           <w:p>
             <w:r>
+              <w:lastRenderedPageBreak/>
               <w:t>Test Steps</w:t>
             </w:r>
           </w:p>
@@ -13558,11 +14781,24 @@
             </w:tcBorders>
           </w:tcPr>
           <w:p>
-            <w:r>
-              <w:rPr>
-                <w:rFonts w:eastAsia="Georgia" w:hAnsi="Georgia" w:cs="Georgia"/>
-              </w:rPr>
-              <w:t>FR_029</w:t>
+            <w:pPr>
+              <w:rPr>
+                <w:rFonts w:hint="eastAsia"/>
+                <w:lang w:eastAsia="zh-CN"/>
+              </w:rPr>
+            </w:pPr>
+            <w:r>
+              <w:rPr>
+                <w:rFonts w:eastAsia="Georgia" w:hAnsi="Georgia" w:cs="Georgia"/>
+              </w:rPr>
+              <w:t>FR_0</w:t>
+            </w:r>
+            <w:r>
+              <w:rPr>
+                <w:rFonts w:eastAsia="Georgia" w:hAnsi="Georgia" w:cs="Georgia" w:hint="eastAsia"/>
+                <w:lang w:eastAsia="zh-CN"/>
+              </w:rPr>
+              <w:t>30</w:t>
             </w:r>
           </w:p>
         </w:tc>
@@ -13699,7 +14935,6 @@
           </w:tcPr>
           <w:p>
             <w:r>
-              <w:lastRenderedPageBreak/>
               <w:t>Description</w:t>
             </w:r>
           </w:p>
@@ -14114,11 +15349,24 @@
             </w:tcBorders>
           </w:tcPr>
           <w:p>
-            <w:r>
-              <w:rPr>
-                <w:rFonts w:eastAsia="Georgia" w:hAnsi="Georgia" w:cs="Georgia"/>
-              </w:rPr>
-              <w:t>FR_001</w:t>
+            <w:pPr>
+              <w:rPr>
+                <w:rFonts w:hint="eastAsia"/>
+                <w:lang w:eastAsia="zh-CN"/>
+              </w:rPr>
+            </w:pPr>
+            <w:r>
+              <w:rPr>
+                <w:rFonts w:eastAsia="Georgia" w:hAnsi="Georgia" w:cs="Georgia"/>
+              </w:rPr>
+              <w:t>FR_00</w:t>
+            </w:r>
+            <w:r>
+              <w:rPr>
+                <w:rFonts w:eastAsia="Georgia" w:hAnsi="Georgia" w:cs="Georgia" w:hint="eastAsia"/>
+                <w:lang w:eastAsia="zh-CN"/>
+              </w:rPr>
+              <w:t>3</w:t>
             </w:r>
           </w:p>
         </w:tc>
@@ -14454,6 +15702,7 @@
           </w:tcPr>
           <w:p>
             <w:r>
+              <w:lastRenderedPageBreak/>
               <w:t>Expected Result</w:t>
             </w:r>
           </w:p>
@@ -14662,11 +15911,24 @@
             </w:tcBorders>
           </w:tcPr>
           <w:p>
-            <w:r>
-              <w:rPr>
-                <w:rFonts w:eastAsia="Georgia" w:hAnsi="Georgia" w:cs="Georgia"/>
-              </w:rPr>
-              <w:t>FR_033</w:t>
+            <w:pPr>
+              <w:rPr>
+                <w:rFonts w:hint="eastAsia"/>
+                <w:lang w:eastAsia="zh-CN"/>
+              </w:rPr>
+            </w:pPr>
+            <w:r>
+              <w:rPr>
+                <w:rFonts w:eastAsia="Georgia" w:hAnsi="Georgia" w:cs="Georgia"/>
+              </w:rPr>
+              <w:t>FR_03</w:t>
+            </w:r>
+            <w:r>
+              <w:rPr>
+                <w:rFonts w:eastAsia="Georgia" w:hAnsi="Georgia" w:cs="Georgia" w:hint="eastAsia"/>
+                <w:lang w:eastAsia="zh-CN"/>
+              </w:rPr>
+              <w:t>4</w:t>
             </w:r>
           </w:p>
         </w:tc>
@@ -14857,7 +16119,6 @@
           </w:tcPr>
           <w:p>
             <w:r>
-              <w:lastRenderedPageBreak/>
               <w:t>Precondition</w:t>
             </w:r>
           </w:p>
@@ -15158,9 +16419,2506 @@
             </w:tcBorders>
           </w:tcPr>
           <w:p>
-            <w:r>
-              <w:rPr>
-                <w:rFonts w:eastAsia="Georgia" w:hAnsi="Georgia" w:cs="Georgia"/>
+            <w:pPr>
+              <w:rPr>
+                <w:rFonts w:hint="eastAsia"/>
+                <w:lang w:eastAsia="zh-CN"/>
+              </w:rPr>
+            </w:pPr>
+            <w:r>
+              <w:rPr>
+                <w:rFonts w:eastAsia="Georgia" w:hAnsi="Georgia" w:cs="Georgia"/>
+              </w:rPr>
+              <w:t>FR_0</w:t>
+            </w:r>
+            <w:r>
+              <w:rPr>
+                <w:rFonts w:eastAsia="Georgia" w:hAnsi="Georgia" w:cs="Georgia" w:hint="eastAsia"/>
+                <w:lang w:eastAsia="zh-CN"/>
+              </w:rPr>
+              <w:t>31</w:t>
+            </w:r>
+          </w:p>
+        </w:tc>
+      </w:tr>
+      <w:tr>
+        <w:trPr>
+          <w:cantSplit/>
+          <w:tblCellSpacing w:w="0" w:type="dxa"/>
+          <w:jc w:val="center"/>
+        </w:trPr>
+        <w:tc>
+          <w:tcPr>
+            <w:tcW w:w="0" w:type="auto"/>
+            <w:tcBorders>
+              <w:top w:val="single" w:sz="1" w:space="0" w:color="000000"/>
+              <w:bottom w:val="single" w:sz="1" w:space="0" w:color="000000"/>
+            </w:tcBorders>
+          </w:tcPr>
+          <w:p>
+            <w:r>
+              <w:t>Priority</w:t>
+            </w:r>
+          </w:p>
+        </w:tc>
+        <w:tc>
+          <w:tcPr>
+            <w:tcW w:w="0" w:type="auto"/>
+            <w:tcBorders>
+              <w:top w:val="single" w:sz="1" w:space="0" w:color="000000"/>
+              <w:left w:val="single" w:sz="1" w:space="0" w:color="000000"/>
+              <w:bottom w:val="single" w:sz="1" w:space="0" w:color="000000"/>
+            </w:tcBorders>
+          </w:tcPr>
+          <w:p>
+            <w:r>
+              <w:t>Medium</w:t>
+            </w:r>
+          </w:p>
+        </w:tc>
+      </w:tr>
+      <w:tr>
+        <w:trPr>
+          <w:cantSplit/>
+          <w:tblCellSpacing w:w="0" w:type="dxa"/>
+          <w:jc w:val="center"/>
+        </w:trPr>
+        <w:tc>
+          <w:tcPr>
+            <w:tcW w:w="0" w:type="auto"/>
+            <w:tcBorders>
+              <w:top w:val="single" w:sz="1" w:space="0" w:color="000000"/>
+              <w:bottom w:val="single" w:sz="1" w:space="0" w:color="000000"/>
+            </w:tcBorders>
+          </w:tcPr>
+          <w:p>
+            <w:r>
+              <w:t>Severity</w:t>
+            </w:r>
+          </w:p>
+        </w:tc>
+        <w:tc>
+          <w:tcPr>
+            <w:tcW w:w="0" w:type="auto"/>
+            <w:tcBorders>
+              <w:top w:val="single" w:sz="1" w:space="0" w:color="000000"/>
+              <w:left w:val="single" w:sz="1" w:space="0" w:color="000000"/>
+              <w:bottom w:val="single" w:sz="1" w:space="0" w:color="000000"/>
+            </w:tcBorders>
+          </w:tcPr>
+          <w:p>
+            <w:r>
+              <w:t>Major</w:t>
+            </w:r>
+          </w:p>
+        </w:tc>
+      </w:tr>
+      <w:tr>
+        <w:trPr>
+          <w:cantSplit/>
+          <w:tblCellSpacing w:w="0" w:type="dxa"/>
+          <w:jc w:val="center"/>
+        </w:trPr>
+        <w:tc>
+          <w:tcPr>
+            <w:tcW w:w="0" w:type="auto"/>
+            <w:tcBorders>
+              <w:top w:val="single" w:sz="1" w:space="0" w:color="000000"/>
+              <w:bottom w:val="single" w:sz="1" w:space="0" w:color="000000"/>
+            </w:tcBorders>
+          </w:tcPr>
+          <w:p>
+            <w:r>
+              <w:t>Title</w:t>
+            </w:r>
+          </w:p>
+        </w:tc>
+        <w:tc>
+          <w:tcPr>
+            <w:tcW w:w="0" w:type="auto"/>
+            <w:tcBorders>
+              <w:top w:val="single" w:sz="1" w:space="0" w:color="000000"/>
+              <w:left w:val="single" w:sz="1" w:space="0" w:color="000000"/>
+              <w:bottom w:val="single" w:sz="1" w:space="0" w:color="000000"/>
+            </w:tcBorders>
+          </w:tcPr>
+          <w:p>
+            <w:r>
+              <w:t>Commands file loaded entirely into memory instead of line-by-line</w:t>
+            </w:r>
+          </w:p>
+        </w:tc>
+      </w:tr>
+      <w:tr>
+        <w:trPr>
+          <w:cantSplit/>
+          <w:tblCellSpacing w:w="0" w:type="dxa"/>
+          <w:jc w:val="center"/>
+        </w:trPr>
+        <w:tc>
+          <w:tcPr>
+            <w:tcW w:w="0" w:type="auto"/>
+            <w:tcBorders>
+              <w:top w:val="single" w:sz="1" w:space="0" w:color="000000"/>
+              <w:bottom w:val="single" w:sz="1" w:space="0" w:color="000000"/>
+            </w:tcBorders>
+          </w:tcPr>
+          <w:p>
+            <w:r>
+              <w:t>Description</w:t>
+            </w:r>
+          </w:p>
+        </w:tc>
+        <w:tc>
+          <w:tcPr>
+            <w:tcW w:w="0" w:type="auto"/>
+            <w:tcBorders>
+              <w:top w:val="single" w:sz="1" w:space="0" w:color="000000"/>
+              <w:left w:val="single" w:sz="1" w:space="0" w:color="000000"/>
+              <w:bottom w:val="single" w:sz="1" w:space="0" w:color="000000"/>
+            </w:tcBorders>
+          </w:tcPr>
+          <w:p>
+            <w:r>
+              <w:rPr>
+                <w:rFonts w:eastAsia="Georgia" w:hAnsi="Georgia" w:cs="Georgia"/>
+              </w:rPr>
+              <w:t xml:space="preserve">Requirement FR_006 specifies line-by-line processing. Implementation uses </w:t>
+            </w:r>
+            <w:proofErr w:type="spellStart"/>
+            <w:r>
+              <w:rPr>
+                <w:rFonts w:eastAsia="Georgia" w:hAnsi="Georgia" w:cs="Georgia"/>
+              </w:rPr>
+              <w:t>File.ReadAllLines</w:t>
+            </w:r>
+            <w:proofErr w:type="spellEnd"/>
+            <w:r>
+              <w:rPr>
+                <w:rFonts w:eastAsia="Georgia" w:hAnsi="Georgia" w:cs="Georgia"/>
+              </w:rPr>
+              <w:t xml:space="preserve">(), loading entire file into </w:t>
+            </w:r>
+            <w:proofErr w:type="gramStart"/>
+            <w:r>
+              <w:rPr>
+                <w:rFonts w:eastAsia="Georgia" w:hAnsi="Georgia" w:cs="Georgia"/>
+              </w:rPr>
+              <w:t>string[</w:t>
+            </w:r>
+            <w:proofErr w:type="gramEnd"/>
+            <w:r>
+              <w:rPr>
+                <w:rFonts w:eastAsia="Georgia" w:hAnsi="Georgia" w:cs="Georgia"/>
+              </w:rPr>
+              <w:t>] array at once.</w:t>
+            </w:r>
+          </w:p>
+        </w:tc>
+      </w:tr>
+      <w:tr>
+        <w:trPr>
+          <w:cantSplit/>
+          <w:tblCellSpacing w:w="0" w:type="dxa"/>
+          <w:jc w:val="center"/>
+        </w:trPr>
+        <w:tc>
+          <w:tcPr>
+            <w:tcW w:w="0" w:type="auto"/>
+            <w:tcBorders>
+              <w:top w:val="single" w:sz="1" w:space="0" w:color="000000"/>
+              <w:bottom w:val="single" w:sz="1" w:space="0" w:color="000000"/>
+            </w:tcBorders>
+          </w:tcPr>
+          <w:p>
+            <w:r>
+              <w:t>Precondition</w:t>
+            </w:r>
+          </w:p>
+        </w:tc>
+        <w:tc>
+          <w:tcPr>
+            <w:tcW w:w="0" w:type="auto"/>
+            <w:tcBorders>
+              <w:top w:val="single" w:sz="1" w:space="0" w:color="000000"/>
+              <w:left w:val="single" w:sz="1" w:space="0" w:color="000000"/>
+              <w:bottom w:val="single" w:sz="1" w:space="0" w:color="000000"/>
+            </w:tcBorders>
+          </w:tcPr>
+          <w:p>
+            <w:r>
+              <w:rPr>
+                <w:rFonts w:eastAsia="Georgia" w:hAnsi="Georgia" w:cs="Georgia"/>
+              </w:rPr>
+              <w:t>Code review of course_work-2.cs</w:t>
+            </w:r>
+          </w:p>
+        </w:tc>
+      </w:tr>
+      <w:tr>
+        <w:trPr>
+          <w:cantSplit/>
+          <w:tblCellSpacing w:w="0" w:type="dxa"/>
+          <w:jc w:val="center"/>
+        </w:trPr>
+        <w:tc>
+          <w:tcPr>
+            <w:tcW w:w="0" w:type="auto"/>
+            <w:tcBorders>
+              <w:top w:val="single" w:sz="1" w:space="0" w:color="000000"/>
+              <w:bottom w:val="single" w:sz="1" w:space="0" w:color="000000"/>
+            </w:tcBorders>
+          </w:tcPr>
+          <w:p>
+            <w:r>
+              <w:t>Test Steps</w:t>
+            </w:r>
+          </w:p>
+        </w:tc>
+        <w:tc>
+          <w:tcPr>
+            <w:tcW w:w="0" w:type="auto"/>
+            <w:tcBorders>
+              <w:top w:val="single" w:sz="1" w:space="0" w:color="000000"/>
+              <w:left w:val="single" w:sz="1" w:space="0" w:color="000000"/>
+              <w:bottom w:val="single" w:sz="1" w:space="0" w:color="000000"/>
+            </w:tcBorders>
+          </w:tcPr>
+          <w:p>
+            <w:r>
+              <w:rPr>
+                <w:rFonts w:eastAsia="Georgia" w:hAnsi="Georgia" w:cs="Georgia"/>
+              </w:rPr>
+              <w:t xml:space="preserve">1. Open course_work-2.cs 2. Navigate to </w:t>
+            </w:r>
+            <w:proofErr w:type="spellStart"/>
+            <w:r>
+              <w:rPr>
+                <w:rFonts w:eastAsia="Georgia" w:hAnsi="Georgia" w:cs="Georgia"/>
+              </w:rPr>
+              <w:t>LoadCommandContent</w:t>
+            </w:r>
+            <w:proofErr w:type="spellEnd"/>
+            <w:r>
+              <w:rPr>
+                <w:rFonts w:eastAsia="Georgia" w:hAnsi="Georgia" w:cs="Georgia"/>
+              </w:rPr>
+              <w:t xml:space="preserve"> 3. Locate </w:t>
+            </w:r>
+            <w:proofErr w:type="spellStart"/>
+            <w:r>
+              <w:rPr>
+                <w:rFonts w:eastAsia="Georgia" w:hAnsi="Georgia" w:cs="Georgia"/>
+              </w:rPr>
+              <w:t>File.ReadAllLines</w:t>
+            </w:r>
+            <w:proofErr w:type="spellEnd"/>
+            <w:r>
+              <w:rPr>
+                <w:rFonts w:eastAsia="Georgia" w:hAnsi="Georgia" w:cs="Georgia"/>
+              </w:rPr>
+              <w:t>() call</w:t>
+            </w:r>
+          </w:p>
+        </w:tc>
+      </w:tr>
+      <w:tr>
+        <w:trPr>
+          <w:cantSplit/>
+          <w:tblCellSpacing w:w="0" w:type="dxa"/>
+          <w:jc w:val="center"/>
+        </w:trPr>
+        <w:tc>
+          <w:tcPr>
+            <w:tcW w:w="0" w:type="auto"/>
+            <w:tcBorders>
+              <w:top w:val="single" w:sz="1" w:space="0" w:color="000000"/>
+              <w:bottom w:val="single" w:sz="1" w:space="0" w:color="000000"/>
+            </w:tcBorders>
+          </w:tcPr>
+          <w:p>
+            <w:r>
+              <w:t>Test Data</w:t>
+            </w:r>
+          </w:p>
+        </w:tc>
+        <w:tc>
+          <w:tcPr>
+            <w:tcW w:w="0" w:type="auto"/>
+            <w:tcBorders>
+              <w:top w:val="single" w:sz="1" w:space="0" w:color="000000"/>
+              <w:left w:val="single" w:sz="1" w:space="0" w:color="000000"/>
+              <w:bottom w:val="single" w:sz="1" w:space="0" w:color="000000"/>
+            </w:tcBorders>
+          </w:tcPr>
+          <w:p>
+            <w:r>
+              <w:rPr>
+                <w:rFonts w:eastAsia="Georgia" w:hAnsi="Georgia" w:cs="Georgia"/>
+              </w:rPr>
+              <w:t xml:space="preserve">Source: course_work-2.cs, method </w:t>
+            </w:r>
+            <w:proofErr w:type="spellStart"/>
+            <w:r>
+              <w:rPr>
+                <w:rFonts w:eastAsia="Georgia" w:hAnsi="Georgia" w:cs="Georgia"/>
+              </w:rPr>
+              <w:t>LoadCommandContent</w:t>
+            </w:r>
+            <w:proofErr w:type="spellEnd"/>
+          </w:p>
+        </w:tc>
+      </w:tr>
+      <w:tr>
+        <w:trPr>
+          <w:cantSplit/>
+          <w:tblCellSpacing w:w="0" w:type="dxa"/>
+          <w:jc w:val="center"/>
+        </w:trPr>
+        <w:tc>
+          <w:tcPr>
+            <w:tcW w:w="0" w:type="auto"/>
+            <w:tcBorders>
+              <w:top w:val="single" w:sz="1" w:space="0" w:color="000000"/>
+              <w:bottom w:val="single" w:sz="1" w:space="0" w:color="000000"/>
+            </w:tcBorders>
+          </w:tcPr>
+          <w:p>
+            <w:r>
+              <w:lastRenderedPageBreak/>
+              <w:t>Expected Result</w:t>
+            </w:r>
+          </w:p>
+        </w:tc>
+        <w:tc>
+          <w:tcPr>
+            <w:tcW w:w="0" w:type="auto"/>
+            <w:tcBorders>
+              <w:top w:val="single" w:sz="1" w:space="0" w:color="000000"/>
+              <w:left w:val="single" w:sz="1" w:space="0" w:color="000000"/>
+              <w:bottom w:val="single" w:sz="1" w:space="0" w:color="000000"/>
+            </w:tcBorders>
+          </w:tcPr>
+          <w:p>
+            <w:r>
+              <w:t xml:space="preserve">Commands read one at a time via </w:t>
+            </w:r>
+            <w:proofErr w:type="spellStart"/>
+            <w:r>
+              <w:t>StreamReader.ReadLine</w:t>
+            </w:r>
+            <w:proofErr w:type="spellEnd"/>
+            <w:r>
+              <w:t>()</w:t>
+            </w:r>
+          </w:p>
+        </w:tc>
+      </w:tr>
+      <w:tr>
+        <w:trPr>
+          <w:cantSplit/>
+          <w:tblCellSpacing w:w="0" w:type="dxa"/>
+          <w:jc w:val="center"/>
+        </w:trPr>
+        <w:tc>
+          <w:tcPr>
+            <w:tcW w:w="0" w:type="auto"/>
+            <w:tcBorders>
+              <w:top w:val="single" w:sz="1" w:space="0" w:color="000000"/>
+              <w:bottom w:val="single" w:sz="1" w:space="0" w:color="000000"/>
+            </w:tcBorders>
+          </w:tcPr>
+          <w:p>
+            <w:r>
+              <w:t>Actual Result</w:t>
+            </w:r>
+          </w:p>
+        </w:tc>
+        <w:tc>
+          <w:tcPr>
+            <w:tcW w:w="0" w:type="auto"/>
+            <w:tcBorders>
+              <w:top w:val="single" w:sz="1" w:space="0" w:color="000000"/>
+              <w:left w:val="single" w:sz="1" w:space="0" w:color="000000"/>
+              <w:bottom w:val="single" w:sz="1" w:space="0" w:color="000000"/>
+            </w:tcBorders>
+          </w:tcPr>
+          <w:p>
+            <w:r>
+              <w:t>All lines loaded into memory simultaneously before processing begins</w:t>
+            </w:r>
+          </w:p>
+        </w:tc>
+      </w:tr>
+    </w:tbl>
+    <w:p/>
+    <w:p>
+      <w:pPr>
+        <w:spacing w:after="210"/>
+      </w:pPr>
+      <w:r>
+        <w:rPr>
+          <w:b/>
+        </w:rPr>
+        <w:t>BUG_00</w:t>
+      </w:r>
+      <w:r>
+        <w:rPr>
+          <w:b/>
+        </w:rPr>
+        <w:t>7</w:t>
+      </w:r>
+      <w:r>
+        <w:rPr>
+          <w:b/>
+        </w:rPr>
+        <w:t xml:space="preserve">: </w:t>
+      </w:r>
+      <w:r>
+        <w:rPr>
+          <w:b/>
+        </w:rPr>
+        <w:t>titles command uses case-sensitive comparison; '</w:t>
+      </w:r>
+      <w:proofErr w:type="spellStart"/>
+      <w:r>
+        <w:rPr>
+          <w:b/>
+        </w:rPr>
+        <w:t>tennessee</w:t>
+      </w:r>
+      <w:proofErr w:type="spellEnd"/>
+      <w:r>
+        <w:rPr>
+          <w:b/>
+        </w:rPr>
+        <w:t xml:space="preserve">' </w:t>
+      </w:r>
+      <w:r>
+        <w:rPr>
+          <w:b/>
+        </w:rPr>
+        <w:t>≠</w:t>
+      </w:r>
+      <w:r>
+        <w:rPr>
+          <w:b/>
+        </w:rPr>
+        <w:t xml:space="preserve"> 'Tennessee'</w:t>
+      </w:r>
+    </w:p>
+    <w:tbl>
+      <w:tblPr>
+        <w:tblStyle w:val="NormalGrid"/>
+        <w:tblW w:w="0" w:type="auto"/>
+        <w:jc w:val="center"/>
+        <w:tblCellSpacing w:w="0" w:type="dxa"/>
+        <w:tblBorders>
+          <w:top w:val="single" w:sz="2" w:space="0" w:color="000000"/>
+          <w:left w:val="single" w:sz="2" w:space="0" w:color="000000"/>
+          <w:bottom w:val="single" w:sz="2" w:space="0" w:color="000000"/>
+          <w:right w:val="single" w:sz="2" w:space="0" w:color="000000"/>
+        </w:tblBorders>
+        <w:tblLook w:val="04A0" w:firstRow="1" w:lastRow="0" w:firstColumn="1" w:lastColumn="0" w:noHBand="0" w:noVBand="1"/>
+      </w:tblPr>
+      <w:tblGrid>
+        <w:gridCol w:w="1644"/>
+        <w:gridCol w:w="8430"/>
+      </w:tblGrid>
+      <w:tr>
+        <w:trPr>
+          <w:cantSplit/>
+          <w:tblCellSpacing w:w="0" w:type="dxa"/>
+          <w:jc w:val="center"/>
+        </w:trPr>
+        <w:tc>
+          <w:tcPr>
+            <w:tcW w:w="0" w:type="auto"/>
+            <w:tcBorders>
+              <w:top w:val="single" w:sz="1" w:space="0" w:color="000000"/>
+              <w:bottom w:val="single" w:sz="1" w:space="0" w:color="000000"/>
+            </w:tcBorders>
+          </w:tcPr>
+          <w:p>
+            <w:r>
+              <w:t>Field</w:t>
+            </w:r>
+          </w:p>
+        </w:tc>
+        <w:tc>
+          <w:tcPr>
+            <w:tcW w:w="0" w:type="auto"/>
+            <w:tcBorders>
+              <w:top w:val="single" w:sz="1" w:space="0" w:color="000000"/>
+              <w:left w:val="single" w:sz="1" w:space="0" w:color="000000"/>
+              <w:bottom w:val="single" w:sz="1" w:space="0" w:color="000000"/>
+            </w:tcBorders>
+          </w:tcPr>
+          <w:p>
+            <w:r>
+              <w:t>Value</w:t>
+            </w:r>
+          </w:p>
+        </w:tc>
+      </w:tr>
+      <w:tr>
+        <w:trPr>
+          <w:cantSplit/>
+          <w:tblCellSpacing w:w="0" w:type="dxa"/>
+          <w:jc w:val="center"/>
+        </w:trPr>
+        <w:tc>
+          <w:tcPr>
+            <w:tcW w:w="0" w:type="auto"/>
+            <w:tcBorders>
+              <w:top w:val="single" w:sz="1" w:space="0" w:color="000000"/>
+              <w:bottom w:val="single" w:sz="1" w:space="0" w:color="000000"/>
+            </w:tcBorders>
+          </w:tcPr>
+          <w:p>
+            <w:r>
+              <w:t>ID</w:t>
+            </w:r>
+          </w:p>
+        </w:tc>
+        <w:tc>
+          <w:tcPr>
+            <w:tcW w:w="0" w:type="auto"/>
+            <w:tcBorders>
+              <w:top w:val="single" w:sz="1" w:space="0" w:color="000000"/>
+              <w:left w:val="single" w:sz="1" w:space="0" w:color="000000"/>
+              <w:bottom w:val="single" w:sz="1" w:space="0" w:color="000000"/>
+            </w:tcBorders>
+          </w:tcPr>
+          <w:p>
+            <w:r>
+              <w:rPr>
+                <w:rFonts w:eastAsia="Georgia" w:hAnsi="Georgia" w:cs="Georgia"/>
+              </w:rPr>
+              <w:t>BUG_00</w:t>
+            </w:r>
+            <w:r>
+              <w:rPr>
+                <w:rFonts w:eastAsia="Georgia" w:hAnsi="Georgia" w:cs="Georgia"/>
+              </w:rPr>
+              <w:t>7</w:t>
+            </w:r>
+          </w:p>
+        </w:tc>
+      </w:tr>
+      <w:tr>
+        <w:trPr>
+          <w:cantSplit/>
+          <w:tblCellSpacing w:w="0" w:type="dxa"/>
+          <w:jc w:val="center"/>
+        </w:trPr>
+        <w:tc>
+          <w:tcPr>
+            <w:tcW w:w="0" w:type="auto"/>
+            <w:tcBorders>
+              <w:top w:val="single" w:sz="1" w:space="0" w:color="000000"/>
+              <w:bottom w:val="single" w:sz="1" w:space="0" w:color="000000"/>
+            </w:tcBorders>
+          </w:tcPr>
+          <w:p>
+            <w:r>
+              <w:t>Requirement</w:t>
+            </w:r>
+          </w:p>
+        </w:tc>
+        <w:tc>
+          <w:tcPr>
+            <w:tcW w:w="0" w:type="auto"/>
+            <w:tcBorders>
+              <w:top w:val="single" w:sz="1" w:space="0" w:color="000000"/>
+              <w:left w:val="single" w:sz="1" w:space="0" w:color="000000"/>
+              <w:bottom w:val="single" w:sz="1" w:space="0" w:color="000000"/>
+            </w:tcBorders>
+          </w:tcPr>
+          <w:p>
+            <w:pPr>
+              <w:rPr>
+                <w:rFonts w:hint="eastAsia"/>
+                <w:lang w:eastAsia="zh-CN"/>
+              </w:rPr>
+            </w:pPr>
+            <w:r>
+              <w:rPr>
+                <w:rFonts w:eastAsia="Georgia" w:hAnsi="Georgia" w:cs="Georgia"/>
+              </w:rPr>
+              <w:t>FR_0</w:t>
+            </w:r>
+            <w:r>
+              <w:rPr>
+                <w:rFonts w:eastAsia="Georgia" w:hAnsi="Georgia" w:cs="Georgia"/>
+              </w:rPr>
+              <w:t>22</w:t>
+            </w:r>
+          </w:p>
+        </w:tc>
+      </w:tr>
+      <w:tr>
+        <w:trPr>
+          <w:cantSplit/>
+          <w:tblCellSpacing w:w="0" w:type="dxa"/>
+          <w:jc w:val="center"/>
+        </w:trPr>
+        <w:tc>
+          <w:tcPr>
+            <w:tcW w:w="0" w:type="auto"/>
+            <w:tcBorders>
+              <w:top w:val="single" w:sz="1" w:space="0" w:color="000000"/>
+              <w:bottom w:val="single" w:sz="1" w:space="0" w:color="000000"/>
+            </w:tcBorders>
+          </w:tcPr>
+          <w:p>
+            <w:r>
+              <w:t>Priority</w:t>
+            </w:r>
+          </w:p>
+        </w:tc>
+        <w:tc>
+          <w:tcPr>
+            <w:tcW w:w="0" w:type="auto"/>
+            <w:tcBorders>
+              <w:top w:val="single" w:sz="1" w:space="0" w:color="000000"/>
+              <w:left w:val="single" w:sz="1" w:space="0" w:color="000000"/>
+              <w:bottom w:val="single" w:sz="1" w:space="0" w:color="000000"/>
+            </w:tcBorders>
+          </w:tcPr>
+          <w:p>
+            <w:r>
+              <w:t>Medium</w:t>
+            </w:r>
+          </w:p>
+        </w:tc>
+      </w:tr>
+      <w:tr>
+        <w:trPr>
+          <w:cantSplit/>
+          <w:tblCellSpacing w:w="0" w:type="dxa"/>
+          <w:jc w:val="center"/>
+        </w:trPr>
+        <w:tc>
+          <w:tcPr>
+            <w:tcW w:w="0" w:type="auto"/>
+            <w:tcBorders>
+              <w:top w:val="single" w:sz="1" w:space="0" w:color="000000"/>
+              <w:bottom w:val="single" w:sz="1" w:space="0" w:color="000000"/>
+            </w:tcBorders>
+          </w:tcPr>
+          <w:p>
+            <w:r>
+              <w:t>Severity</w:t>
+            </w:r>
+          </w:p>
+        </w:tc>
+        <w:tc>
+          <w:tcPr>
+            <w:tcW w:w="0" w:type="auto"/>
+            <w:tcBorders>
+              <w:top w:val="single" w:sz="1" w:space="0" w:color="000000"/>
+              <w:left w:val="single" w:sz="1" w:space="0" w:color="000000"/>
+              <w:bottom w:val="single" w:sz="1" w:space="0" w:color="000000"/>
+            </w:tcBorders>
+          </w:tcPr>
+          <w:p>
+            <w:r>
+              <w:t>Major</w:t>
+            </w:r>
+          </w:p>
+        </w:tc>
+      </w:tr>
+      <w:tr>
+        <w:trPr>
+          <w:cantSplit/>
+          <w:tblCellSpacing w:w="0" w:type="dxa"/>
+          <w:jc w:val="center"/>
+        </w:trPr>
+        <w:tc>
+          <w:tcPr>
+            <w:tcW w:w="0" w:type="auto"/>
+            <w:tcBorders>
+              <w:top w:val="single" w:sz="1" w:space="0" w:color="000000"/>
+              <w:bottom w:val="single" w:sz="1" w:space="0" w:color="000000"/>
+            </w:tcBorders>
+          </w:tcPr>
+          <w:p>
+            <w:r>
+              <w:t>Title</w:t>
+            </w:r>
+          </w:p>
+        </w:tc>
+        <w:tc>
+          <w:tcPr>
+            <w:tcW w:w="0" w:type="auto"/>
+            <w:tcBorders>
+              <w:top w:val="single" w:sz="1" w:space="0" w:color="000000"/>
+              <w:left w:val="single" w:sz="1" w:space="0" w:color="000000"/>
+              <w:bottom w:val="single" w:sz="1" w:space="0" w:color="000000"/>
+            </w:tcBorders>
+          </w:tcPr>
+          <w:p>
+            <w:r>
+              <w:t>titles command uses case-sensitive comparison; '</w:t>
+            </w:r>
+            <w:proofErr w:type="spellStart"/>
+            <w:r>
+              <w:t>tennessee</w:t>
+            </w:r>
+            <w:proofErr w:type="spellEnd"/>
+            <w:r>
+              <w:t xml:space="preserve">' </w:t>
+            </w:r>
+            <w:r>
+              <w:t>≠</w:t>
+            </w:r>
+            <w:r>
+              <w:t xml:space="preserve"> 'Tennessee'</w:t>
+            </w:r>
+          </w:p>
+        </w:tc>
+      </w:tr>
+      <w:tr>
+        <w:trPr>
+          <w:cantSplit/>
+          <w:tblCellSpacing w:w="0" w:type="dxa"/>
+          <w:jc w:val="center"/>
+        </w:trPr>
+        <w:tc>
+          <w:tcPr>
+            <w:tcW w:w="0" w:type="auto"/>
+            <w:tcBorders>
+              <w:top w:val="single" w:sz="1" w:space="0" w:color="000000"/>
+              <w:bottom w:val="single" w:sz="1" w:space="0" w:color="000000"/>
+            </w:tcBorders>
+          </w:tcPr>
+          <w:p>
+            <w:r>
+              <w:t>Description</w:t>
+            </w:r>
+          </w:p>
+        </w:tc>
+        <w:tc>
+          <w:tcPr>
+            <w:tcW w:w="0" w:type="auto"/>
+            <w:tcBorders>
+              <w:top w:val="single" w:sz="1" w:space="0" w:color="000000"/>
+              <w:left w:val="single" w:sz="1" w:space="0" w:color="000000"/>
+              <w:bottom w:val="single" w:sz="1" w:space="0" w:color="000000"/>
+            </w:tcBorders>
+          </w:tcPr>
+          <w:p>
+            <w:r>
+              <w:t>The titles command compares school names with == operator which is case-sensitive in C#. Entering '</w:t>
+            </w:r>
+            <w:proofErr w:type="spellStart"/>
+            <w:r>
+              <w:t>tennessee</w:t>
+            </w:r>
+            <w:proofErr w:type="spellEnd"/>
+            <w:r>
+              <w:t>' instead of 'Tennessee' returns 'Titles: 0 Runner-up: 0' even though records exist, misleading the user.</w:t>
+            </w:r>
+          </w:p>
+        </w:tc>
+      </w:tr>
+      <w:tr>
+        <w:trPr>
+          <w:cantSplit/>
+          <w:tblCellSpacing w:w="0" w:type="dxa"/>
+          <w:jc w:val="center"/>
+        </w:trPr>
+        <w:tc>
+          <w:tcPr>
+            <w:tcW w:w="0" w:type="auto"/>
+            <w:tcBorders>
+              <w:top w:val="single" w:sz="1" w:space="0" w:color="000000"/>
+              <w:bottom w:val="single" w:sz="1" w:space="0" w:color="000000"/>
+            </w:tcBorders>
+          </w:tcPr>
+          <w:p>
+            <w:r>
+              <w:t>Precondition</w:t>
+            </w:r>
+          </w:p>
+        </w:tc>
+        <w:tc>
+          <w:tcPr>
+            <w:tcW w:w="0" w:type="auto"/>
+            <w:tcBorders>
+              <w:top w:val="single" w:sz="1" w:space="0" w:color="000000"/>
+              <w:left w:val="single" w:sz="1" w:space="0" w:color="000000"/>
+              <w:bottom w:val="single" w:sz="1" w:space="0" w:color="000000"/>
+            </w:tcBorders>
+          </w:tcPr>
+          <w:p>
+            <w:r>
+              <w:t>Program started, file group A selected; Tennessee appears in data</w:t>
+            </w:r>
+          </w:p>
+        </w:tc>
+      </w:tr>
+      <w:tr>
+        <w:trPr>
+          <w:cantSplit/>
+          <w:tblCellSpacing w:w="0" w:type="dxa"/>
+          <w:jc w:val="center"/>
+        </w:trPr>
+        <w:tc>
+          <w:tcPr>
+            <w:tcW w:w="0" w:type="auto"/>
+            <w:tcBorders>
+              <w:top w:val="single" w:sz="1" w:space="0" w:color="000000"/>
+              <w:bottom w:val="single" w:sz="1" w:space="0" w:color="000000"/>
+            </w:tcBorders>
+          </w:tcPr>
+          <w:p>
+            <w:r>
+              <w:t>Test Steps</w:t>
+            </w:r>
+          </w:p>
+        </w:tc>
+        <w:tc>
+          <w:tcPr>
+            <w:tcW w:w="0" w:type="auto"/>
+            <w:tcBorders>
+              <w:top w:val="single" w:sz="1" w:space="0" w:color="000000"/>
+              <w:left w:val="single" w:sz="1" w:space="0" w:color="000000"/>
+              <w:bottom w:val="single" w:sz="1" w:space="0" w:color="000000"/>
+            </w:tcBorders>
+          </w:tcPr>
+          <w:p>
+            <w:r>
+              <w:rPr>
+                <w:sz w:val="20"/>
+              </w:rPr>
+              <w:t>1. Execute: titles</w:t>
+            </w:r>
+            <w:r>
+              <w:rPr>
+                <w:sz w:val="20"/>
+              </w:rPr>
+              <w:tab/>
+            </w:r>
+            <w:r>
+              <w:rPr>
+                <w:sz w:val="20"/>
+              </w:rPr>
+              <w:t xml:space="preserve"> </w:t>
+            </w:r>
+            <w:proofErr w:type="spellStart"/>
+            <w:r>
+              <w:rPr>
+                <w:sz w:val="20"/>
+              </w:rPr>
+              <w:t>tennessee</w:t>
+            </w:r>
+            <w:proofErr w:type="spellEnd"/>
+            <w:r>
+              <w:rPr>
+                <w:sz w:val="20"/>
+              </w:rPr>
+              <w:t xml:space="preserve"> (lowercase t)</w:t>
+            </w:r>
+            <w:r>
+              <w:rPr>
+                <w:sz w:val="20"/>
+              </w:rPr>
+              <w:br/>
+              <w:t>2. Observe output</w:t>
+            </w:r>
+          </w:p>
+        </w:tc>
+      </w:tr>
+      <w:tr>
+        <w:trPr>
+          <w:cantSplit/>
+          <w:tblCellSpacing w:w="0" w:type="dxa"/>
+          <w:jc w:val="center"/>
+        </w:trPr>
+        <w:tc>
+          <w:tcPr>
+            <w:tcW w:w="0" w:type="auto"/>
+            <w:tcBorders>
+              <w:top w:val="single" w:sz="1" w:space="0" w:color="000000"/>
+              <w:bottom w:val="single" w:sz="1" w:space="0" w:color="000000"/>
+            </w:tcBorders>
+          </w:tcPr>
+          <w:p>
+            <w:r>
+              <w:t>Test Data</w:t>
+            </w:r>
+          </w:p>
+        </w:tc>
+        <w:tc>
+          <w:tcPr>
+            <w:tcW w:w="0" w:type="auto"/>
+            <w:tcBorders>
+              <w:top w:val="single" w:sz="1" w:space="0" w:color="000000"/>
+              <w:left w:val="single" w:sz="1" w:space="0" w:color="000000"/>
+              <w:bottom w:val="single" w:sz="1" w:space="0" w:color="000000"/>
+            </w:tcBorders>
+          </w:tcPr>
+          <w:p>
+            <w:r>
+              <w:t>school=</w:t>
+            </w:r>
+            <w:proofErr w:type="spellStart"/>
+            <w:r>
+              <w:t>tennessee</w:t>
+            </w:r>
+            <w:proofErr w:type="spellEnd"/>
+            <w:r>
+              <w:t xml:space="preserve"> (all lowercase)</w:t>
+            </w:r>
+          </w:p>
+        </w:tc>
+      </w:tr>
+      <w:tr>
+        <w:trPr>
+          <w:cantSplit/>
+          <w:tblCellSpacing w:w="0" w:type="dxa"/>
+          <w:jc w:val="center"/>
+        </w:trPr>
+        <w:tc>
+          <w:tcPr>
+            <w:tcW w:w="0" w:type="auto"/>
+            <w:tcBorders>
+              <w:top w:val="single" w:sz="1" w:space="0" w:color="000000"/>
+              <w:bottom w:val="single" w:sz="1" w:space="0" w:color="000000"/>
+            </w:tcBorders>
+          </w:tcPr>
+          <w:p>
+            <w:r>
+              <w:t>Expected Result</w:t>
+            </w:r>
+          </w:p>
+        </w:tc>
+        <w:tc>
+          <w:tcPr>
+            <w:tcW w:w="0" w:type="auto"/>
+            <w:tcBorders>
+              <w:top w:val="single" w:sz="1" w:space="0" w:color="000000"/>
+              <w:left w:val="single" w:sz="1" w:space="0" w:color="000000"/>
+              <w:bottom w:val="single" w:sz="1" w:space="0" w:color="000000"/>
+            </w:tcBorders>
+          </w:tcPr>
+          <w:p>
+            <w:r>
+              <w:t>Output: 'Titles: N Runner-up: M' matching actual records (case-insensitive match)</w:t>
+            </w:r>
+          </w:p>
+        </w:tc>
+      </w:tr>
+      <w:tr>
+        <w:trPr>
+          <w:cantSplit/>
+          <w:tblCellSpacing w:w="0" w:type="dxa"/>
+          <w:jc w:val="center"/>
+        </w:trPr>
+        <w:tc>
+          <w:tcPr>
+            <w:tcW w:w="0" w:type="auto"/>
+            <w:tcBorders>
+              <w:top w:val="single" w:sz="1" w:space="0" w:color="000000"/>
+              <w:bottom w:val="single" w:sz="1" w:space="0" w:color="000000"/>
+            </w:tcBorders>
+          </w:tcPr>
+          <w:p>
+            <w:r>
+              <w:t>Actual Result</w:t>
+            </w:r>
+          </w:p>
+        </w:tc>
+        <w:tc>
+          <w:tcPr>
+            <w:tcW w:w="0" w:type="auto"/>
+            <w:tcBorders>
+              <w:top w:val="single" w:sz="1" w:space="0" w:color="000000"/>
+              <w:left w:val="single" w:sz="1" w:space="0" w:color="000000"/>
+              <w:bottom w:val="single" w:sz="1" w:space="0" w:color="000000"/>
+            </w:tcBorders>
+          </w:tcPr>
+          <w:p>
+            <w:r>
+              <w:t>Output: 'Titles: 0 Runner-up: 0' due to case mismatch</w:t>
+            </w:r>
+          </w:p>
+        </w:tc>
+      </w:tr>
+    </w:tbl>
+    <w:p/>
+    <w:p>
+      <w:pPr>
+        <w:spacing w:after="210"/>
+      </w:pPr>
+      <w:r>
+        <w:rPr>
+          <w:b/>
+        </w:rPr>
+        <w:t>BUG_00</w:t>
+      </w:r>
+      <w:r>
+        <w:rPr>
+          <w:b/>
+        </w:rPr>
+        <w:t>8</w:t>
+      </w:r>
+      <w:r>
+        <w:rPr>
+          <w:b/>
+        </w:rPr>
+        <w:t xml:space="preserve">: </w:t>
+      </w:r>
+      <w:r>
+        <w:rPr>
+          <w:b/>
+        </w:rPr>
+        <w:t>Log file not closed if exception occurs mid-processing (no try-finally block)</w:t>
+      </w:r>
+    </w:p>
+    <w:tbl>
+      <w:tblPr>
+        <w:tblStyle w:val="NormalGrid"/>
+        <w:tblW w:w="0" w:type="auto"/>
+        <w:jc w:val="center"/>
+        <w:tblCellSpacing w:w="0" w:type="dxa"/>
+        <w:tblBorders>
+          <w:top w:val="single" w:sz="2" w:space="0" w:color="000000"/>
+          <w:left w:val="single" w:sz="2" w:space="0" w:color="000000"/>
+          <w:bottom w:val="single" w:sz="2" w:space="0" w:color="000000"/>
+          <w:right w:val="single" w:sz="2" w:space="0" w:color="000000"/>
+        </w:tblBorders>
+        <w:tblLook w:val="04A0" w:firstRow="1" w:lastRow="0" w:firstColumn="1" w:lastColumn="0" w:noHBand="0" w:noVBand="1"/>
+      </w:tblPr>
+      <w:tblGrid>
+        <w:gridCol w:w="1776"/>
+        <w:gridCol w:w="8298"/>
+      </w:tblGrid>
+      <w:tr>
+        <w:trPr>
+          <w:cantSplit/>
+          <w:tblCellSpacing w:w="0" w:type="dxa"/>
+          <w:jc w:val="center"/>
+        </w:trPr>
+        <w:tc>
+          <w:tcPr>
+            <w:tcW w:w="0" w:type="auto"/>
+            <w:tcBorders>
+              <w:top w:val="single" w:sz="1" w:space="0" w:color="000000"/>
+              <w:bottom w:val="single" w:sz="1" w:space="0" w:color="000000"/>
+            </w:tcBorders>
+          </w:tcPr>
+          <w:p>
+            <w:r>
+              <w:t>Field</w:t>
+            </w:r>
+          </w:p>
+        </w:tc>
+        <w:tc>
+          <w:tcPr>
+            <w:tcW w:w="0" w:type="auto"/>
+            <w:tcBorders>
+              <w:top w:val="single" w:sz="1" w:space="0" w:color="000000"/>
+              <w:left w:val="single" w:sz="1" w:space="0" w:color="000000"/>
+              <w:bottom w:val="single" w:sz="1" w:space="0" w:color="000000"/>
+            </w:tcBorders>
+          </w:tcPr>
+          <w:p>
+            <w:r>
+              <w:t>Value</w:t>
+            </w:r>
+          </w:p>
+        </w:tc>
+      </w:tr>
+      <w:tr>
+        <w:trPr>
+          <w:cantSplit/>
+          <w:tblCellSpacing w:w="0" w:type="dxa"/>
+          <w:jc w:val="center"/>
+        </w:trPr>
+        <w:tc>
+          <w:tcPr>
+            <w:tcW w:w="0" w:type="auto"/>
+            <w:tcBorders>
+              <w:top w:val="single" w:sz="1" w:space="0" w:color="000000"/>
+              <w:bottom w:val="single" w:sz="1" w:space="0" w:color="000000"/>
+            </w:tcBorders>
+          </w:tcPr>
+          <w:p>
+            <w:r>
+              <w:rPr>
+                <w:b/>
+                <w:sz w:val="20"/>
+              </w:rPr>
+              <w:t>ID</w:t>
+            </w:r>
+          </w:p>
+        </w:tc>
+        <w:tc>
+          <w:tcPr>
+            <w:tcW w:w="0" w:type="auto"/>
+            <w:tcBorders>
+              <w:top w:val="single" w:sz="1" w:space="0" w:color="000000"/>
+              <w:left w:val="single" w:sz="1" w:space="0" w:color="000000"/>
+              <w:bottom w:val="single" w:sz="1" w:space="0" w:color="000000"/>
+            </w:tcBorders>
+          </w:tcPr>
+          <w:p>
+            <w:r>
+              <w:rPr>
+                <w:sz w:val="20"/>
+              </w:rPr>
+              <w:t>BUG_008</w:t>
+            </w:r>
+          </w:p>
+        </w:tc>
+      </w:tr>
+      <w:tr>
+        <w:trPr>
+          <w:cantSplit/>
+          <w:tblCellSpacing w:w="0" w:type="dxa"/>
+          <w:jc w:val="center"/>
+        </w:trPr>
+        <w:tc>
+          <w:tcPr>
+            <w:tcW w:w="0" w:type="auto"/>
+            <w:tcBorders>
+              <w:top w:val="single" w:sz="1" w:space="0" w:color="000000"/>
+              <w:bottom w:val="single" w:sz="1" w:space="0" w:color="000000"/>
+            </w:tcBorders>
+          </w:tcPr>
+          <w:p>
+            <w:r>
+              <w:rPr>
+                <w:b/>
+                <w:sz w:val="20"/>
+              </w:rPr>
+              <w:t>Requirement</w:t>
+            </w:r>
+          </w:p>
+        </w:tc>
+        <w:tc>
+          <w:tcPr>
+            <w:tcW w:w="0" w:type="auto"/>
+            <w:tcBorders>
+              <w:top w:val="single" w:sz="1" w:space="0" w:color="000000"/>
+              <w:left w:val="single" w:sz="1" w:space="0" w:color="000000"/>
+              <w:bottom w:val="single" w:sz="1" w:space="0" w:color="000000"/>
+            </w:tcBorders>
+          </w:tcPr>
+          <w:p>
+            <w:r>
+              <w:rPr>
+                <w:sz w:val="20"/>
+              </w:rPr>
+              <w:t>FR_037</w:t>
+            </w:r>
+          </w:p>
+        </w:tc>
+      </w:tr>
+      <w:tr>
+        <w:trPr>
+          <w:cantSplit/>
+          <w:tblCellSpacing w:w="0" w:type="dxa"/>
+          <w:jc w:val="center"/>
+        </w:trPr>
+        <w:tc>
+          <w:tcPr>
+            <w:tcW w:w="0" w:type="auto"/>
+            <w:tcBorders>
+              <w:top w:val="single" w:sz="1" w:space="0" w:color="000000"/>
+              <w:bottom w:val="single" w:sz="1" w:space="0" w:color="000000"/>
+            </w:tcBorders>
+          </w:tcPr>
+          <w:p>
+            <w:r>
+              <w:rPr>
+                <w:b/>
+                <w:sz w:val="20"/>
+              </w:rPr>
+              <w:t>Priority</w:t>
+            </w:r>
+          </w:p>
+        </w:tc>
+        <w:tc>
+          <w:tcPr>
+            <w:tcW w:w="0" w:type="auto"/>
+            <w:tcBorders>
+              <w:top w:val="single" w:sz="1" w:space="0" w:color="000000"/>
+              <w:left w:val="single" w:sz="1" w:space="0" w:color="000000"/>
+              <w:bottom w:val="single" w:sz="1" w:space="0" w:color="000000"/>
+            </w:tcBorders>
+          </w:tcPr>
+          <w:p>
+            <w:r>
+              <w:rPr>
+                <w:sz w:val="20"/>
+              </w:rPr>
+              <w:t>High</w:t>
+            </w:r>
+          </w:p>
+        </w:tc>
+      </w:tr>
+      <w:tr>
+        <w:trPr>
+          <w:cantSplit/>
+          <w:tblCellSpacing w:w="0" w:type="dxa"/>
+          <w:jc w:val="center"/>
+        </w:trPr>
+        <w:tc>
+          <w:tcPr>
+            <w:tcW w:w="0" w:type="auto"/>
+            <w:tcBorders>
+              <w:top w:val="single" w:sz="1" w:space="0" w:color="000000"/>
+              <w:bottom w:val="single" w:sz="1" w:space="0" w:color="000000"/>
+            </w:tcBorders>
+          </w:tcPr>
+          <w:p>
+            <w:r>
+              <w:rPr>
+                <w:b/>
+                <w:sz w:val="20"/>
+              </w:rPr>
+              <w:t>Severity</w:t>
+            </w:r>
+          </w:p>
+        </w:tc>
+        <w:tc>
+          <w:tcPr>
+            <w:tcW w:w="0" w:type="auto"/>
+            <w:tcBorders>
+              <w:top w:val="single" w:sz="1" w:space="0" w:color="000000"/>
+              <w:left w:val="single" w:sz="1" w:space="0" w:color="000000"/>
+              <w:bottom w:val="single" w:sz="1" w:space="0" w:color="000000"/>
+            </w:tcBorders>
+          </w:tcPr>
+          <w:p>
+            <w:r>
+              <w:rPr>
+                <w:sz w:val="20"/>
+              </w:rPr>
+              <w:t>Critical</w:t>
+            </w:r>
+          </w:p>
+        </w:tc>
+      </w:tr>
+      <w:tr>
+        <w:trPr>
+          <w:cantSplit/>
+          <w:tblCellSpacing w:w="0" w:type="dxa"/>
+          <w:jc w:val="center"/>
+        </w:trPr>
+        <w:tc>
+          <w:tcPr>
+            <w:tcW w:w="0" w:type="auto"/>
+            <w:tcBorders>
+              <w:top w:val="single" w:sz="1" w:space="0" w:color="000000"/>
+              <w:bottom w:val="single" w:sz="1" w:space="0" w:color="000000"/>
+            </w:tcBorders>
+          </w:tcPr>
+          <w:p>
+            <w:r>
+              <w:rPr>
+                <w:b/>
+                <w:sz w:val="20"/>
+              </w:rPr>
+              <w:t>Title</w:t>
+            </w:r>
+          </w:p>
+        </w:tc>
+        <w:tc>
+          <w:tcPr>
+            <w:tcW w:w="0" w:type="auto"/>
+            <w:tcBorders>
+              <w:top w:val="single" w:sz="1" w:space="0" w:color="000000"/>
+              <w:left w:val="single" w:sz="1" w:space="0" w:color="000000"/>
+              <w:bottom w:val="single" w:sz="1" w:space="0" w:color="000000"/>
+            </w:tcBorders>
+          </w:tcPr>
+          <w:p>
+            <w:r>
+              <w:rPr>
+                <w:sz w:val="20"/>
+              </w:rPr>
+              <w:t>Log file not closed if exception occurs mid-processing (no try-finally block)</w:t>
+            </w:r>
+          </w:p>
+        </w:tc>
+      </w:tr>
+      <w:tr>
+        <w:trPr>
+          <w:cantSplit/>
+          <w:tblCellSpacing w:w="0" w:type="dxa"/>
+          <w:jc w:val="center"/>
+        </w:trPr>
+        <w:tc>
+          <w:tcPr>
+            <w:tcW w:w="0" w:type="auto"/>
+            <w:tcBorders>
+              <w:top w:val="single" w:sz="1" w:space="0" w:color="000000"/>
+              <w:bottom w:val="single" w:sz="1" w:space="0" w:color="000000"/>
+            </w:tcBorders>
+          </w:tcPr>
+          <w:p>
+            <w:r>
+              <w:rPr>
+                <w:b/>
+                <w:sz w:val="20"/>
+              </w:rPr>
+              <w:t>Description</w:t>
+            </w:r>
+          </w:p>
+        </w:tc>
+        <w:tc>
+          <w:tcPr>
+            <w:tcW w:w="0" w:type="auto"/>
+            <w:tcBorders>
+              <w:top w:val="single" w:sz="1" w:space="0" w:color="000000"/>
+              <w:left w:val="single" w:sz="1" w:space="0" w:color="000000"/>
+              <w:bottom w:val="single" w:sz="1" w:space="0" w:color="000000"/>
+            </w:tcBorders>
+          </w:tcPr>
+          <w:p>
+            <w:proofErr w:type="spellStart"/>
+            <w:r>
+              <w:rPr>
+                <w:sz w:val="20"/>
+              </w:rPr>
+              <w:t>logWriter</w:t>
+            </w:r>
+            <w:proofErr w:type="spellEnd"/>
+            <w:r>
+              <w:rPr>
+                <w:sz w:val="20"/>
+              </w:rPr>
+              <w:t xml:space="preserve"> is opened at the start of </w:t>
+            </w:r>
+            <w:proofErr w:type="spellStart"/>
+            <w:r>
+              <w:rPr>
+                <w:sz w:val="20"/>
+              </w:rPr>
+              <w:t>LoadCommandContent</w:t>
+            </w:r>
+            <w:proofErr w:type="spellEnd"/>
+            <w:r>
+              <w:rPr>
+                <w:sz w:val="20"/>
+              </w:rPr>
+              <w:t xml:space="preserve"> but closed only at the end in a normal flow. If any exception is thrown during command processing, </w:t>
+            </w:r>
+            <w:proofErr w:type="spellStart"/>
+            <w:r>
+              <w:rPr>
+                <w:sz w:val="20"/>
+              </w:rPr>
+              <w:t>logWriter.Close</w:t>
+            </w:r>
+            <w:proofErr w:type="spellEnd"/>
+            <w:r>
+              <w:rPr>
+                <w:sz w:val="20"/>
+              </w:rPr>
+              <w:t>() is never called, leaving the log file locked and potentially truncated.</w:t>
+            </w:r>
+          </w:p>
+        </w:tc>
+      </w:tr>
+      <w:tr>
+        <w:trPr>
+          <w:cantSplit/>
+          <w:tblCellSpacing w:w="0" w:type="dxa"/>
+          <w:jc w:val="center"/>
+        </w:trPr>
+        <w:tc>
+          <w:tcPr>
+            <w:tcW w:w="0" w:type="auto"/>
+            <w:tcBorders>
+              <w:top w:val="single" w:sz="1" w:space="0" w:color="000000"/>
+              <w:bottom w:val="single" w:sz="1" w:space="0" w:color="000000"/>
+            </w:tcBorders>
+          </w:tcPr>
+          <w:p>
+            <w:r>
+              <w:rPr>
+                <w:b/>
+                <w:sz w:val="20"/>
+              </w:rPr>
+              <w:t>Precondition</w:t>
+            </w:r>
+          </w:p>
+        </w:tc>
+        <w:tc>
+          <w:tcPr>
+            <w:tcW w:w="0" w:type="auto"/>
+            <w:tcBorders>
+              <w:top w:val="single" w:sz="1" w:space="0" w:color="000000"/>
+              <w:left w:val="single" w:sz="1" w:space="0" w:color="000000"/>
+              <w:bottom w:val="single" w:sz="1" w:space="0" w:color="000000"/>
+            </w:tcBorders>
+          </w:tcPr>
+          <w:p>
+            <w:r>
+              <w:rPr>
+                <w:sz w:val="20"/>
+              </w:rPr>
+              <w:t>Program started; a runtime error triggered during command processing</w:t>
+            </w:r>
+          </w:p>
+        </w:tc>
+      </w:tr>
+      <w:tr>
+        <w:trPr>
+          <w:cantSplit/>
+          <w:tblCellSpacing w:w="0" w:type="dxa"/>
+          <w:jc w:val="center"/>
+        </w:trPr>
+        <w:tc>
+          <w:tcPr>
+            <w:tcW w:w="0" w:type="auto"/>
+            <w:tcBorders>
+              <w:top w:val="single" w:sz="1" w:space="0" w:color="000000"/>
+              <w:bottom w:val="single" w:sz="1" w:space="0" w:color="000000"/>
+            </w:tcBorders>
+          </w:tcPr>
+          <w:p>
+            <w:r>
+              <w:rPr>
+                <w:b/>
+                <w:sz w:val="20"/>
+              </w:rPr>
+              <w:lastRenderedPageBreak/>
+              <w:t>Test Steps</w:t>
+            </w:r>
+          </w:p>
+        </w:tc>
+        <w:tc>
+          <w:tcPr>
+            <w:tcW w:w="0" w:type="auto"/>
+            <w:tcBorders>
+              <w:top w:val="single" w:sz="1" w:space="0" w:color="000000"/>
+              <w:left w:val="single" w:sz="1" w:space="0" w:color="000000"/>
+              <w:bottom w:val="single" w:sz="1" w:space="0" w:color="000000"/>
+            </w:tcBorders>
+          </w:tcPr>
+          <w:p>
+            <w:r>
+              <w:rPr>
+                <w:sz w:val="20"/>
+              </w:rPr>
+              <w:t>1. Add a command that triggers an exception (e.g. margin</w:t>
+            </w:r>
+            <w:r>
+              <w:rPr>
+                <w:sz w:val="20"/>
+              </w:rPr>
+              <w:tab/>
+              <w:t>1988</w:t>
+            </w:r>
+            <w:r>
+              <w:rPr>
+                <w:sz w:val="20"/>
+              </w:rPr>
+              <w:tab/>
+              <w:t>0 with integer division)</w:t>
+            </w:r>
+            <w:r>
+              <w:rPr>
+                <w:sz w:val="20"/>
+              </w:rPr>
+              <w:br/>
+              <w:t>2. Run program, select A</w:t>
+            </w:r>
+            <w:r>
+              <w:rPr>
+                <w:sz w:val="20"/>
+              </w:rPr>
+              <w:br/>
+              <w:t>3. Inspect NCAAlog.txt after crash</w:t>
+            </w:r>
+          </w:p>
+        </w:tc>
+      </w:tr>
+      <w:tr>
+        <w:trPr>
+          <w:cantSplit/>
+          <w:tblCellSpacing w:w="0" w:type="dxa"/>
+          <w:jc w:val="center"/>
+        </w:trPr>
+        <w:tc>
+          <w:tcPr>
+            <w:tcW w:w="0" w:type="auto"/>
+            <w:tcBorders>
+              <w:top w:val="single" w:sz="1" w:space="0" w:color="000000"/>
+              <w:bottom w:val="single" w:sz="1" w:space="0" w:color="000000"/>
+            </w:tcBorders>
+          </w:tcPr>
+          <w:p>
+            <w:r>
+              <w:rPr>
+                <w:b/>
+                <w:sz w:val="20"/>
+              </w:rPr>
+              <w:t>Test Data</w:t>
+            </w:r>
+          </w:p>
+        </w:tc>
+        <w:tc>
+          <w:tcPr>
+            <w:tcW w:w="0" w:type="auto"/>
+            <w:tcBorders>
+              <w:top w:val="single" w:sz="1" w:space="0" w:color="000000"/>
+              <w:left w:val="single" w:sz="1" w:space="0" w:color="000000"/>
+              <w:bottom w:val="single" w:sz="1" w:space="0" w:color="000000"/>
+            </w:tcBorders>
+          </w:tcPr>
+          <w:p>
+            <w:r>
+              <w:rPr>
+                <w:sz w:val="20"/>
+              </w:rPr>
+              <w:t xml:space="preserve">Command causing runtime exception; </w:t>
+            </w:r>
+            <w:proofErr w:type="spellStart"/>
+            <w:r>
+              <w:rPr>
+                <w:sz w:val="20"/>
+              </w:rPr>
+              <w:t>logWriter</w:t>
+            </w:r>
+            <w:proofErr w:type="spellEnd"/>
+            <w:r>
+              <w:rPr>
+                <w:sz w:val="20"/>
+              </w:rPr>
+              <w:t xml:space="preserve"> open</w:t>
+            </w:r>
+          </w:p>
+        </w:tc>
+      </w:tr>
+      <w:tr>
+        <w:trPr>
+          <w:cantSplit/>
+          <w:tblCellSpacing w:w="0" w:type="dxa"/>
+          <w:jc w:val="center"/>
+        </w:trPr>
+        <w:tc>
+          <w:tcPr>
+            <w:tcW w:w="0" w:type="auto"/>
+            <w:tcBorders>
+              <w:top w:val="single" w:sz="1" w:space="0" w:color="000000"/>
+              <w:bottom w:val="single" w:sz="1" w:space="0" w:color="000000"/>
+            </w:tcBorders>
+          </w:tcPr>
+          <w:p>
+            <w:r>
+              <w:rPr>
+                <w:b/>
+                <w:sz w:val="20"/>
+              </w:rPr>
+              <w:t>Expected Result</w:t>
+            </w:r>
+          </w:p>
+        </w:tc>
+        <w:tc>
+          <w:tcPr>
+            <w:tcW w:w="0" w:type="auto"/>
+            <w:tcBorders>
+              <w:top w:val="single" w:sz="1" w:space="0" w:color="000000"/>
+              <w:left w:val="single" w:sz="1" w:space="0" w:color="000000"/>
+              <w:bottom w:val="single" w:sz="1" w:space="0" w:color="000000"/>
+            </w:tcBorders>
+          </w:tcPr>
+          <w:p>
+            <w:r>
+              <w:rPr>
+                <w:sz w:val="20"/>
+              </w:rPr>
+              <w:t>Log file properly closed and complete even when exception occurs (try-finally)</w:t>
+            </w:r>
+          </w:p>
+        </w:tc>
+      </w:tr>
+      <w:tr>
+        <w:trPr>
+          <w:cantSplit/>
+          <w:tblCellSpacing w:w="0" w:type="dxa"/>
+          <w:jc w:val="center"/>
+        </w:trPr>
+        <w:tc>
+          <w:tcPr>
+            <w:tcW w:w="0" w:type="auto"/>
+            <w:tcBorders>
+              <w:top w:val="single" w:sz="1" w:space="0" w:color="000000"/>
+              <w:bottom w:val="single" w:sz="1" w:space="0" w:color="000000"/>
+            </w:tcBorders>
+          </w:tcPr>
+          <w:p>
+            <w:r>
+              <w:rPr>
+                <w:b/>
+                <w:sz w:val="20"/>
+              </w:rPr>
+              <w:t>Actual Result</w:t>
+            </w:r>
+          </w:p>
+        </w:tc>
+        <w:tc>
+          <w:tcPr>
+            <w:tcW w:w="0" w:type="auto"/>
+            <w:tcBorders>
+              <w:top w:val="single" w:sz="1" w:space="0" w:color="000000"/>
+              <w:left w:val="single" w:sz="1" w:space="0" w:color="000000"/>
+              <w:bottom w:val="single" w:sz="1" w:space="0" w:color="000000"/>
+            </w:tcBorders>
+          </w:tcPr>
+          <w:p>
+            <w:r>
+              <w:rPr>
+                <w:sz w:val="20"/>
+              </w:rPr>
+              <w:t xml:space="preserve">Log file remains locked / incomplete; </w:t>
+            </w:r>
+            <w:proofErr w:type="spellStart"/>
+            <w:r>
+              <w:rPr>
+                <w:sz w:val="20"/>
+              </w:rPr>
+              <w:t>logWriter.Close</w:t>
+            </w:r>
+            <w:proofErr w:type="spellEnd"/>
+            <w:r>
+              <w:rPr>
+                <w:sz w:val="20"/>
+              </w:rPr>
+              <w:t>() never called</w:t>
+            </w:r>
+          </w:p>
+        </w:tc>
+      </w:tr>
+    </w:tbl>
+    <w:p/>
+    <w:p>
+      <w:pPr>
+        <w:spacing w:after="210"/>
+      </w:pPr>
+      <w:r>
+        <w:rPr>
+          <w:b/>
+        </w:rPr>
+        <w:t>BUG_00</w:t>
+      </w:r>
+      <w:r>
+        <w:rPr>
+          <w:b/>
+        </w:rPr>
+        <w:t>9</w:t>
+      </w:r>
+      <w:r>
+        <w:rPr>
+          <w:b/>
+        </w:rPr>
+        <w:t xml:space="preserve">: </w:t>
+      </w:r>
+      <w:proofErr w:type="spellStart"/>
+      <w:r>
+        <w:rPr>
+          <w:b/>
+        </w:rPr>
+        <w:t>FormatCommandNumber</w:t>
+      </w:r>
+      <w:proofErr w:type="spellEnd"/>
+      <w:r>
+        <w:rPr>
+          <w:b/>
+        </w:rPr>
+        <w:t xml:space="preserve"> produces 4+ digit strings for command numbers &gt;= 1000</w:t>
+      </w:r>
+    </w:p>
+    <w:tbl>
+      <w:tblPr>
+        <w:tblStyle w:val="NormalGrid"/>
+        <w:tblW w:w="0" w:type="auto"/>
+        <w:jc w:val="center"/>
+        <w:tblCellSpacing w:w="0" w:type="dxa"/>
+        <w:tblBorders>
+          <w:top w:val="single" w:sz="2" w:space="0" w:color="000000"/>
+          <w:left w:val="single" w:sz="2" w:space="0" w:color="000000"/>
+          <w:bottom w:val="single" w:sz="2" w:space="0" w:color="000000"/>
+          <w:right w:val="single" w:sz="2" w:space="0" w:color="000000"/>
+        </w:tblBorders>
+        <w:tblLook w:val="04A0" w:firstRow="1" w:lastRow="0" w:firstColumn="1" w:lastColumn="0" w:noHBand="0" w:noVBand="1"/>
+      </w:tblPr>
+      <w:tblGrid>
+        <w:gridCol w:w="1792"/>
+        <w:gridCol w:w="8282"/>
+      </w:tblGrid>
+      <w:tr>
+        <w:trPr>
+          <w:cantSplit/>
+          <w:tblCellSpacing w:w="0" w:type="dxa"/>
+          <w:jc w:val="center"/>
+        </w:trPr>
+        <w:tc>
+          <w:tcPr>
+            <w:tcW w:w="0" w:type="auto"/>
+            <w:tcBorders>
+              <w:top w:val="single" w:sz="1" w:space="0" w:color="000000"/>
+              <w:bottom w:val="single" w:sz="1" w:space="0" w:color="000000"/>
+            </w:tcBorders>
+          </w:tcPr>
+          <w:p>
+            <w:r>
+              <w:t>Field</w:t>
+            </w:r>
+          </w:p>
+        </w:tc>
+        <w:tc>
+          <w:tcPr>
+            <w:tcW w:w="0" w:type="auto"/>
+            <w:tcBorders>
+              <w:top w:val="single" w:sz="1" w:space="0" w:color="000000"/>
+              <w:left w:val="single" w:sz="1" w:space="0" w:color="000000"/>
+              <w:bottom w:val="single" w:sz="1" w:space="0" w:color="000000"/>
+            </w:tcBorders>
+          </w:tcPr>
+          <w:p>
+            <w:r>
+              <w:t>Value</w:t>
+            </w:r>
+          </w:p>
+        </w:tc>
+      </w:tr>
+      <w:tr>
+        <w:trPr>
+          <w:cantSplit/>
+          <w:tblCellSpacing w:w="0" w:type="dxa"/>
+          <w:jc w:val="center"/>
+        </w:trPr>
+        <w:tc>
+          <w:tcPr>
+            <w:tcW w:w="0" w:type="auto"/>
+            <w:tcBorders>
+              <w:top w:val="single" w:sz="1" w:space="0" w:color="000000"/>
+              <w:bottom w:val="single" w:sz="1" w:space="0" w:color="000000"/>
+            </w:tcBorders>
+          </w:tcPr>
+          <w:p>
+            <w:r>
+              <w:rPr>
+                <w:b/>
+                <w:sz w:val="20"/>
+              </w:rPr>
+              <w:t>ID</w:t>
+            </w:r>
+          </w:p>
+        </w:tc>
+        <w:tc>
+          <w:tcPr>
+            <w:tcW w:w="0" w:type="auto"/>
+            <w:tcBorders>
+              <w:top w:val="single" w:sz="1" w:space="0" w:color="000000"/>
+              <w:left w:val="single" w:sz="1" w:space="0" w:color="000000"/>
+              <w:bottom w:val="single" w:sz="1" w:space="0" w:color="000000"/>
+            </w:tcBorders>
+          </w:tcPr>
+          <w:p>
+            <w:r>
+              <w:rPr>
+                <w:sz w:val="20"/>
+              </w:rPr>
+              <w:t>BUG_009</w:t>
+            </w:r>
+          </w:p>
+        </w:tc>
+      </w:tr>
+      <w:tr>
+        <w:trPr>
+          <w:cantSplit/>
+          <w:tblCellSpacing w:w="0" w:type="dxa"/>
+          <w:jc w:val="center"/>
+        </w:trPr>
+        <w:tc>
+          <w:tcPr>
+            <w:tcW w:w="0" w:type="auto"/>
+            <w:tcBorders>
+              <w:top w:val="single" w:sz="1" w:space="0" w:color="000000"/>
+              <w:bottom w:val="single" w:sz="1" w:space="0" w:color="000000"/>
+            </w:tcBorders>
+          </w:tcPr>
+          <w:p>
+            <w:r>
+              <w:rPr>
+                <w:b/>
+                <w:sz w:val="20"/>
+              </w:rPr>
+              <w:t>Requirement</w:t>
+            </w:r>
+          </w:p>
+        </w:tc>
+        <w:tc>
+          <w:tcPr>
+            <w:tcW w:w="0" w:type="auto"/>
+            <w:tcBorders>
+              <w:top w:val="single" w:sz="1" w:space="0" w:color="000000"/>
+              <w:left w:val="single" w:sz="1" w:space="0" w:color="000000"/>
+              <w:bottom w:val="single" w:sz="1" w:space="0" w:color="000000"/>
+            </w:tcBorders>
+          </w:tcPr>
+          <w:p>
+            <w:r>
+              <w:rPr>
+                <w:sz w:val="20"/>
+              </w:rPr>
+              <w:t>FR_036</w:t>
+            </w:r>
+          </w:p>
+        </w:tc>
+      </w:tr>
+      <w:tr>
+        <w:trPr>
+          <w:cantSplit/>
+          <w:tblCellSpacing w:w="0" w:type="dxa"/>
+          <w:jc w:val="center"/>
+        </w:trPr>
+        <w:tc>
+          <w:tcPr>
+            <w:tcW w:w="0" w:type="auto"/>
+            <w:tcBorders>
+              <w:top w:val="single" w:sz="1" w:space="0" w:color="000000"/>
+              <w:bottom w:val="single" w:sz="1" w:space="0" w:color="000000"/>
+            </w:tcBorders>
+          </w:tcPr>
+          <w:p>
+            <w:r>
+              <w:rPr>
+                <w:b/>
+                <w:sz w:val="20"/>
+              </w:rPr>
+              <w:t>Priority</w:t>
+            </w:r>
+          </w:p>
+        </w:tc>
+        <w:tc>
+          <w:tcPr>
+            <w:tcW w:w="0" w:type="auto"/>
+            <w:tcBorders>
+              <w:top w:val="single" w:sz="1" w:space="0" w:color="000000"/>
+              <w:left w:val="single" w:sz="1" w:space="0" w:color="000000"/>
+              <w:bottom w:val="single" w:sz="1" w:space="0" w:color="000000"/>
+            </w:tcBorders>
+          </w:tcPr>
+          <w:p>
+            <w:r>
+              <w:rPr>
+                <w:sz w:val="20"/>
+              </w:rPr>
+              <w:t>Low</w:t>
+            </w:r>
+          </w:p>
+        </w:tc>
+      </w:tr>
+      <w:tr>
+        <w:trPr>
+          <w:cantSplit/>
+          <w:tblCellSpacing w:w="0" w:type="dxa"/>
+          <w:jc w:val="center"/>
+        </w:trPr>
+        <w:tc>
+          <w:tcPr>
+            <w:tcW w:w="0" w:type="auto"/>
+            <w:tcBorders>
+              <w:top w:val="single" w:sz="1" w:space="0" w:color="000000"/>
+              <w:bottom w:val="single" w:sz="1" w:space="0" w:color="000000"/>
+            </w:tcBorders>
+          </w:tcPr>
+          <w:p>
+            <w:r>
+              <w:rPr>
+                <w:b/>
+                <w:sz w:val="20"/>
+              </w:rPr>
+              <w:t>Severity</w:t>
+            </w:r>
+          </w:p>
+        </w:tc>
+        <w:tc>
+          <w:tcPr>
+            <w:tcW w:w="0" w:type="auto"/>
+            <w:tcBorders>
+              <w:top w:val="single" w:sz="1" w:space="0" w:color="000000"/>
+              <w:left w:val="single" w:sz="1" w:space="0" w:color="000000"/>
+              <w:bottom w:val="single" w:sz="1" w:space="0" w:color="000000"/>
+            </w:tcBorders>
+          </w:tcPr>
+          <w:p>
+            <w:r>
+              <w:rPr>
+                <w:sz w:val="20"/>
+              </w:rPr>
+              <w:t>Minor</w:t>
+            </w:r>
+          </w:p>
+        </w:tc>
+      </w:tr>
+      <w:tr>
+        <w:trPr>
+          <w:cantSplit/>
+          <w:tblCellSpacing w:w="0" w:type="dxa"/>
+          <w:jc w:val="center"/>
+        </w:trPr>
+        <w:tc>
+          <w:tcPr>
+            <w:tcW w:w="0" w:type="auto"/>
+            <w:tcBorders>
+              <w:top w:val="single" w:sz="1" w:space="0" w:color="000000"/>
+              <w:bottom w:val="single" w:sz="1" w:space="0" w:color="000000"/>
+            </w:tcBorders>
+          </w:tcPr>
+          <w:p>
+            <w:r>
+              <w:rPr>
+                <w:b/>
+                <w:sz w:val="20"/>
+              </w:rPr>
+              <w:t>Title</w:t>
+            </w:r>
+          </w:p>
+        </w:tc>
+        <w:tc>
+          <w:tcPr>
+            <w:tcW w:w="0" w:type="auto"/>
+            <w:tcBorders>
+              <w:top w:val="single" w:sz="1" w:space="0" w:color="000000"/>
+              <w:left w:val="single" w:sz="1" w:space="0" w:color="000000"/>
+              <w:bottom w:val="single" w:sz="1" w:space="0" w:color="000000"/>
+            </w:tcBorders>
+          </w:tcPr>
+          <w:p>
+            <w:proofErr w:type="spellStart"/>
+            <w:r>
+              <w:rPr>
+                <w:sz w:val="20"/>
+              </w:rPr>
+              <w:t>FormatCommandNumber</w:t>
+            </w:r>
+            <w:proofErr w:type="spellEnd"/>
+            <w:r>
+              <w:rPr>
+                <w:sz w:val="20"/>
+              </w:rPr>
+              <w:t xml:space="preserve"> produces 4+ digit strings for command numbers &gt;= 1000</w:t>
+            </w:r>
+          </w:p>
+        </w:tc>
+      </w:tr>
+      <w:tr>
+        <w:trPr>
+          <w:cantSplit/>
+          <w:tblCellSpacing w:w="0" w:type="dxa"/>
+          <w:jc w:val="center"/>
+        </w:trPr>
+        <w:tc>
+          <w:tcPr>
+            <w:tcW w:w="0" w:type="auto"/>
+            <w:tcBorders>
+              <w:top w:val="single" w:sz="1" w:space="0" w:color="000000"/>
+              <w:bottom w:val="single" w:sz="1" w:space="0" w:color="000000"/>
+            </w:tcBorders>
+          </w:tcPr>
+          <w:p>
+            <w:r>
+              <w:rPr>
+                <w:b/>
+                <w:sz w:val="20"/>
+              </w:rPr>
+              <w:t>Description</w:t>
+            </w:r>
+          </w:p>
+        </w:tc>
+        <w:tc>
+          <w:tcPr>
+            <w:tcW w:w="0" w:type="auto"/>
+            <w:tcBorders>
+              <w:top w:val="single" w:sz="1" w:space="0" w:color="000000"/>
+              <w:left w:val="single" w:sz="1" w:space="0" w:color="000000"/>
+              <w:bottom w:val="single" w:sz="1" w:space="0" w:color="000000"/>
+            </w:tcBorders>
+          </w:tcPr>
+          <w:p>
+            <w:proofErr w:type="spellStart"/>
+            <w:r>
+              <w:rPr>
+                <w:sz w:val="20"/>
+              </w:rPr>
+              <w:t>FormatCommandNumber</w:t>
+            </w:r>
+            <w:proofErr w:type="spellEnd"/>
+            <w:r>
+              <w:rPr>
+                <w:sz w:val="20"/>
+              </w:rPr>
+              <w:t xml:space="preserve"> only zero-pads for numbers &lt; 10 and &lt; 100. For numbers &gt;= 1000 it uses plain </w:t>
+            </w:r>
+            <w:proofErr w:type="spellStart"/>
+            <w:proofErr w:type="gramStart"/>
+            <w:r>
+              <w:rPr>
+                <w:sz w:val="20"/>
+              </w:rPr>
+              <w:t>ToString</w:t>
+            </w:r>
+            <w:proofErr w:type="spellEnd"/>
+            <w:r>
+              <w:rPr>
+                <w:sz w:val="20"/>
+              </w:rPr>
+              <w:t>(</w:t>
+            </w:r>
+            <w:proofErr w:type="gramEnd"/>
+            <w:r>
+              <w:rPr>
+                <w:sz w:val="20"/>
+              </w:rPr>
+              <w:t>), producing 4-digit strings like '1000' that break the consistent 3-digit format in the log.</w:t>
+            </w:r>
+          </w:p>
+        </w:tc>
+      </w:tr>
+      <w:tr>
+        <w:trPr>
+          <w:cantSplit/>
+          <w:tblCellSpacing w:w="0" w:type="dxa"/>
+          <w:jc w:val="center"/>
+        </w:trPr>
+        <w:tc>
+          <w:tcPr>
+            <w:tcW w:w="0" w:type="auto"/>
+            <w:tcBorders>
+              <w:top w:val="single" w:sz="1" w:space="0" w:color="000000"/>
+              <w:bottom w:val="single" w:sz="1" w:space="0" w:color="000000"/>
+            </w:tcBorders>
+          </w:tcPr>
+          <w:p>
+            <w:r>
+              <w:rPr>
+                <w:b/>
+                <w:sz w:val="20"/>
+              </w:rPr>
+              <w:t>Precondition</w:t>
+            </w:r>
+          </w:p>
+        </w:tc>
+        <w:tc>
+          <w:tcPr>
+            <w:tcW w:w="0" w:type="auto"/>
+            <w:tcBorders>
+              <w:top w:val="single" w:sz="1" w:space="0" w:color="000000"/>
+              <w:left w:val="single" w:sz="1" w:space="0" w:color="000000"/>
+              <w:bottom w:val="single" w:sz="1" w:space="0" w:color="000000"/>
+            </w:tcBorders>
+          </w:tcPr>
+          <w:p>
+            <w:r>
+              <w:rPr>
+                <w:sz w:val="20"/>
+              </w:rPr>
+              <w:t>Command script file with 1000+ commands</w:t>
+            </w:r>
+          </w:p>
+        </w:tc>
+      </w:tr>
+      <w:tr>
+        <w:trPr>
+          <w:cantSplit/>
+          <w:tblCellSpacing w:w="0" w:type="dxa"/>
+          <w:jc w:val="center"/>
+        </w:trPr>
+        <w:tc>
+          <w:tcPr>
+            <w:tcW w:w="0" w:type="auto"/>
+            <w:tcBorders>
+              <w:top w:val="single" w:sz="1" w:space="0" w:color="000000"/>
+              <w:bottom w:val="single" w:sz="1" w:space="0" w:color="000000"/>
+            </w:tcBorders>
+          </w:tcPr>
+          <w:p>
+            <w:r>
+              <w:rPr>
+                <w:b/>
+                <w:sz w:val="20"/>
+              </w:rPr>
+              <w:t>Test Steps</w:t>
+            </w:r>
+          </w:p>
+        </w:tc>
+        <w:tc>
+          <w:tcPr>
+            <w:tcW w:w="0" w:type="auto"/>
+            <w:tcBorders>
+              <w:top w:val="single" w:sz="1" w:space="0" w:color="000000"/>
+              <w:left w:val="single" w:sz="1" w:space="0" w:color="000000"/>
+              <w:bottom w:val="single" w:sz="1" w:space="0" w:color="000000"/>
+            </w:tcBorders>
+          </w:tcPr>
+          <w:p>
+            <w:r>
+              <w:rPr>
+                <w:sz w:val="20"/>
+              </w:rPr>
+              <w:t>1. Create NCAAinfo.txt with 1000+ commands</w:t>
+            </w:r>
+            <w:r>
+              <w:rPr>
+                <w:sz w:val="20"/>
+              </w:rPr>
+              <w:br/>
+              <w:t>2. Run program, select A</w:t>
+            </w:r>
+            <w:r>
+              <w:rPr>
+                <w:sz w:val="20"/>
+              </w:rPr>
+              <w:br/>
+              <w:t>3. Inspect log around command #1000</w:t>
+            </w:r>
+          </w:p>
+        </w:tc>
+      </w:tr>
+      <w:tr>
+        <w:trPr>
+          <w:cantSplit/>
+          <w:tblCellSpacing w:w="0" w:type="dxa"/>
+          <w:jc w:val="center"/>
+        </w:trPr>
+        <w:tc>
+          <w:tcPr>
+            <w:tcW w:w="0" w:type="auto"/>
+            <w:tcBorders>
+              <w:top w:val="single" w:sz="1" w:space="0" w:color="000000"/>
+              <w:bottom w:val="single" w:sz="1" w:space="0" w:color="000000"/>
+            </w:tcBorders>
+          </w:tcPr>
+          <w:p>
+            <w:r>
+              <w:rPr>
+                <w:b/>
+                <w:sz w:val="20"/>
+              </w:rPr>
+              <w:t>Test Data</w:t>
+            </w:r>
+          </w:p>
+        </w:tc>
+        <w:tc>
+          <w:tcPr>
+            <w:tcW w:w="0" w:type="auto"/>
+            <w:tcBorders>
+              <w:top w:val="single" w:sz="1" w:space="0" w:color="000000"/>
+              <w:left w:val="single" w:sz="1" w:space="0" w:color="000000"/>
+              <w:bottom w:val="single" w:sz="1" w:space="0" w:color="000000"/>
+            </w:tcBorders>
+          </w:tcPr>
+          <w:p>
+            <w:proofErr w:type="spellStart"/>
+            <w:r>
+              <w:rPr>
+                <w:sz w:val="20"/>
+              </w:rPr>
+              <w:t>commandCount</w:t>
+            </w:r>
+            <w:proofErr w:type="spellEnd"/>
+            <w:r>
+              <w:rPr>
+                <w:sz w:val="20"/>
+              </w:rPr>
+              <w:t>=1000</w:t>
+            </w:r>
+          </w:p>
+        </w:tc>
+      </w:tr>
+      <w:tr>
+        <w:trPr>
+          <w:cantSplit/>
+          <w:tblCellSpacing w:w="0" w:type="dxa"/>
+          <w:jc w:val="center"/>
+        </w:trPr>
+        <w:tc>
+          <w:tcPr>
+            <w:tcW w:w="0" w:type="auto"/>
+            <w:tcBorders>
+              <w:top w:val="single" w:sz="1" w:space="0" w:color="000000"/>
+              <w:bottom w:val="single" w:sz="1" w:space="0" w:color="000000"/>
+            </w:tcBorders>
+          </w:tcPr>
+          <w:p>
+            <w:r>
+              <w:rPr>
+                <w:b/>
+                <w:sz w:val="20"/>
+              </w:rPr>
+              <w:t>Expected Result</w:t>
+            </w:r>
+          </w:p>
+        </w:tc>
+        <w:tc>
+          <w:tcPr>
+            <w:tcW w:w="0" w:type="auto"/>
+            <w:tcBorders>
+              <w:top w:val="single" w:sz="1" w:space="0" w:color="000000"/>
+              <w:left w:val="single" w:sz="1" w:space="0" w:color="000000"/>
+              <w:bottom w:val="single" w:sz="1" w:space="0" w:color="000000"/>
+            </w:tcBorders>
+          </w:tcPr>
+          <w:p>
+            <w:r>
+              <w:rPr>
+                <w:sz w:val="20"/>
+              </w:rPr>
+              <w:t>Command number formatted as 3-digit max or specification clarified for large files</w:t>
+            </w:r>
+          </w:p>
+        </w:tc>
+      </w:tr>
+      <w:tr>
+        <w:trPr>
+          <w:cantSplit/>
+          <w:tblCellSpacing w:w="0" w:type="dxa"/>
+          <w:jc w:val="center"/>
+        </w:trPr>
+        <w:tc>
+          <w:tcPr>
+            <w:tcW w:w="0" w:type="auto"/>
+            <w:tcBorders>
+              <w:top w:val="single" w:sz="1" w:space="0" w:color="000000"/>
+              <w:bottom w:val="single" w:sz="1" w:space="0" w:color="000000"/>
+            </w:tcBorders>
+          </w:tcPr>
+          <w:p>
+            <w:r>
+              <w:rPr>
+                <w:b/>
+                <w:sz w:val="20"/>
+              </w:rPr>
+              <w:t>Actual Result</w:t>
+            </w:r>
+          </w:p>
+        </w:tc>
+        <w:tc>
+          <w:tcPr>
+            <w:tcW w:w="0" w:type="auto"/>
+            <w:tcBorders>
+              <w:top w:val="single" w:sz="1" w:space="0" w:color="000000"/>
+              <w:left w:val="single" w:sz="1" w:space="0" w:color="000000"/>
+              <w:bottom w:val="single" w:sz="1" w:space="0" w:color="000000"/>
+            </w:tcBorders>
+          </w:tcPr>
+          <w:p>
+            <w:r>
+              <w:rPr>
+                <w:sz w:val="20"/>
+              </w:rPr>
+              <w:t>Command #1000 prefixed as '1000' (4 digits), inconsistent with prior '001'-'999' format</w:t>
+            </w:r>
+          </w:p>
+        </w:tc>
+      </w:tr>
+    </w:tbl>
+    <w:p/>
+    <w:p>
+      <w:pPr>
+        <w:spacing w:after="210"/>
+      </w:pPr>
+      <w:r>
+        <w:rPr>
+          <w:b/>
+        </w:rPr>
+        <w:t>BUG_0</w:t>
+      </w:r>
+      <w:r>
+        <w:rPr>
+          <w:b/>
+        </w:rPr>
+        <w:t>10</w:t>
+      </w:r>
+      <w:r>
+        <w:rPr>
+          <w:b/>
+        </w:rPr>
+        <w:t xml:space="preserve">: </w:t>
+      </w:r>
+      <w:proofErr w:type="spellStart"/>
+      <w:r>
+        <w:rPr>
+          <w:b/>
+        </w:rPr>
+        <w:t>Console.ReadLine</w:t>
+      </w:r>
+      <w:proofErr w:type="spellEnd"/>
+      <w:r>
+        <w:rPr>
+          <w:b/>
+        </w:rPr>
+        <w:t xml:space="preserve">() in </w:t>
+      </w:r>
+      <w:proofErr w:type="spellStart"/>
+      <w:r>
+        <w:rPr>
+          <w:b/>
+        </w:rPr>
+        <w:t>SelectFiles</w:t>
+      </w:r>
+      <w:proofErr w:type="spellEnd"/>
+      <w:r>
+        <w:rPr>
+          <w:b/>
+        </w:rPr>
+        <w:t xml:space="preserve"> can return null, causing </w:t>
+      </w:r>
+      <w:proofErr w:type="spellStart"/>
+      <w:r>
+        <w:rPr>
+          <w:b/>
+        </w:rPr>
+        <w:t>NullReferenceException</w:t>
+      </w:r>
+      <w:proofErr w:type="spellEnd"/>
+    </w:p>
+    <w:tbl>
+      <w:tblPr>
+        <w:tblStyle w:val="NormalGrid"/>
+        <w:tblW w:w="0" w:type="auto"/>
+        <w:jc w:val="center"/>
+        <w:tblCellSpacing w:w="0" w:type="dxa"/>
+        <w:tblBorders>
+          <w:top w:val="single" w:sz="2" w:space="0" w:color="000000"/>
+          <w:left w:val="single" w:sz="2" w:space="0" w:color="000000"/>
+          <w:bottom w:val="single" w:sz="2" w:space="0" w:color="000000"/>
+          <w:right w:val="single" w:sz="2" w:space="0" w:color="000000"/>
+        </w:tblBorders>
+        <w:tblLook w:val="04A0" w:firstRow="1" w:lastRow="0" w:firstColumn="1" w:lastColumn="0" w:noHBand="0" w:noVBand="1"/>
+      </w:tblPr>
+      <w:tblGrid>
+        <w:gridCol w:w="1763"/>
+        <w:gridCol w:w="8311"/>
+      </w:tblGrid>
+      <w:tr>
+        <w:trPr>
+          <w:cantSplit/>
+          <w:tblCellSpacing w:w="0" w:type="dxa"/>
+          <w:jc w:val="center"/>
+        </w:trPr>
+        <w:tc>
+          <w:tcPr>
+            <w:tcW w:w="0" w:type="auto"/>
+            <w:tcBorders>
+              <w:top w:val="single" w:sz="1" w:space="0" w:color="000000"/>
+              <w:bottom w:val="single" w:sz="1" w:space="0" w:color="000000"/>
+            </w:tcBorders>
+          </w:tcPr>
+          <w:p>
+            <w:r>
+              <w:t>Field</w:t>
+            </w:r>
+          </w:p>
+        </w:tc>
+        <w:tc>
+          <w:tcPr>
+            <w:tcW w:w="0" w:type="auto"/>
+            <w:tcBorders>
+              <w:top w:val="single" w:sz="1" w:space="0" w:color="000000"/>
+              <w:left w:val="single" w:sz="1" w:space="0" w:color="000000"/>
+              <w:bottom w:val="single" w:sz="1" w:space="0" w:color="000000"/>
+            </w:tcBorders>
+          </w:tcPr>
+          <w:p>
+            <w:r>
+              <w:t>Value</w:t>
+            </w:r>
+          </w:p>
+        </w:tc>
+      </w:tr>
+      <w:tr>
+        <w:trPr>
+          <w:cantSplit/>
+          <w:tblCellSpacing w:w="0" w:type="dxa"/>
+          <w:jc w:val="center"/>
+        </w:trPr>
+        <w:tc>
+          <w:tcPr>
+            <w:tcW w:w="0" w:type="auto"/>
+            <w:tcBorders>
+              <w:top w:val="single" w:sz="1" w:space="0" w:color="000000"/>
+              <w:bottom w:val="single" w:sz="1" w:space="0" w:color="000000"/>
+            </w:tcBorders>
+          </w:tcPr>
+          <w:p>
+            <w:r>
+              <w:rPr>
+                <w:b/>
+                <w:sz w:val="20"/>
+              </w:rPr>
+              <w:t>ID</w:t>
+            </w:r>
+          </w:p>
+        </w:tc>
+        <w:tc>
+          <w:tcPr>
+            <w:tcW w:w="0" w:type="auto"/>
+            <w:tcBorders>
+              <w:top w:val="single" w:sz="1" w:space="0" w:color="000000"/>
+              <w:left w:val="single" w:sz="1" w:space="0" w:color="000000"/>
+              <w:bottom w:val="single" w:sz="1" w:space="0" w:color="000000"/>
+            </w:tcBorders>
+          </w:tcPr>
+          <w:p>
+            <w:r>
+              <w:rPr>
+                <w:sz w:val="20"/>
+              </w:rPr>
+              <w:t>BUG_010</w:t>
+            </w:r>
+          </w:p>
+        </w:tc>
+      </w:tr>
+      <w:tr>
+        <w:trPr>
+          <w:cantSplit/>
+          <w:tblCellSpacing w:w="0" w:type="dxa"/>
+          <w:jc w:val="center"/>
+        </w:trPr>
+        <w:tc>
+          <w:tcPr>
+            <w:tcW w:w="0" w:type="auto"/>
+            <w:tcBorders>
+              <w:top w:val="single" w:sz="1" w:space="0" w:color="000000"/>
+              <w:bottom w:val="single" w:sz="1" w:space="0" w:color="000000"/>
+            </w:tcBorders>
+          </w:tcPr>
+          <w:p>
+            <w:r>
+              <w:rPr>
+                <w:b/>
+                <w:sz w:val="20"/>
+              </w:rPr>
+              <w:t>Requirement</w:t>
+            </w:r>
+          </w:p>
+        </w:tc>
+        <w:tc>
+          <w:tcPr>
+            <w:tcW w:w="0" w:type="auto"/>
+            <w:tcBorders>
+              <w:top w:val="single" w:sz="1" w:space="0" w:color="000000"/>
+              <w:left w:val="single" w:sz="1" w:space="0" w:color="000000"/>
+              <w:bottom w:val="single" w:sz="1" w:space="0" w:color="000000"/>
+            </w:tcBorders>
+          </w:tcPr>
+          <w:p>
+            <w:r>
+              <w:rPr>
+                <w:sz w:val="20"/>
               </w:rPr>
               <w:t>FR_006</w:t>
             </w:r>
@@ -15183,6 +18941,10 @@
           </w:tcPr>
           <w:p>
             <w:r>
+              <w:rPr>
+                <w:b/>
+                <w:sz w:val="20"/>
+              </w:rPr>
               <w:t>Priority</w:t>
             </w:r>
           </w:p>
@@ -15198,6 +18960,9 @@
           </w:tcPr>
           <w:p>
             <w:r>
+              <w:rPr>
+                <w:sz w:val="20"/>
+              </w:rPr>
               <w:t>Medium</w:t>
             </w:r>
           </w:p>
@@ -15219,6 +18984,10 @@
           </w:tcPr>
           <w:p>
             <w:r>
+              <w:rPr>
+                <w:b/>
+                <w:sz w:val="20"/>
+              </w:rPr>
               <w:t>Severity</w:t>
             </w:r>
           </w:p>
@@ -15234,6 +19003,9 @@
           </w:tcPr>
           <w:p>
             <w:r>
+              <w:rPr>
+                <w:sz w:val="20"/>
+              </w:rPr>
               <w:t>Major</w:t>
             </w:r>
           </w:p>
@@ -15255,6 +19027,10 @@
           </w:tcPr>
           <w:p>
             <w:r>
+              <w:rPr>
+                <w:b/>
+                <w:sz w:val="20"/>
+              </w:rPr>
               <w:t>Title</w:t>
             </w:r>
           </w:p>
@@ -15269,28 +19045,66 @@
             </w:tcBorders>
           </w:tcPr>
           <w:p>
-            <w:r>
-              <w:t>Commands file loaded entirely into memory instead of line-by-line</w:t>
-            </w:r>
-          </w:p>
-        </w:tc>
-      </w:tr>
-      <w:tr>
-        <w:trPr>
-          <w:cantSplit/>
-          <w:tblCellSpacing w:w="0" w:type="dxa"/>
-          <w:jc w:val="center"/>
-        </w:trPr>
-        <w:tc>
-          <w:tcPr>
-            <w:tcW w:w="0" w:type="auto"/>
-            <w:tcBorders>
-              <w:top w:val="single" w:sz="1" w:space="0" w:color="000000"/>
-              <w:bottom w:val="single" w:sz="1" w:space="0" w:color="000000"/>
-            </w:tcBorders>
-          </w:tcPr>
-          <w:p>
-            <w:r>
+            <w:proofErr w:type="spellStart"/>
+            <w:r>
+              <w:rPr>
+                <w:sz w:val="20"/>
+              </w:rPr>
+              <w:t>Console.ReadLine</w:t>
+            </w:r>
+            <w:proofErr w:type="spellEnd"/>
+            <w:r>
+              <w:rPr>
+                <w:sz w:val="20"/>
+              </w:rPr>
+              <w:t xml:space="preserve">() in </w:t>
+            </w:r>
+            <w:proofErr w:type="spellStart"/>
+            <w:r>
+              <w:rPr>
+                <w:sz w:val="20"/>
+              </w:rPr>
+              <w:t>SelectFiles</w:t>
+            </w:r>
+            <w:proofErr w:type="spellEnd"/>
+            <w:r>
+              <w:rPr>
+                <w:sz w:val="20"/>
+              </w:rPr>
+              <w:t xml:space="preserve"> can return null, causing </w:t>
+            </w:r>
+            <w:proofErr w:type="spellStart"/>
+            <w:r>
+              <w:rPr>
+                <w:sz w:val="20"/>
+              </w:rPr>
+              <w:t>NullReferenceException</w:t>
+            </w:r>
+            <w:proofErr w:type="spellEnd"/>
+          </w:p>
+        </w:tc>
+      </w:tr>
+      <w:tr>
+        <w:trPr>
+          <w:cantSplit/>
+          <w:tblCellSpacing w:w="0" w:type="dxa"/>
+          <w:jc w:val="center"/>
+        </w:trPr>
+        <w:tc>
+          <w:tcPr>
+            <w:tcW w:w="0" w:type="auto"/>
+            <w:tcBorders>
+              <w:top w:val="single" w:sz="1" w:space="0" w:color="000000"/>
+              <w:bottom w:val="single" w:sz="1" w:space="0" w:color="000000"/>
+            </w:tcBorders>
+          </w:tcPr>
+          <w:p>
+            <w:r>
+              <w:rPr>
+                <w:b/>
+                <w:sz w:val="20"/>
+              </w:rPr>
+              <w:lastRenderedPageBreak/>
               <w:t>Description</w:t>
             </w:r>
           </w:p>
@@ -15307,57 +19121,1439 @@
           <w:p>
             <w:r>
               <w:rPr>
-                <w:rFonts w:eastAsia="Georgia" w:hAnsi="Georgia" w:cs="Georgia"/>
-              </w:rPr>
-              <w:t xml:space="preserve">Requirement FR_006 specifies line-by-line processing. Implementation uses </w:t>
+                <w:sz w:val="20"/>
+              </w:rPr>
+              <w:t xml:space="preserve">In </w:t>
             </w:r>
             <w:proofErr w:type="spellStart"/>
-            <w:r>
-              <w:rPr>
-                <w:rFonts w:eastAsia="Georgia" w:hAnsi="Georgia" w:cs="Georgia"/>
+            <w:proofErr w:type="gramStart"/>
+            <w:r>
+              <w:rPr>
+                <w:sz w:val="20"/>
+              </w:rPr>
+              <w:t>SelectFiles</w:t>
+            </w:r>
+            <w:proofErr w:type="spellEnd"/>
+            <w:r>
+              <w:rPr>
+                <w:sz w:val="20"/>
+              </w:rPr>
+              <w:t>(</w:t>
+            </w:r>
+            <w:proofErr w:type="gramEnd"/>
+            <w:r>
+              <w:rPr>
+                <w:sz w:val="20"/>
+              </w:rPr>
+              <w:t xml:space="preserve">), </w:t>
+            </w:r>
+            <w:proofErr w:type="spellStart"/>
+            <w:r>
+              <w:rPr>
+                <w:sz w:val="20"/>
+              </w:rPr>
+              <w:t>Console.ReadLine</w:t>
+            </w:r>
+            <w:proofErr w:type="spellEnd"/>
+            <w:r>
+              <w:rPr>
+                <w:sz w:val="20"/>
+              </w:rPr>
+              <w:t>(</w:t>
+            </w:r>
+            <w:proofErr w:type="gramStart"/>
+            <w:r>
+              <w:rPr>
+                <w:sz w:val="20"/>
+              </w:rPr>
+              <w:t>).</w:t>
+            </w:r>
+            <w:proofErr w:type="spellStart"/>
+            <w:r>
+              <w:rPr>
+                <w:sz w:val="20"/>
+              </w:rPr>
+              <w:t>ToUpper</w:t>
+            </w:r>
+            <w:proofErr w:type="spellEnd"/>
+            <w:proofErr w:type="gramEnd"/>
+            <w:r>
+              <w:rPr>
+                <w:sz w:val="20"/>
+              </w:rPr>
+              <w:t xml:space="preserve">() is called without null check. When the program is run with redirected input (e.g. piped from a file) and input is exhausted, </w:t>
+            </w:r>
+            <w:proofErr w:type="spellStart"/>
+            <w:proofErr w:type="gramStart"/>
+            <w:r>
+              <w:rPr>
+                <w:sz w:val="20"/>
+              </w:rPr>
+              <w:t>ReadLine</w:t>
+            </w:r>
+            <w:proofErr w:type="spellEnd"/>
+            <w:r>
+              <w:rPr>
+                <w:sz w:val="20"/>
+              </w:rPr>
+              <w:t>(</w:t>
+            </w:r>
+            <w:proofErr w:type="gramEnd"/>
+            <w:r>
+              <w:rPr>
+                <w:sz w:val="20"/>
+              </w:rPr>
+              <w:t xml:space="preserve">) returns null, and </w:t>
+            </w:r>
+            <w:proofErr w:type="gramStart"/>
+            <w:r>
+              <w:rPr>
+                <w:sz w:val="20"/>
+              </w:rPr>
+              <w:t>calling .</w:t>
+            </w:r>
+            <w:proofErr w:type="spellStart"/>
+            <w:r>
+              <w:rPr>
+                <w:sz w:val="20"/>
+              </w:rPr>
+              <w:t>ToUpper</w:t>
+            </w:r>
+            <w:proofErr w:type="spellEnd"/>
+            <w:proofErr w:type="gramEnd"/>
+            <w:r>
+              <w:rPr>
+                <w:sz w:val="20"/>
+              </w:rPr>
+              <w:t xml:space="preserve">() on null throws </w:t>
+            </w:r>
+            <w:proofErr w:type="spellStart"/>
+            <w:r>
+              <w:rPr>
+                <w:sz w:val="20"/>
+              </w:rPr>
+              <w:t>NullReferenceException</w:t>
+            </w:r>
+            <w:proofErr w:type="spellEnd"/>
+            <w:r>
+              <w:rPr>
+                <w:sz w:val="20"/>
+              </w:rPr>
+              <w:t>.</w:t>
+            </w:r>
+          </w:p>
+        </w:tc>
+      </w:tr>
+      <w:tr>
+        <w:trPr>
+          <w:cantSplit/>
+          <w:tblCellSpacing w:w="0" w:type="dxa"/>
+          <w:jc w:val="center"/>
+        </w:trPr>
+        <w:tc>
+          <w:tcPr>
+            <w:tcW w:w="0" w:type="auto"/>
+            <w:tcBorders>
+              <w:top w:val="single" w:sz="1" w:space="0" w:color="000000"/>
+              <w:bottom w:val="single" w:sz="1" w:space="0" w:color="000000"/>
+            </w:tcBorders>
+          </w:tcPr>
+          <w:p>
+            <w:r>
+              <w:rPr>
+                <w:b/>
+                <w:sz w:val="20"/>
+              </w:rPr>
+              <w:t>Precondition</w:t>
+            </w:r>
+          </w:p>
+        </w:tc>
+        <w:tc>
+          <w:tcPr>
+            <w:tcW w:w="0" w:type="auto"/>
+            <w:tcBorders>
+              <w:top w:val="single" w:sz="1" w:space="0" w:color="000000"/>
+              <w:left w:val="single" w:sz="1" w:space="0" w:color="000000"/>
+              <w:bottom w:val="single" w:sz="1" w:space="0" w:color="000000"/>
+            </w:tcBorders>
+          </w:tcPr>
+          <w:p>
+            <w:r>
+              <w:rPr>
+                <w:sz w:val="20"/>
+              </w:rPr>
+              <w:t>Program run with redirected stdin (e.g. piped input stream that ends)</w:t>
+            </w:r>
+          </w:p>
+        </w:tc>
+      </w:tr>
+      <w:tr>
+        <w:trPr>
+          <w:cantSplit/>
+          <w:tblCellSpacing w:w="0" w:type="dxa"/>
+          <w:jc w:val="center"/>
+        </w:trPr>
+        <w:tc>
+          <w:tcPr>
+            <w:tcW w:w="0" w:type="auto"/>
+            <w:tcBorders>
+              <w:top w:val="single" w:sz="1" w:space="0" w:color="000000"/>
+              <w:bottom w:val="single" w:sz="1" w:space="0" w:color="000000"/>
+            </w:tcBorders>
+          </w:tcPr>
+          <w:p>
+            <w:r>
+              <w:rPr>
+                <w:b/>
+                <w:sz w:val="20"/>
+              </w:rPr>
+              <w:t>Test Steps</w:t>
+            </w:r>
+          </w:p>
+        </w:tc>
+        <w:tc>
+          <w:tcPr>
+            <w:tcW w:w="0" w:type="auto"/>
+            <w:tcBorders>
+              <w:top w:val="single" w:sz="1" w:space="0" w:color="000000"/>
+              <w:left w:val="single" w:sz="1" w:space="0" w:color="000000"/>
+              <w:bottom w:val="single" w:sz="1" w:space="0" w:color="000000"/>
+            </w:tcBorders>
+          </w:tcPr>
+          <w:p>
+            <w:r>
+              <w:rPr>
+                <w:sz w:val="20"/>
+              </w:rPr>
+              <w:t>1. Run program with stdin redirected: echo '' | dotnet run</w:t>
+            </w:r>
+            <w:r>
+              <w:rPr>
+                <w:sz w:val="20"/>
+              </w:rPr>
+              <w:br/>
+              <w:t xml:space="preserve">2. Observe error when </w:t>
+            </w:r>
+            <w:proofErr w:type="spellStart"/>
+            <w:proofErr w:type="gramStart"/>
+            <w:r>
+              <w:rPr>
+                <w:sz w:val="20"/>
+              </w:rPr>
+              <w:t>ReadLine</w:t>
+            </w:r>
+            <w:proofErr w:type="spellEnd"/>
+            <w:r>
+              <w:rPr>
+                <w:sz w:val="20"/>
+              </w:rPr>
+              <w:t>(</w:t>
+            </w:r>
+            <w:proofErr w:type="gramEnd"/>
+            <w:r>
+              <w:rPr>
+                <w:sz w:val="20"/>
+              </w:rPr>
+              <w:t>) returns null</w:t>
+            </w:r>
+          </w:p>
+        </w:tc>
+      </w:tr>
+      <w:tr>
+        <w:trPr>
+          <w:cantSplit/>
+          <w:tblCellSpacing w:w="0" w:type="dxa"/>
+          <w:jc w:val="center"/>
+        </w:trPr>
+        <w:tc>
+          <w:tcPr>
+            <w:tcW w:w="0" w:type="auto"/>
+            <w:tcBorders>
+              <w:top w:val="single" w:sz="1" w:space="0" w:color="000000"/>
+              <w:bottom w:val="single" w:sz="1" w:space="0" w:color="000000"/>
+            </w:tcBorders>
+          </w:tcPr>
+          <w:p>
+            <w:r>
+              <w:rPr>
+                <w:b/>
+                <w:sz w:val="20"/>
+              </w:rPr>
+              <w:t>Test Data</w:t>
+            </w:r>
+          </w:p>
+        </w:tc>
+        <w:tc>
+          <w:tcPr>
+            <w:tcW w:w="0" w:type="auto"/>
+            <w:tcBorders>
+              <w:top w:val="single" w:sz="1" w:space="0" w:color="000000"/>
+              <w:left w:val="single" w:sz="1" w:space="0" w:color="000000"/>
+              <w:bottom w:val="single" w:sz="1" w:space="0" w:color="000000"/>
+            </w:tcBorders>
+          </w:tcPr>
+          <w:p>
+            <w:r>
+              <w:rPr>
+                <w:sz w:val="20"/>
+              </w:rPr>
+              <w:t>Redirected empty stdin</w:t>
+            </w:r>
+          </w:p>
+        </w:tc>
+      </w:tr>
+      <w:tr>
+        <w:trPr>
+          <w:cantSplit/>
+          <w:tblCellSpacing w:w="0" w:type="dxa"/>
+          <w:jc w:val="center"/>
+        </w:trPr>
+        <w:tc>
+          <w:tcPr>
+            <w:tcW w:w="0" w:type="auto"/>
+            <w:tcBorders>
+              <w:top w:val="single" w:sz="1" w:space="0" w:color="000000"/>
+              <w:bottom w:val="single" w:sz="1" w:space="0" w:color="000000"/>
+            </w:tcBorders>
+          </w:tcPr>
+          <w:p>
+            <w:r>
+              <w:rPr>
+                <w:b/>
+                <w:sz w:val="20"/>
+              </w:rPr>
+              <w:t>Expected Result</w:t>
+            </w:r>
+          </w:p>
+        </w:tc>
+        <w:tc>
+          <w:tcPr>
+            <w:tcW w:w="0" w:type="auto"/>
+            <w:tcBorders>
+              <w:top w:val="single" w:sz="1" w:space="0" w:color="000000"/>
+              <w:left w:val="single" w:sz="1" w:space="0" w:color="000000"/>
+              <w:bottom w:val="single" w:sz="1" w:space="0" w:color="000000"/>
+            </w:tcBorders>
+          </w:tcPr>
+          <w:p>
+            <w:r>
+              <w:rPr>
+                <w:sz w:val="20"/>
+              </w:rPr>
+              <w:t>Null input handled gracefully; program defaults to group A with appropriate message</w:t>
+            </w:r>
+          </w:p>
+        </w:tc>
+      </w:tr>
+      <w:tr>
+        <w:trPr>
+          <w:cantSplit/>
+          <w:tblCellSpacing w:w="0" w:type="dxa"/>
+          <w:jc w:val="center"/>
+        </w:trPr>
+        <w:tc>
+          <w:tcPr>
+            <w:tcW w:w="0" w:type="auto"/>
+            <w:tcBorders>
+              <w:top w:val="single" w:sz="1" w:space="0" w:color="000000"/>
+              <w:bottom w:val="single" w:sz="1" w:space="0" w:color="000000"/>
+            </w:tcBorders>
+          </w:tcPr>
+          <w:p>
+            <w:r>
+              <w:rPr>
+                <w:b/>
+                <w:sz w:val="20"/>
+              </w:rPr>
+              <w:t>Actual Result</w:t>
+            </w:r>
+          </w:p>
+        </w:tc>
+        <w:tc>
+          <w:tcPr>
+            <w:tcW w:w="0" w:type="auto"/>
+            <w:tcBorders>
+              <w:top w:val="single" w:sz="1" w:space="0" w:color="000000"/>
+              <w:left w:val="single" w:sz="1" w:space="0" w:color="000000"/>
+              <w:bottom w:val="single" w:sz="1" w:space="0" w:color="000000"/>
+            </w:tcBorders>
+          </w:tcPr>
+          <w:p>
+            <w:proofErr w:type="spellStart"/>
+            <w:r>
+              <w:rPr>
+                <w:sz w:val="20"/>
+              </w:rPr>
+              <w:t>NullReferenceException</w:t>
+            </w:r>
+            <w:proofErr w:type="spellEnd"/>
+            <w:r>
+              <w:rPr>
+                <w:sz w:val="20"/>
+              </w:rPr>
+              <w:t xml:space="preserve"> thrown at </w:t>
+            </w:r>
+            <w:proofErr w:type="spellStart"/>
+            <w:r>
+              <w:rPr>
+                <w:sz w:val="20"/>
+              </w:rPr>
+              <w:t>Console.ReadLine</w:t>
+            </w:r>
+            <w:proofErr w:type="spellEnd"/>
+            <w:r>
+              <w:rPr>
+                <w:sz w:val="20"/>
+              </w:rPr>
+              <w:t>(</w:t>
+            </w:r>
+            <w:proofErr w:type="gramStart"/>
+            <w:r>
+              <w:rPr>
+                <w:sz w:val="20"/>
+              </w:rPr>
+              <w:t>).</w:t>
+            </w:r>
+            <w:proofErr w:type="spellStart"/>
+            <w:r>
+              <w:rPr>
+                <w:sz w:val="20"/>
+              </w:rPr>
+              <w:t>ToUpper</w:t>
+            </w:r>
+            <w:proofErr w:type="spellEnd"/>
+            <w:proofErr w:type="gramEnd"/>
+            <w:r>
+              <w:rPr>
+                <w:sz w:val="20"/>
+              </w:rPr>
+              <w:t>(), program crashes</w:t>
+            </w:r>
+          </w:p>
+        </w:tc>
+      </w:tr>
+    </w:tbl>
+    <w:p/>
+    <w:p>
+      <w:pPr>
+        <w:spacing w:after="210"/>
+      </w:pPr>
+      <w:r>
+        <w:rPr>
+          <w:b/>
+        </w:rPr>
+        <w:t>BUG_0</w:t>
+      </w:r>
+      <w:r>
+        <w:rPr>
+          <w:b/>
+        </w:rPr>
+        <w:t>11</w:t>
+      </w:r>
+      <w:r>
+        <w:rPr>
+          <w:b/>
+        </w:rPr>
+        <w:t xml:space="preserve">: </w:t>
+      </w:r>
+      <w:r>
+        <w:rPr>
+          <w:b/>
+        </w:rPr>
+        <w:t>year command uses linear search on sorted list instead of binary search</w:t>
+      </w:r>
+    </w:p>
+    <w:tbl>
+      <w:tblPr>
+        <w:tblStyle w:val="NormalGrid"/>
+        <w:tblW w:w="0" w:type="auto"/>
+        <w:jc w:val="center"/>
+        <w:tblCellSpacing w:w="0" w:type="dxa"/>
+        <w:tblBorders>
+          <w:top w:val="single" w:sz="2" w:space="0" w:color="000000"/>
+          <w:left w:val="single" w:sz="2" w:space="0" w:color="000000"/>
+          <w:bottom w:val="single" w:sz="2" w:space="0" w:color="000000"/>
+          <w:right w:val="single" w:sz="2" w:space="0" w:color="000000"/>
+        </w:tblBorders>
+        <w:tblLook w:val="04A0" w:firstRow="1" w:lastRow="0" w:firstColumn="1" w:lastColumn="0" w:noHBand="0" w:noVBand="1"/>
+      </w:tblPr>
+      <w:tblGrid>
+        <w:gridCol w:w="1781"/>
+        <w:gridCol w:w="8293"/>
+      </w:tblGrid>
+      <w:tr>
+        <w:trPr>
+          <w:cantSplit/>
+          <w:tblCellSpacing w:w="0" w:type="dxa"/>
+          <w:jc w:val="center"/>
+        </w:trPr>
+        <w:tc>
+          <w:tcPr>
+            <w:tcW w:w="0" w:type="auto"/>
+            <w:tcBorders>
+              <w:top w:val="single" w:sz="1" w:space="0" w:color="000000"/>
+              <w:bottom w:val="single" w:sz="1" w:space="0" w:color="000000"/>
+            </w:tcBorders>
+          </w:tcPr>
+          <w:p>
+            <w:r>
+              <w:t>Field</w:t>
+            </w:r>
+          </w:p>
+        </w:tc>
+        <w:tc>
+          <w:tcPr>
+            <w:tcW w:w="0" w:type="auto"/>
+            <w:tcBorders>
+              <w:top w:val="single" w:sz="1" w:space="0" w:color="000000"/>
+              <w:left w:val="single" w:sz="1" w:space="0" w:color="000000"/>
+              <w:bottom w:val="single" w:sz="1" w:space="0" w:color="000000"/>
+            </w:tcBorders>
+          </w:tcPr>
+          <w:p>
+            <w:r>
+              <w:t>Value</w:t>
+            </w:r>
+          </w:p>
+        </w:tc>
+      </w:tr>
+      <w:tr>
+        <w:trPr>
+          <w:cantSplit/>
+          <w:tblCellSpacing w:w="0" w:type="dxa"/>
+          <w:jc w:val="center"/>
+        </w:trPr>
+        <w:tc>
+          <w:tcPr>
+            <w:tcW w:w="0" w:type="auto"/>
+            <w:tcBorders>
+              <w:top w:val="single" w:sz="1" w:space="0" w:color="000000"/>
+              <w:bottom w:val="single" w:sz="1" w:space="0" w:color="000000"/>
+            </w:tcBorders>
+          </w:tcPr>
+          <w:p>
+            <w:r>
+              <w:rPr>
+                <w:b/>
+                <w:sz w:val="20"/>
+              </w:rPr>
+              <w:t>ID</w:t>
+            </w:r>
+          </w:p>
+        </w:tc>
+        <w:tc>
+          <w:tcPr>
+            <w:tcW w:w="0" w:type="auto"/>
+            <w:tcBorders>
+              <w:top w:val="single" w:sz="1" w:space="0" w:color="000000"/>
+              <w:left w:val="single" w:sz="1" w:space="0" w:color="000000"/>
+              <w:bottom w:val="single" w:sz="1" w:space="0" w:color="000000"/>
+            </w:tcBorders>
+          </w:tcPr>
+          <w:p>
+            <w:r>
+              <w:rPr>
+                <w:sz w:val="20"/>
+              </w:rPr>
+              <w:t>BUG_011</w:t>
+            </w:r>
+          </w:p>
+        </w:tc>
+      </w:tr>
+      <w:tr>
+        <w:trPr>
+          <w:cantSplit/>
+          <w:tblCellSpacing w:w="0" w:type="dxa"/>
+          <w:jc w:val="center"/>
+        </w:trPr>
+        <w:tc>
+          <w:tcPr>
+            <w:tcW w:w="0" w:type="auto"/>
+            <w:tcBorders>
+              <w:top w:val="single" w:sz="1" w:space="0" w:color="000000"/>
+              <w:bottom w:val="single" w:sz="1" w:space="0" w:color="000000"/>
+            </w:tcBorders>
+          </w:tcPr>
+          <w:p>
+            <w:r>
+              <w:rPr>
+                <w:b/>
+                <w:sz w:val="20"/>
+              </w:rPr>
+              <w:t>Requirement</w:t>
+            </w:r>
+          </w:p>
+        </w:tc>
+        <w:tc>
+          <w:tcPr>
+            <w:tcW w:w="0" w:type="auto"/>
+            <w:tcBorders>
+              <w:top w:val="single" w:sz="1" w:space="0" w:color="000000"/>
+              <w:left w:val="single" w:sz="1" w:space="0" w:color="000000"/>
+              <w:bottom w:val="single" w:sz="1" w:space="0" w:color="000000"/>
+            </w:tcBorders>
+          </w:tcPr>
+          <w:p>
+            <w:r>
+              <w:rPr>
+                <w:sz w:val="20"/>
+              </w:rPr>
+              <w:t>FR_014 / FR_017</w:t>
+            </w:r>
+          </w:p>
+        </w:tc>
+      </w:tr>
+      <w:tr>
+        <w:trPr>
+          <w:cantSplit/>
+          <w:tblCellSpacing w:w="0" w:type="dxa"/>
+          <w:jc w:val="center"/>
+        </w:trPr>
+        <w:tc>
+          <w:tcPr>
+            <w:tcW w:w="0" w:type="auto"/>
+            <w:tcBorders>
+              <w:top w:val="single" w:sz="1" w:space="0" w:color="000000"/>
+              <w:bottom w:val="single" w:sz="1" w:space="0" w:color="000000"/>
+            </w:tcBorders>
+          </w:tcPr>
+          <w:p>
+            <w:r>
+              <w:rPr>
+                <w:b/>
+                <w:sz w:val="20"/>
+              </w:rPr>
+              <w:t>Priority</w:t>
+            </w:r>
+          </w:p>
+        </w:tc>
+        <w:tc>
+          <w:tcPr>
+            <w:tcW w:w="0" w:type="auto"/>
+            <w:tcBorders>
+              <w:top w:val="single" w:sz="1" w:space="0" w:color="000000"/>
+              <w:left w:val="single" w:sz="1" w:space="0" w:color="000000"/>
+              <w:bottom w:val="single" w:sz="1" w:space="0" w:color="000000"/>
+            </w:tcBorders>
+          </w:tcPr>
+          <w:p>
+            <w:r>
+              <w:rPr>
+                <w:sz w:val="20"/>
+              </w:rPr>
+              <w:t>Low</w:t>
+            </w:r>
+          </w:p>
+        </w:tc>
+      </w:tr>
+      <w:tr>
+        <w:trPr>
+          <w:cantSplit/>
+          <w:tblCellSpacing w:w="0" w:type="dxa"/>
+          <w:jc w:val="center"/>
+        </w:trPr>
+        <w:tc>
+          <w:tcPr>
+            <w:tcW w:w="0" w:type="auto"/>
+            <w:tcBorders>
+              <w:top w:val="single" w:sz="1" w:space="0" w:color="000000"/>
+              <w:bottom w:val="single" w:sz="1" w:space="0" w:color="000000"/>
+            </w:tcBorders>
+          </w:tcPr>
+          <w:p>
+            <w:r>
+              <w:rPr>
+                <w:b/>
+                <w:sz w:val="20"/>
+              </w:rPr>
+              <w:t>Severity</w:t>
+            </w:r>
+          </w:p>
+        </w:tc>
+        <w:tc>
+          <w:tcPr>
+            <w:tcW w:w="0" w:type="auto"/>
+            <w:tcBorders>
+              <w:top w:val="single" w:sz="1" w:space="0" w:color="000000"/>
+              <w:left w:val="single" w:sz="1" w:space="0" w:color="000000"/>
+              <w:bottom w:val="single" w:sz="1" w:space="0" w:color="000000"/>
+            </w:tcBorders>
+          </w:tcPr>
+          <w:p>
+            <w:r>
+              <w:rPr>
+                <w:sz w:val="20"/>
+              </w:rPr>
+              <w:t>Minor</w:t>
+            </w:r>
+          </w:p>
+        </w:tc>
+      </w:tr>
+      <w:tr>
+        <w:trPr>
+          <w:cantSplit/>
+          <w:tblCellSpacing w:w="0" w:type="dxa"/>
+          <w:jc w:val="center"/>
+        </w:trPr>
+        <w:tc>
+          <w:tcPr>
+            <w:tcW w:w="0" w:type="auto"/>
+            <w:tcBorders>
+              <w:top w:val="single" w:sz="1" w:space="0" w:color="000000"/>
+              <w:bottom w:val="single" w:sz="1" w:space="0" w:color="000000"/>
+            </w:tcBorders>
+          </w:tcPr>
+          <w:p>
+            <w:r>
+              <w:rPr>
+                <w:b/>
+                <w:sz w:val="20"/>
+              </w:rPr>
+              <w:t>Title</w:t>
+            </w:r>
+          </w:p>
+        </w:tc>
+        <w:tc>
+          <w:tcPr>
+            <w:tcW w:w="0" w:type="auto"/>
+            <w:tcBorders>
+              <w:top w:val="single" w:sz="1" w:space="0" w:color="000000"/>
+              <w:left w:val="single" w:sz="1" w:space="0" w:color="000000"/>
+              <w:bottom w:val="single" w:sz="1" w:space="0" w:color="000000"/>
+            </w:tcBorders>
+          </w:tcPr>
+          <w:p>
+            <w:r>
+              <w:rPr>
+                <w:sz w:val="20"/>
+              </w:rPr>
+              <w:t>year command uses linear search on sorted list instead of binary search</w:t>
+            </w:r>
+          </w:p>
+        </w:tc>
+      </w:tr>
+      <w:tr>
+        <w:trPr>
+          <w:cantSplit/>
+          <w:tblCellSpacing w:w="0" w:type="dxa"/>
+          <w:jc w:val="center"/>
+        </w:trPr>
+        <w:tc>
+          <w:tcPr>
+            <w:tcW w:w="0" w:type="auto"/>
+            <w:tcBorders>
+              <w:top w:val="single" w:sz="1" w:space="0" w:color="000000"/>
+              <w:bottom w:val="single" w:sz="1" w:space="0" w:color="000000"/>
+            </w:tcBorders>
+          </w:tcPr>
+          <w:p>
+            <w:r>
+              <w:rPr>
+                <w:b/>
+                <w:sz w:val="20"/>
+              </w:rPr>
+              <w:t>Description</w:t>
+            </w:r>
+          </w:p>
+        </w:tc>
+        <w:tc>
+          <w:tcPr>
+            <w:tcW w:w="0" w:type="auto"/>
+            <w:tcBorders>
+              <w:top w:val="single" w:sz="1" w:space="0" w:color="000000"/>
+              <w:left w:val="single" w:sz="1" w:space="0" w:color="000000"/>
+              <w:bottom w:val="single" w:sz="1" w:space="0" w:color="000000"/>
+            </w:tcBorders>
+          </w:tcPr>
+          <w:p>
+            <w:r>
+              <w:rPr>
+                <w:sz w:val="20"/>
+              </w:rPr>
+              <w:t xml:space="preserve">The year command iterates through the entire </w:t>
+            </w:r>
+            <w:proofErr w:type="spellStart"/>
+            <w:r>
+              <w:rPr>
+                <w:sz w:val="20"/>
+              </w:rPr>
+              <w:t>gameList</w:t>
+            </w:r>
+            <w:proofErr w:type="spellEnd"/>
+            <w:r>
+              <w:rPr>
+                <w:sz w:val="20"/>
+              </w:rPr>
+              <w:t xml:space="preserve"> sequentially to find a matching year, even though the list is already sorted in ascending order. For large datasets this is O(n) instead of </w:t>
+            </w:r>
+            <w:proofErr w:type="gramStart"/>
+            <w:r>
+              <w:rPr>
+                <w:sz w:val="20"/>
+              </w:rPr>
+              <w:t>O(</w:t>
+            </w:r>
+            <w:proofErr w:type="gramEnd"/>
+            <w:r>
+              <w:rPr>
+                <w:sz w:val="20"/>
+              </w:rPr>
+              <w:t>log n), causing unnecessary performance degradation.</w:t>
+            </w:r>
+          </w:p>
+        </w:tc>
+      </w:tr>
+      <w:tr>
+        <w:trPr>
+          <w:cantSplit/>
+          <w:tblCellSpacing w:w="0" w:type="dxa"/>
+          <w:jc w:val="center"/>
+        </w:trPr>
+        <w:tc>
+          <w:tcPr>
+            <w:tcW w:w="0" w:type="auto"/>
+            <w:tcBorders>
+              <w:top w:val="single" w:sz="1" w:space="0" w:color="000000"/>
+              <w:bottom w:val="single" w:sz="1" w:space="0" w:color="000000"/>
+            </w:tcBorders>
+          </w:tcPr>
+          <w:p>
+            <w:r>
+              <w:rPr>
+                <w:b/>
+                <w:sz w:val="20"/>
+              </w:rPr>
+              <w:t>Precondition</w:t>
+            </w:r>
+          </w:p>
+        </w:tc>
+        <w:tc>
+          <w:tcPr>
+            <w:tcW w:w="0" w:type="auto"/>
+            <w:tcBorders>
+              <w:top w:val="single" w:sz="1" w:space="0" w:color="000000"/>
+              <w:left w:val="single" w:sz="1" w:space="0" w:color="000000"/>
+              <w:bottom w:val="single" w:sz="1" w:space="0" w:color="000000"/>
+            </w:tcBorders>
+          </w:tcPr>
+          <w:p>
+            <w:r>
+              <w:rPr>
+                <w:sz w:val="20"/>
+              </w:rPr>
+              <w:t>Program started, large dataset loaded (e.g. file group C with 42 records)</w:t>
+            </w:r>
+          </w:p>
+        </w:tc>
+      </w:tr>
+      <w:tr>
+        <w:trPr>
+          <w:cantSplit/>
+          <w:tblCellSpacing w:w="0" w:type="dxa"/>
+          <w:jc w:val="center"/>
+        </w:trPr>
+        <w:tc>
+          <w:tcPr>
+            <w:tcW w:w="0" w:type="auto"/>
+            <w:tcBorders>
+              <w:top w:val="single" w:sz="1" w:space="0" w:color="000000"/>
+              <w:bottom w:val="single" w:sz="1" w:space="0" w:color="000000"/>
+            </w:tcBorders>
+          </w:tcPr>
+          <w:p>
+            <w:r>
+              <w:rPr>
+                <w:b/>
+                <w:sz w:val="20"/>
+              </w:rPr>
+              <w:t>Test Steps</w:t>
+            </w:r>
+          </w:p>
+        </w:tc>
+        <w:tc>
+          <w:tcPr>
+            <w:tcW w:w="0" w:type="auto"/>
+            <w:tcBorders>
+              <w:top w:val="single" w:sz="1" w:space="0" w:color="000000"/>
+              <w:left w:val="single" w:sz="1" w:space="0" w:color="000000"/>
+              <w:bottom w:val="single" w:sz="1" w:space="0" w:color="000000"/>
+            </w:tcBorders>
+          </w:tcPr>
+          <w:p>
+            <w:r>
+              <w:rPr>
+                <w:sz w:val="20"/>
+              </w:rPr>
+              <w:t>1. Load file group C (42 records)</w:t>
+            </w:r>
+            <w:r>
+              <w:rPr>
+                <w:sz w:val="20"/>
+              </w:rPr>
+              <w:br/>
+              <w:t>2. Execute many year commands</w:t>
+            </w:r>
+            <w:r>
+              <w:rPr>
+                <w:sz w:val="20"/>
+              </w:rPr>
+              <w:br/>
+              <w:t>3. Profile execution time vs binary search implementation</w:t>
+            </w:r>
+          </w:p>
+        </w:tc>
+      </w:tr>
+      <w:tr>
+        <w:trPr>
+          <w:cantSplit/>
+          <w:tblCellSpacing w:w="0" w:type="dxa"/>
+          <w:jc w:val="center"/>
+        </w:trPr>
+        <w:tc>
+          <w:tcPr>
+            <w:tcW w:w="0" w:type="auto"/>
+            <w:tcBorders>
+              <w:top w:val="single" w:sz="1" w:space="0" w:color="000000"/>
+              <w:bottom w:val="single" w:sz="1" w:space="0" w:color="000000"/>
+            </w:tcBorders>
+          </w:tcPr>
+          <w:p>
+            <w:r>
+              <w:rPr>
+                <w:b/>
+                <w:sz w:val="20"/>
+              </w:rPr>
+              <w:t>Test Data</w:t>
+            </w:r>
+          </w:p>
+        </w:tc>
+        <w:tc>
+          <w:tcPr>
+            <w:tcW w:w="0" w:type="auto"/>
+            <w:tcBorders>
+              <w:top w:val="single" w:sz="1" w:space="0" w:color="000000"/>
+              <w:left w:val="single" w:sz="1" w:space="0" w:color="000000"/>
+              <w:bottom w:val="single" w:sz="1" w:space="0" w:color="000000"/>
+            </w:tcBorders>
+          </w:tcPr>
+          <w:p>
+            <w:r>
+              <w:rPr>
+                <w:sz w:val="20"/>
+              </w:rPr>
+              <w:t>NCAAdata2.txt (42 records); multiple year queries</w:t>
+            </w:r>
+          </w:p>
+        </w:tc>
+      </w:tr>
+      <w:tr>
+        <w:trPr>
+          <w:cantSplit/>
+          <w:tblCellSpacing w:w="0" w:type="dxa"/>
+          <w:jc w:val="center"/>
+        </w:trPr>
+        <w:tc>
+          <w:tcPr>
+            <w:tcW w:w="0" w:type="auto"/>
+            <w:tcBorders>
+              <w:top w:val="single" w:sz="1" w:space="0" w:color="000000"/>
+              <w:bottom w:val="single" w:sz="1" w:space="0" w:color="000000"/>
+            </w:tcBorders>
+          </w:tcPr>
+          <w:p>
+            <w:r>
+              <w:rPr>
+                <w:b/>
+                <w:sz w:val="20"/>
+              </w:rPr>
+              <w:t>Expected Result</w:t>
+            </w:r>
+          </w:p>
+        </w:tc>
+        <w:tc>
+          <w:tcPr>
+            <w:tcW w:w="0" w:type="auto"/>
+            <w:tcBorders>
+              <w:top w:val="single" w:sz="1" w:space="0" w:color="000000"/>
+              <w:left w:val="single" w:sz="1" w:space="0" w:color="000000"/>
+              <w:bottom w:val="single" w:sz="1" w:space="0" w:color="000000"/>
+            </w:tcBorders>
+          </w:tcPr>
+          <w:p>
+            <w:r>
+              <w:rPr>
+                <w:sz w:val="20"/>
+              </w:rPr>
+              <w:t xml:space="preserve">year lookup uses binary search algorithm for </w:t>
+            </w:r>
+            <w:proofErr w:type="gramStart"/>
+            <w:r>
+              <w:rPr>
+                <w:sz w:val="20"/>
+              </w:rPr>
+              <w:t>O(</w:t>
+            </w:r>
+            <w:proofErr w:type="gramEnd"/>
+            <w:r>
+              <w:rPr>
+                <w:sz w:val="20"/>
+              </w:rPr>
+              <w:t>log n) performance</w:t>
+            </w:r>
+          </w:p>
+        </w:tc>
+      </w:tr>
+      <w:tr>
+        <w:trPr>
+          <w:cantSplit/>
+          <w:tblCellSpacing w:w="0" w:type="dxa"/>
+          <w:jc w:val="center"/>
+        </w:trPr>
+        <w:tc>
+          <w:tcPr>
+            <w:tcW w:w="0" w:type="auto"/>
+            <w:tcBorders>
+              <w:top w:val="single" w:sz="1" w:space="0" w:color="000000"/>
+              <w:bottom w:val="single" w:sz="1" w:space="0" w:color="000000"/>
+            </w:tcBorders>
+          </w:tcPr>
+          <w:p>
+            <w:r>
+              <w:rPr>
+                <w:b/>
+                <w:sz w:val="20"/>
+              </w:rPr>
+              <w:t>Actual Result</w:t>
+            </w:r>
+          </w:p>
+        </w:tc>
+        <w:tc>
+          <w:tcPr>
+            <w:tcW w:w="0" w:type="auto"/>
+            <w:tcBorders>
+              <w:top w:val="single" w:sz="1" w:space="0" w:color="000000"/>
+              <w:left w:val="single" w:sz="1" w:space="0" w:color="000000"/>
+              <w:bottom w:val="single" w:sz="1" w:space="0" w:color="000000"/>
+            </w:tcBorders>
+          </w:tcPr>
+          <w:p>
+            <w:r>
+              <w:rPr>
+                <w:sz w:val="20"/>
+              </w:rPr>
+              <w:t>year lookup uses linear foreach loop; O(n) performance on sorted data</w:t>
+            </w:r>
+          </w:p>
+        </w:tc>
+      </w:tr>
+    </w:tbl>
+    <w:p/>
+    <w:p>
+      <w:pPr>
+        <w:spacing w:after="210"/>
+      </w:pPr>
+      <w:r>
+        <w:rPr>
+          <w:b/>
+        </w:rPr>
+        <w:t>BUG_0</w:t>
+      </w:r>
+      <w:r>
+        <w:rPr>
+          <w:b/>
+        </w:rPr>
+        <w:t>12</w:t>
+      </w:r>
+      <w:r>
+        <w:rPr>
+          <w:b/>
+        </w:rPr>
+        <w:t xml:space="preserve">: </w:t>
+      </w:r>
+      <w:proofErr w:type="spellStart"/>
+      <w:r>
+        <w:rPr>
+          <w:b/>
+        </w:rPr>
+        <w:t>LoadCommandContent</w:t>
+      </w:r>
+      <w:proofErr w:type="spellEnd"/>
+      <w:r>
+        <w:rPr>
+          <w:b/>
+        </w:rPr>
+        <w:t xml:space="preserve"> loads entire command file into memory instead of streaming line-by-line</w:t>
+      </w:r>
+    </w:p>
+    <w:tbl>
+      <w:tblPr>
+        <w:tblStyle w:val="NormalGrid"/>
+        <w:tblW w:w="0" w:type="auto"/>
+        <w:jc w:val="center"/>
+        <w:tblCellSpacing w:w="0" w:type="dxa"/>
+        <w:tblBorders>
+          <w:top w:val="single" w:sz="2" w:space="0" w:color="000000"/>
+          <w:left w:val="single" w:sz="2" w:space="0" w:color="000000"/>
+          <w:bottom w:val="single" w:sz="2" w:space="0" w:color="000000"/>
+          <w:right w:val="single" w:sz="2" w:space="0" w:color="000000"/>
+        </w:tblBorders>
+        <w:tblLook w:val="04A0" w:firstRow="1" w:lastRow="0" w:firstColumn="1" w:lastColumn="0" w:noHBand="0" w:noVBand="1"/>
+      </w:tblPr>
+      <w:tblGrid>
+        <w:gridCol w:w="1772"/>
+        <w:gridCol w:w="8302"/>
+      </w:tblGrid>
+      <w:tr>
+        <w:trPr>
+          <w:cantSplit/>
+          <w:tblCellSpacing w:w="0" w:type="dxa"/>
+          <w:jc w:val="center"/>
+        </w:trPr>
+        <w:tc>
+          <w:tcPr>
+            <w:tcW w:w="0" w:type="auto"/>
+            <w:tcBorders>
+              <w:top w:val="single" w:sz="1" w:space="0" w:color="000000"/>
+              <w:bottom w:val="single" w:sz="1" w:space="0" w:color="000000"/>
+            </w:tcBorders>
+          </w:tcPr>
+          <w:p>
+            <w:r>
+              <w:t>Field</w:t>
+            </w:r>
+          </w:p>
+        </w:tc>
+        <w:tc>
+          <w:tcPr>
+            <w:tcW w:w="0" w:type="auto"/>
+            <w:tcBorders>
+              <w:top w:val="single" w:sz="1" w:space="0" w:color="000000"/>
+              <w:left w:val="single" w:sz="1" w:space="0" w:color="000000"/>
+              <w:bottom w:val="single" w:sz="1" w:space="0" w:color="000000"/>
+            </w:tcBorders>
+          </w:tcPr>
+          <w:p>
+            <w:r>
+              <w:t>Value</w:t>
+            </w:r>
+          </w:p>
+        </w:tc>
+      </w:tr>
+      <w:tr>
+        <w:trPr>
+          <w:cantSplit/>
+          <w:tblCellSpacing w:w="0" w:type="dxa"/>
+          <w:jc w:val="center"/>
+        </w:trPr>
+        <w:tc>
+          <w:tcPr>
+            <w:tcW w:w="0" w:type="auto"/>
+            <w:tcBorders>
+              <w:top w:val="single" w:sz="1" w:space="0" w:color="000000"/>
+              <w:bottom w:val="single" w:sz="1" w:space="0" w:color="000000"/>
+            </w:tcBorders>
+          </w:tcPr>
+          <w:p>
+            <w:r>
+              <w:rPr>
+                <w:b/>
+                <w:sz w:val="20"/>
+              </w:rPr>
+              <w:t>ID</w:t>
+            </w:r>
+          </w:p>
+        </w:tc>
+        <w:tc>
+          <w:tcPr>
+            <w:tcW w:w="0" w:type="auto"/>
+            <w:tcBorders>
+              <w:top w:val="single" w:sz="1" w:space="0" w:color="000000"/>
+              <w:left w:val="single" w:sz="1" w:space="0" w:color="000000"/>
+              <w:bottom w:val="single" w:sz="1" w:space="0" w:color="000000"/>
+            </w:tcBorders>
+          </w:tcPr>
+          <w:p>
+            <w:r>
+              <w:rPr>
+                <w:sz w:val="20"/>
+              </w:rPr>
+              <w:t>BUG_012</w:t>
+            </w:r>
+          </w:p>
+        </w:tc>
+      </w:tr>
+      <w:tr>
+        <w:trPr>
+          <w:cantSplit/>
+          <w:tblCellSpacing w:w="0" w:type="dxa"/>
+          <w:jc w:val="center"/>
+        </w:trPr>
+        <w:tc>
+          <w:tcPr>
+            <w:tcW w:w="0" w:type="auto"/>
+            <w:tcBorders>
+              <w:top w:val="single" w:sz="1" w:space="0" w:color="000000"/>
+              <w:bottom w:val="single" w:sz="1" w:space="0" w:color="000000"/>
+            </w:tcBorders>
+          </w:tcPr>
+          <w:p>
+            <w:r>
+              <w:rPr>
+                <w:b/>
+                <w:sz w:val="20"/>
+              </w:rPr>
+              <w:t>Requirement</w:t>
+            </w:r>
+          </w:p>
+        </w:tc>
+        <w:tc>
+          <w:tcPr>
+            <w:tcW w:w="0" w:type="auto"/>
+            <w:tcBorders>
+              <w:top w:val="single" w:sz="1" w:space="0" w:color="000000"/>
+              <w:left w:val="single" w:sz="1" w:space="0" w:color="000000"/>
+              <w:bottom w:val="single" w:sz="1" w:space="0" w:color="000000"/>
+            </w:tcBorders>
+          </w:tcPr>
+          <w:p>
+            <w:r>
+              <w:rPr>
+                <w:sz w:val="20"/>
+              </w:rPr>
+              <w:t>FR_006 / FR_037</w:t>
+            </w:r>
+          </w:p>
+        </w:tc>
+      </w:tr>
+      <w:tr>
+        <w:trPr>
+          <w:cantSplit/>
+          <w:tblCellSpacing w:w="0" w:type="dxa"/>
+          <w:jc w:val="center"/>
+        </w:trPr>
+        <w:tc>
+          <w:tcPr>
+            <w:tcW w:w="0" w:type="auto"/>
+            <w:tcBorders>
+              <w:top w:val="single" w:sz="1" w:space="0" w:color="000000"/>
+              <w:bottom w:val="single" w:sz="1" w:space="0" w:color="000000"/>
+            </w:tcBorders>
+          </w:tcPr>
+          <w:p>
+            <w:r>
+              <w:rPr>
+                <w:b/>
+                <w:sz w:val="20"/>
+              </w:rPr>
+              <w:t>Priority</w:t>
+            </w:r>
+          </w:p>
+        </w:tc>
+        <w:tc>
+          <w:tcPr>
+            <w:tcW w:w="0" w:type="auto"/>
+            <w:tcBorders>
+              <w:top w:val="single" w:sz="1" w:space="0" w:color="000000"/>
+              <w:left w:val="single" w:sz="1" w:space="0" w:color="000000"/>
+              <w:bottom w:val="single" w:sz="1" w:space="0" w:color="000000"/>
+            </w:tcBorders>
+          </w:tcPr>
+          <w:p>
+            <w:r>
+              <w:rPr>
+                <w:sz w:val="20"/>
+              </w:rPr>
+              <w:t>Medium</w:t>
+            </w:r>
+          </w:p>
+        </w:tc>
+      </w:tr>
+      <w:tr>
+        <w:trPr>
+          <w:cantSplit/>
+          <w:tblCellSpacing w:w="0" w:type="dxa"/>
+          <w:jc w:val="center"/>
+        </w:trPr>
+        <w:tc>
+          <w:tcPr>
+            <w:tcW w:w="0" w:type="auto"/>
+            <w:tcBorders>
+              <w:top w:val="single" w:sz="1" w:space="0" w:color="000000"/>
+              <w:bottom w:val="single" w:sz="1" w:space="0" w:color="000000"/>
+            </w:tcBorders>
+          </w:tcPr>
+          <w:p>
+            <w:r>
+              <w:rPr>
+                <w:b/>
+                <w:sz w:val="20"/>
+              </w:rPr>
+              <w:t>Severity</w:t>
+            </w:r>
+          </w:p>
+        </w:tc>
+        <w:tc>
+          <w:tcPr>
+            <w:tcW w:w="0" w:type="auto"/>
+            <w:tcBorders>
+              <w:top w:val="single" w:sz="1" w:space="0" w:color="000000"/>
+              <w:left w:val="single" w:sz="1" w:space="0" w:color="000000"/>
+              <w:bottom w:val="single" w:sz="1" w:space="0" w:color="000000"/>
+            </w:tcBorders>
+          </w:tcPr>
+          <w:p>
+            <w:r>
+              <w:rPr>
+                <w:sz w:val="20"/>
+              </w:rPr>
+              <w:t>Major</w:t>
+            </w:r>
+          </w:p>
+        </w:tc>
+      </w:tr>
+      <w:tr>
+        <w:trPr>
+          <w:cantSplit/>
+          <w:tblCellSpacing w:w="0" w:type="dxa"/>
+          <w:jc w:val="center"/>
+        </w:trPr>
+        <w:tc>
+          <w:tcPr>
+            <w:tcW w:w="0" w:type="auto"/>
+            <w:tcBorders>
+              <w:top w:val="single" w:sz="1" w:space="0" w:color="000000"/>
+              <w:bottom w:val="single" w:sz="1" w:space="0" w:color="000000"/>
+            </w:tcBorders>
+          </w:tcPr>
+          <w:p>
+            <w:r>
+              <w:rPr>
+                <w:b/>
+                <w:sz w:val="20"/>
+              </w:rPr>
+              <w:lastRenderedPageBreak/>
+              <w:t>Title</w:t>
+            </w:r>
+          </w:p>
+        </w:tc>
+        <w:tc>
+          <w:tcPr>
+            <w:tcW w:w="0" w:type="auto"/>
+            <w:tcBorders>
+              <w:top w:val="single" w:sz="1" w:space="0" w:color="000000"/>
+              <w:left w:val="single" w:sz="1" w:space="0" w:color="000000"/>
+              <w:bottom w:val="single" w:sz="1" w:space="0" w:color="000000"/>
+            </w:tcBorders>
+          </w:tcPr>
+          <w:p>
+            <w:proofErr w:type="spellStart"/>
+            <w:r>
+              <w:rPr>
+                <w:sz w:val="20"/>
+              </w:rPr>
+              <w:t>LoadCommandContent</w:t>
+            </w:r>
+            <w:proofErr w:type="spellEnd"/>
+            <w:r>
+              <w:rPr>
+                <w:sz w:val="20"/>
+              </w:rPr>
+              <w:t xml:space="preserve"> loads entire command file into memory instead of streaming line-by-line</w:t>
+            </w:r>
+          </w:p>
+        </w:tc>
+      </w:tr>
+      <w:tr>
+        <w:trPr>
+          <w:cantSplit/>
+          <w:tblCellSpacing w:w="0" w:type="dxa"/>
+          <w:jc w:val="center"/>
+        </w:trPr>
+        <w:tc>
+          <w:tcPr>
+            <w:tcW w:w="0" w:type="auto"/>
+            <w:tcBorders>
+              <w:top w:val="single" w:sz="1" w:space="0" w:color="000000"/>
+              <w:bottom w:val="single" w:sz="1" w:space="0" w:color="000000"/>
+            </w:tcBorders>
+          </w:tcPr>
+          <w:p>
+            <w:r>
+              <w:rPr>
+                <w:b/>
+                <w:sz w:val="20"/>
+              </w:rPr>
+              <w:t>Description</w:t>
+            </w:r>
+          </w:p>
+        </w:tc>
+        <w:tc>
+          <w:tcPr>
+            <w:tcW w:w="0" w:type="auto"/>
+            <w:tcBorders>
+              <w:top w:val="single" w:sz="1" w:space="0" w:color="000000"/>
+              <w:left w:val="single" w:sz="1" w:space="0" w:color="000000"/>
+              <w:bottom w:val="single" w:sz="1" w:space="0" w:color="000000"/>
+            </w:tcBorders>
+          </w:tcPr>
+          <w:p>
+            <w:r>
+              <w:rPr>
+                <w:sz w:val="20"/>
+              </w:rPr>
+              <w:t xml:space="preserve">FR_006 specifies line-by-line processing but </w:t>
+            </w:r>
+            <w:proofErr w:type="spellStart"/>
+            <w:r>
+              <w:rPr>
+                <w:sz w:val="20"/>
               </w:rPr>
               <w:t>File.ReadAllLines</w:t>
             </w:r>
             <w:proofErr w:type="spellEnd"/>
             <w:r>
               <w:rPr>
-                <w:rFonts w:eastAsia="Georgia" w:hAnsi="Georgia" w:cs="Georgia"/>
-              </w:rPr>
-              <w:t xml:space="preserve">(), loading entire file into </w:t>
+                <w:sz w:val="20"/>
+              </w:rPr>
+              <w:t xml:space="preserve">() loads the complete command file into a </w:t>
             </w:r>
             <w:proofErr w:type="gramStart"/>
             <w:r>
               <w:rPr>
-                <w:rFonts w:eastAsia="Georgia" w:hAnsi="Georgia" w:cs="Georgia"/>
+                <w:sz w:val="20"/>
               </w:rPr>
               <w:t>string[</w:t>
             </w:r>
             <w:proofErr w:type="gramEnd"/>
             <w:r>
               <w:rPr>
-                <w:rFonts w:eastAsia="Georgia" w:hAnsi="Georgia" w:cs="Georgia"/>
-              </w:rPr>
-              <w:t>] array at once.</w:t>
-            </w:r>
-          </w:p>
-        </w:tc>
-      </w:tr>
-      <w:tr>
-        <w:trPr>
-          <w:cantSplit/>
-          <w:tblCellSpacing w:w="0" w:type="dxa"/>
-          <w:jc w:val="center"/>
-        </w:trPr>
-        <w:tc>
-          <w:tcPr>
-            <w:tcW w:w="0" w:type="auto"/>
-            <w:tcBorders>
-              <w:top w:val="single" w:sz="1" w:space="0" w:color="000000"/>
-              <w:bottom w:val="single" w:sz="1" w:space="0" w:color="000000"/>
-            </w:tcBorders>
-          </w:tcPr>
-          <w:p>
-            <w:r>
+                <w:sz w:val="20"/>
+              </w:rPr>
+              <w:t>] array before any processing begins. For very large command files this wastes memory and contradicts the requirement specification.</w:t>
+            </w:r>
+          </w:p>
+        </w:tc>
+      </w:tr>
+      <w:tr>
+        <w:trPr>
+          <w:cantSplit/>
+          <w:tblCellSpacing w:w="0" w:type="dxa"/>
+          <w:jc w:val="center"/>
+        </w:trPr>
+        <w:tc>
+          <w:tcPr>
+            <w:tcW w:w="0" w:type="auto"/>
+            <w:tcBorders>
+              <w:top w:val="single" w:sz="1" w:space="0" w:color="000000"/>
+              <w:bottom w:val="single" w:sz="1" w:space="0" w:color="000000"/>
+            </w:tcBorders>
+          </w:tcPr>
+          <w:p>
+            <w:r>
+              <w:rPr>
+                <w:b/>
+                <w:sz w:val="20"/>
+              </w:rPr>
               <w:t>Precondition</w:t>
             </w:r>
           </w:p>
@@ -15374,7 +20570,7 @@
           <w:p>
             <w:r>
               <w:rPr>
-                <w:rFonts w:eastAsia="Georgia" w:hAnsi="Georgia" w:cs="Georgia"/>
+                <w:sz w:val="20"/>
               </w:rPr>
               <w:t>Code review of course_work-2.cs</w:t>
             </w:r>
@@ -15397,6 +20593,10 @@
           </w:tcPr>
           <w:p>
             <w:r>
+              <w:rPr>
+                <w:b/>
+                <w:sz w:val="20"/>
+              </w:rPr>
               <w:t>Test Steps</w:t>
             </w:r>
           </w:p>
@@ -15413,57 +20613,90 @@
           <w:p>
             <w:r>
               <w:rPr>
-                <w:rFonts w:eastAsia="Georgia" w:hAnsi="Georgia" w:cs="Georgia"/>
-              </w:rPr>
-              <w:t xml:space="preserve">1. Open course_work-2.cs 2. Navigate to </w:t>
+                <w:sz w:val="20"/>
+              </w:rPr>
+              <w:t>1. Open course_work-2.cs</w:t>
+            </w:r>
+            <w:r>
+              <w:rPr>
+                <w:sz w:val="20"/>
+              </w:rPr>
+              <w:br/>
+              <w:t xml:space="preserve">2. Navigate to </w:t>
             </w:r>
             <w:proofErr w:type="spellStart"/>
             <w:r>
               <w:rPr>
-                <w:rFonts w:eastAsia="Georgia" w:hAnsi="Georgia" w:cs="Georgia"/>
+                <w:sz w:val="20"/>
               </w:rPr>
               <w:t>LoadCommandContent</w:t>
             </w:r>
             <w:proofErr w:type="spellEnd"/>
             <w:r>
               <w:rPr>
-                <w:rFonts w:eastAsia="Georgia" w:hAnsi="Georgia" w:cs="Georgia"/>
-              </w:rPr>
-              <w:t xml:space="preserve"> 3. Locate </w:t>
+                <w:sz w:val="20"/>
+              </w:rPr>
+              <w:br/>
+              <w:t xml:space="preserve">3. Locate </w:t>
             </w:r>
             <w:proofErr w:type="spellStart"/>
             <w:r>
               <w:rPr>
-                <w:rFonts w:eastAsia="Georgia" w:hAnsi="Georgia" w:cs="Georgia"/>
+                <w:sz w:val="20"/>
               </w:rPr>
               <w:t>File.ReadAllLines</w:t>
             </w:r>
             <w:proofErr w:type="spellEnd"/>
             <w:r>
               <w:rPr>
-                <w:rFonts w:eastAsia="Georgia" w:hAnsi="Georgia" w:cs="Georgia"/>
-              </w:rPr>
-              <w:t>() call</w:t>
-            </w:r>
-          </w:p>
-        </w:tc>
-      </w:tr>
-      <w:tr>
-        <w:trPr>
-          <w:cantSplit/>
-          <w:tblCellSpacing w:w="0" w:type="dxa"/>
-          <w:jc w:val="center"/>
-        </w:trPr>
-        <w:tc>
-          <w:tcPr>
-            <w:tcW w:w="0" w:type="auto"/>
-            <w:tcBorders>
-              <w:top w:val="single" w:sz="1" w:space="0" w:color="000000"/>
-              <w:bottom w:val="single" w:sz="1" w:space="0" w:color="000000"/>
-            </w:tcBorders>
-          </w:tcPr>
-          <w:p>
-            <w:r>
+                <w:sz w:val="20"/>
+              </w:rPr>
+              <w:t>(</w:t>
+            </w:r>
+            <w:proofErr w:type="spellStart"/>
+            <w:r>
+              <w:rPr>
+                <w:sz w:val="20"/>
+              </w:rPr>
+              <w:t>fileSRC</w:t>
+            </w:r>
+            <w:proofErr w:type="spellEnd"/>
+            <w:r>
+              <w:rPr>
+                <w:sz w:val="20"/>
+              </w:rPr>
+              <w:t>)</w:t>
+            </w:r>
+            <w:r>
+              <w:rPr>
+                <w:sz w:val="20"/>
+              </w:rPr>
+              <w:br/>
+              <w:t>4. Compare with FR_006 specification</w:t>
+            </w:r>
+          </w:p>
+        </w:tc>
+      </w:tr>
+      <w:tr>
+        <w:trPr>
+          <w:cantSplit/>
+          <w:tblCellSpacing w:w="0" w:type="dxa"/>
+          <w:jc w:val="center"/>
+        </w:trPr>
+        <w:tc>
+          <w:tcPr>
+            <w:tcW w:w="0" w:type="auto"/>
+            <w:tcBorders>
+              <w:top w:val="single" w:sz="1" w:space="0" w:color="000000"/>
+              <w:bottom w:val="single" w:sz="1" w:space="0" w:color="000000"/>
+            </w:tcBorders>
+          </w:tcPr>
+          <w:p>
+            <w:r>
+              <w:rPr>
+                <w:b/>
+                <w:sz w:val="20"/>
+              </w:rPr>
               <w:t>Test Data</w:t>
             </w:r>
           </w:p>
@@ -15480,37 +20713,61 @@
           <w:p>
             <w:r>
               <w:rPr>
-                <w:rFonts w:eastAsia="Georgia" w:hAnsi="Georgia" w:cs="Georgia"/>
-              </w:rPr>
-              <w:t xml:space="preserve">Source: course_work-2.cs, method </w:t>
+                <w:sz w:val="20"/>
+              </w:rPr>
+              <w:t xml:space="preserve">Source: </w:t>
             </w:r>
             <w:proofErr w:type="spellStart"/>
             <w:r>
               <w:rPr>
-                <w:rFonts w:eastAsia="Georgia" w:hAnsi="Georgia" w:cs="Georgia"/>
+                <w:sz w:val="20"/>
               </w:rPr>
               <w:t>LoadCommandContent</w:t>
             </w:r>
             <w:proofErr w:type="spellEnd"/>
-          </w:p>
-        </w:tc>
-      </w:tr>
-      <w:tr>
-        <w:trPr>
-          <w:cantSplit/>
-          <w:tblCellSpacing w:w="0" w:type="dxa"/>
-          <w:jc w:val="center"/>
-        </w:trPr>
-        <w:tc>
-          <w:tcPr>
-            <w:tcW w:w="0" w:type="auto"/>
-            <w:tcBorders>
-              <w:top w:val="single" w:sz="1" w:space="0" w:color="000000"/>
-              <w:bottom w:val="single" w:sz="1" w:space="0" w:color="000000"/>
-            </w:tcBorders>
-          </w:tcPr>
-          <w:p>
-            <w:r>
+            <w:r>
+              <w:rPr>
+                <w:sz w:val="20"/>
+              </w:rPr>
+              <w:t xml:space="preserve">, line with </w:t>
+            </w:r>
+            <w:proofErr w:type="spellStart"/>
+            <w:r>
+              <w:rPr>
+                <w:sz w:val="20"/>
+              </w:rPr>
+              <w:t>File.ReadAllLines</w:t>
+            </w:r>
+            <w:proofErr w:type="spellEnd"/>
+            <w:r>
+              <w:rPr>
+                <w:sz w:val="20"/>
+              </w:rPr>
+              <w:t>()</w:t>
+            </w:r>
+          </w:p>
+        </w:tc>
+      </w:tr>
+      <w:tr>
+        <w:trPr>
+          <w:cantSplit/>
+          <w:tblCellSpacing w:w="0" w:type="dxa"/>
+          <w:jc w:val="center"/>
+        </w:trPr>
+        <w:tc>
+          <w:tcPr>
+            <w:tcW w:w="0" w:type="auto"/>
+            <w:tcBorders>
+              <w:top w:val="single" w:sz="1" w:space="0" w:color="000000"/>
+              <w:bottom w:val="single" w:sz="1" w:space="0" w:color="000000"/>
+            </w:tcBorders>
+          </w:tcPr>
+          <w:p>
+            <w:r>
+              <w:rPr>
+                <w:b/>
+                <w:sz w:val="20"/>
+              </w:rPr>
               <w:t>Expected Result</w:t>
             </w:r>
           </w:p>
@@ -15526,14 +20783,23 @@
           </w:tcPr>
           <w:p>
             <w:r>
-              <w:t xml:space="preserve">Commands read one at a time via </w:t>
+              <w:rPr>
+                <w:sz w:val="20"/>
+              </w:rPr>
+              <w:t xml:space="preserve">Commands read one at a time using </w:t>
             </w:r>
             <w:proofErr w:type="spellStart"/>
             <w:r>
+              <w:rPr>
+                <w:sz w:val="20"/>
+              </w:rPr>
               <w:t>StreamReader.ReadLine</w:t>
             </w:r>
             <w:proofErr w:type="spellEnd"/>
             <w:r>
+              <w:rPr>
+                <w:sz w:val="20"/>
+              </w:rPr>
               <w:t>()</w:t>
             </w:r>
           </w:p>
@@ -15555,6 +20821,10 @@
           </w:tcPr>
           <w:p>
             <w:r>
+              <w:rPr>
+                <w:b/>
+                <w:sz w:val="20"/>
+              </w:rPr>
               <w:t>Actual Result</w:t>
             </w:r>
           </w:p>
@@ -15570,12 +20840,2233 @@
           </w:tcPr>
           <w:p>
             <w:r>
-              <w:t>All lines loaded into memory simultaneously before processing begins</w:t>
+              <w:rPr>
+                <w:sz w:val="20"/>
+              </w:rPr>
+              <w:t xml:space="preserve">All lines loaded into memory simultaneously with </w:t>
+            </w:r>
+            <w:proofErr w:type="spellStart"/>
+            <w:r>
+              <w:rPr>
+                <w:sz w:val="20"/>
+              </w:rPr>
+              <w:t>File.ReadAllLines</w:t>
+            </w:r>
+            <w:proofErr w:type="spellEnd"/>
+            <w:r>
+              <w:rPr>
+                <w:sz w:val="20"/>
+              </w:rPr>
+              <w:t>()</w:t>
             </w:r>
           </w:p>
         </w:tc>
       </w:tr>
     </w:tbl>
+    <w:p/>
+    <w:p>
+      <w:pPr>
+        <w:spacing w:after="210"/>
+      </w:pPr>
+      <w:r>
+        <w:rPr>
+          <w:b/>
+        </w:rPr>
+        <w:t>BUG_0</w:t>
+      </w:r>
+      <w:r>
+        <w:rPr>
+          <w:b/>
+        </w:rPr>
+        <w:t>13</w:t>
+      </w:r>
+      <w:r>
+        <w:rPr>
+          <w:b/>
+        </w:rPr>
+        <w:t xml:space="preserve">: </w:t>
+      </w:r>
+      <w:r>
+        <w:rPr>
+          <w:b/>
+        </w:rPr>
+        <w:t xml:space="preserve">Static field </w:t>
+      </w:r>
+      <w:proofErr w:type="spellStart"/>
+      <w:r>
+        <w:rPr>
+          <w:b/>
+        </w:rPr>
+        <w:t>dataHeader</w:t>
+      </w:r>
+      <w:proofErr w:type="spellEnd"/>
+      <w:r>
+        <w:rPr>
+          <w:b/>
+        </w:rPr>
+        <w:t xml:space="preserve"> retains stale value if </w:t>
+      </w:r>
+      <w:proofErr w:type="spellStart"/>
+      <w:r>
+        <w:rPr>
+          <w:b/>
+        </w:rPr>
+        <w:t>LoadDataContent</w:t>
+      </w:r>
+      <w:proofErr w:type="spellEnd"/>
+      <w:r>
+        <w:rPr>
+          <w:b/>
+        </w:rPr>
+        <w:t xml:space="preserve"> called multiple times</w:t>
+      </w:r>
+    </w:p>
+    <w:tbl>
+      <w:tblPr>
+        <w:tblStyle w:val="NormalGrid"/>
+        <w:tblW w:w="0" w:type="auto"/>
+        <w:jc w:val="center"/>
+        <w:tblCellSpacing w:w="0" w:type="dxa"/>
+        <w:tblBorders>
+          <w:top w:val="single" w:sz="2" w:space="0" w:color="000000"/>
+          <w:left w:val="single" w:sz="2" w:space="0" w:color="000000"/>
+          <w:bottom w:val="single" w:sz="2" w:space="0" w:color="000000"/>
+          <w:right w:val="single" w:sz="2" w:space="0" w:color="000000"/>
+        </w:tblBorders>
+        <w:tblLook w:val="04A0" w:firstRow="1" w:lastRow="0" w:firstColumn="1" w:lastColumn="0" w:noHBand="0" w:noVBand="1"/>
+      </w:tblPr>
+      <w:tblGrid>
+        <w:gridCol w:w="1774"/>
+        <w:gridCol w:w="8300"/>
+      </w:tblGrid>
+      <w:tr>
+        <w:trPr>
+          <w:cantSplit/>
+          <w:tblCellSpacing w:w="0" w:type="dxa"/>
+          <w:jc w:val="center"/>
+        </w:trPr>
+        <w:tc>
+          <w:tcPr>
+            <w:tcW w:w="0" w:type="auto"/>
+            <w:tcBorders>
+              <w:top w:val="single" w:sz="1" w:space="0" w:color="000000"/>
+              <w:bottom w:val="single" w:sz="1" w:space="0" w:color="000000"/>
+            </w:tcBorders>
+          </w:tcPr>
+          <w:p>
+            <w:r>
+              <w:t>Field</w:t>
+            </w:r>
+          </w:p>
+        </w:tc>
+        <w:tc>
+          <w:tcPr>
+            <w:tcW w:w="0" w:type="auto"/>
+            <w:tcBorders>
+              <w:top w:val="single" w:sz="1" w:space="0" w:color="000000"/>
+              <w:left w:val="single" w:sz="1" w:space="0" w:color="000000"/>
+              <w:bottom w:val="single" w:sz="1" w:space="0" w:color="000000"/>
+            </w:tcBorders>
+          </w:tcPr>
+          <w:p>
+            <w:r>
+              <w:t>Value</w:t>
+            </w:r>
+          </w:p>
+        </w:tc>
+      </w:tr>
+      <w:tr>
+        <w:trPr>
+          <w:cantSplit/>
+          <w:tblCellSpacing w:w="0" w:type="dxa"/>
+          <w:jc w:val="center"/>
+        </w:trPr>
+        <w:tc>
+          <w:tcPr>
+            <w:tcW w:w="0" w:type="auto"/>
+            <w:tcBorders>
+              <w:top w:val="single" w:sz="1" w:space="0" w:color="000000"/>
+              <w:bottom w:val="single" w:sz="1" w:space="0" w:color="000000"/>
+            </w:tcBorders>
+          </w:tcPr>
+          <w:p>
+            <w:r>
+              <w:rPr>
+                <w:b/>
+                <w:sz w:val="20"/>
+              </w:rPr>
+              <w:t>ID</w:t>
+            </w:r>
+          </w:p>
+        </w:tc>
+        <w:tc>
+          <w:tcPr>
+            <w:tcW w:w="0" w:type="auto"/>
+            <w:tcBorders>
+              <w:top w:val="single" w:sz="1" w:space="0" w:color="000000"/>
+              <w:left w:val="single" w:sz="1" w:space="0" w:color="000000"/>
+              <w:bottom w:val="single" w:sz="1" w:space="0" w:color="000000"/>
+            </w:tcBorders>
+          </w:tcPr>
+          <w:p>
+            <w:r>
+              <w:rPr>
+                <w:sz w:val="20"/>
+              </w:rPr>
+              <w:t>BUG_013</w:t>
+            </w:r>
+          </w:p>
+        </w:tc>
+      </w:tr>
+      <w:tr>
+        <w:trPr>
+          <w:cantSplit/>
+          <w:tblCellSpacing w:w="0" w:type="dxa"/>
+          <w:jc w:val="center"/>
+        </w:trPr>
+        <w:tc>
+          <w:tcPr>
+            <w:tcW w:w="0" w:type="auto"/>
+            <w:tcBorders>
+              <w:top w:val="single" w:sz="1" w:space="0" w:color="000000"/>
+              <w:bottom w:val="single" w:sz="1" w:space="0" w:color="000000"/>
+            </w:tcBorders>
+          </w:tcPr>
+          <w:p>
+            <w:r>
+              <w:rPr>
+                <w:b/>
+                <w:sz w:val="20"/>
+              </w:rPr>
+              <w:t>Requirement</w:t>
+            </w:r>
+          </w:p>
+        </w:tc>
+        <w:tc>
+          <w:tcPr>
+            <w:tcW w:w="0" w:type="auto"/>
+            <w:tcBorders>
+              <w:top w:val="single" w:sz="1" w:space="0" w:color="000000"/>
+              <w:left w:val="single" w:sz="1" w:space="0" w:color="000000"/>
+              <w:bottom w:val="single" w:sz="1" w:space="0" w:color="000000"/>
+            </w:tcBorders>
+          </w:tcPr>
+          <w:p>
+            <w:r>
+              <w:rPr>
+                <w:sz w:val="20"/>
+              </w:rPr>
+              <w:t>FR_034</w:t>
+            </w:r>
+          </w:p>
+        </w:tc>
+      </w:tr>
+      <w:tr>
+        <w:trPr>
+          <w:cantSplit/>
+          <w:tblCellSpacing w:w="0" w:type="dxa"/>
+          <w:jc w:val="center"/>
+        </w:trPr>
+        <w:tc>
+          <w:tcPr>
+            <w:tcW w:w="0" w:type="auto"/>
+            <w:tcBorders>
+              <w:top w:val="single" w:sz="1" w:space="0" w:color="000000"/>
+              <w:bottom w:val="single" w:sz="1" w:space="0" w:color="000000"/>
+            </w:tcBorders>
+          </w:tcPr>
+          <w:p>
+            <w:r>
+              <w:rPr>
+                <w:b/>
+                <w:sz w:val="20"/>
+              </w:rPr>
+              <w:t>Priority</w:t>
+            </w:r>
+          </w:p>
+        </w:tc>
+        <w:tc>
+          <w:tcPr>
+            <w:tcW w:w="0" w:type="auto"/>
+            <w:tcBorders>
+              <w:top w:val="single" w:sz="1" w:space="0" w:color="000000"/>
+              <w:left w:val="single" w:sz="1" w:space="0" w:color="000000"/>
+              <w:bottom w:val="single" w:sz="1" w:space="0" w:color="000000"/>
+            </w:tcBorders>
+          </w:tcPr>
+          <w:p>
+            <w:r>
+              <w:rPr>
+                <w:sz w:val="20"/>
+              </w:rPr>
+              <w:t>Medium</w:t>
+            </w:r>
+          </w:p>
+        </w:tc>
+      </w:tr>
+      <w:tr>
+        <w:trPr>
+          <w:cantSplit/>
+          <w:tblCellSpacing w:w="0" w:type="dxa"/>
+          <w:jc w:val="center"/>
+        </w:trPr>
+        <w:tc>
+          <w:tcPr>
+            <w:tcW w:w="0" w:type="auto"/>
+            <w:tcBorders>
+              <w:top w:val="single" w:sz="1" w:space="0" w:color="000000"/>
+              <w:bottom w:val="single" w:sz="1" w:space="0" w:color="000000"/>
+            </w:tcBorders>
+          </w:tcPr>
+          <w:p>
+            <w:r>
+              <w:rPr>
+                <w:b/>
+                <w:sz w:val="20"/>
+              </w:rPr>
+              <w:t>Severity</w:t>
+            </w:r>
+          </w:p>
+        </w:tc>
+        <w:tc>
+          <w:tcPr>
+            <w:tcW w:w="0" w:type="auto"/>
+            <w:tcBorders>
+              <w:top w:val="single" w:sz="1" w:space="0" w:color="000000"/>
+              <w:left w:val="single" w:sz="1" w:space="0" w:color="000000"/>
+              <w:bottom w:val="single" w:sz="1" w:space="0" w:color="000000"/>
+            </w:tcBorders>
+          </w:tcPr>
+          <w:p>
+            <w:r>
+              <w:rPr>
+                <w:sz w:val="20"/>
+              </w:rPr>
+              <w:t>Major</w:t>
+            </w:r>
+          </w:p>
+        </w:tc>
+      </w:tr>
+      <w:tr>
+        <w:trPr>
+          <w:cantSplit/>
+          <w:tblCellSpacing w:w="0" w:type="dxa"/>
+          <w:jc w:val="center"/>
+        </w:trPr>
+        <w:tc>
+          <w:tcPr>
+            <w:tcW w:w="0" w:type="auto"/>
+            <w:tcBorders>
+              <w:top w:val="single" w:sz="1" w:space="0" w:color="000000"/>
+              <w:bottom w:val="single" w:sz="1" w:space="0" w:color="000000"/>
+            </w:tcBorders>
+          </w:tcPr>
+          <w:p>
+            <w:r>
+              <w:rPr>
+                <w:b/>
+                <w:sz w:val="20"/>
+              </w:rPr>
+              <w:t>Title</w:t>
+            </w:r>
+          </w:p>
+        </w:tc>
+        <w:tc>
+          <w:tcPr>
+            <w:tcW w:w="0" w:type="auto"/>
+            <w:tcBorders>
+              <w:top w:val="single" w:sz="1" w:space="0" w:color="000000"/>
+              <w:left w:val="single" w:sz="1" w:space="0" w:color="000000"/>
+              <w:bottom w:val="single" w:sz="1" w:space="0" w:color="000000"/>
+            </w:tcBorders>
+          </w:tcPr>
+          <w:p>
+            <w:r>
+              <w:rPr>
+                <w:sz w:val="20"/>
+              </w:rPr>
+              <w:t xml:space="preserve">Static field </w:t>
+            </w:r>
+            <w:proofErr w:type="spellStart"/>
+            <w:r>
+              <w:rPr>
+                <w:sz w:val="20"/>
+              </w:rPr>
+              <w:t>dataHeader</w:t>
+            </w:r>
+            <w:proofErr w:type="spellEnd"/>
+            <w:r>
+              <w:rPr>
+                <w:sz w:val="20"/>
+              </w:rPr>
+              <w:t xml:space="preserve"> retains stale value if </w:t>
+            </w:r>
+            <w:proofErr w:type="spellStart"/>
+            <w:r>
+              <w:rPr>
+                <w:sz w:val="20"/>
+              </w:rPr>
+              <w:t>LoadDataContent</w:t>
+            </w:r>
+            <w:proofErr w:type="spellEnd"/>
+            <w:r>
+              <w:rPr>
+                <w:sz w:val="20"/>
+              </w:rPr>
+              <w:t xml:space="preserve"> called multiple times</w:t>
+            </w:r>
+          </w:p>
+        </w:tc>
+      </w:tr>
+      <w:tr>
+        <w:trPr>
+          <w:cantSplit/>
+          <w:tblCellSpacing w:w="0" w:type="dxa"/>
+          <w:jc w:val="center"/>
+        </w:trPr>
+        <w:tc>
+          <w:tcPr>
+            <w:tcW w:w="0" w:type="auto"/>
+            <w:tcBorders>
+              <w:top w:val="single" w:sz="1" w:space="0" w:color="000000"/>
+              <w:bottom w:val="single" w:sz="1" w:space="0" w:color="000000"/>
+            </w:tcBorders>
+          </w:tcPr>
+          <w:p>
+            <w:r>
+              <w:rPr>
+                <w:b/>
+                <w:sz w:val="20"/>
+              </w:rPr>
+              <w:t>Description</w:t>
+            </w:r>
+          </w:p>
+        </w:tc>
+        <w:tc>
+          <w:tcPr>
+            <w:tcW w:w="0" w:type="auto"/>
+            <w:tcBorders>
+              <w:top w:val="single" w:sz="1" w:space="0" w:color="000000"/>
+              <w:left w:val="single" w:sz="1" w:space="0" w:color="000000"/>
+              <w:bottom w:val="single" w:sz="1" w:space="0" w:color="000000"/>
+            </w:tcBorders>
+          </w:tcPr>
+          <w:p>
+            <w:proofErr w:type="spellStart"/>
+            <w:r>
+              <w:rPr>
+                <w:sz w:val="20"/>
+              </w:rPr>
+              <w:t>dataHeader</w:t>
+            </w:r>
+            <w:proofErr w:type="spellEnd"/>
+            <w:r>
+              <w:rPr>
+                <w:sz w:val="20"/>
+              </w:rPr>
+              <w:t xml:space="preserve"> is declared as a static field. If the program is extended to call </w:t>
+            </w:r>
+            <w:proofErr w:type="spellStart"/>
+            <w:r>
+              <w:rPr>
+                <w:sz w:val="20"/>
+              </w:rPr>
+              <w:t>LoadDataContent</w:t>
+            </w:r>
+            <w:proofErr w:type="spellEnd"/>
+            <w:r>
+              <w:rPr>
+                <w:sz w:val="20"/>
+              </w:rPr>
+              <w:t xml:space="preserve"> more than once (e.g. in unit tests or future </w:t>
+            </w:r>
+            <w:proofErr w:type="gramStart"/>
+            <w:r>
+              <w:rPr>
+                <w:sz w:val="20"/>
+              </w:rPr>
+              <w:t>Boot(</w:t>
+            </w:r>
+            <w:proofErr w:type="gramEnd"/>
+            <w:r>
+              <w:rPr>
+                <w:sz w:val="20"/>
+              </w:rPr>
+              <w:t>) calls), the field retains the header from the previous call. This can cause incorrect log header output on subsequent runs.</w:t>
+            </w:r>
+          </w:p>
+        </w:tc>
+      </w:tr>
+      <w:tr>
+        <w:trPr>
+          <w:cantSplit/>
+          <w:tblCellSpacing w:w="0" w:type="dxa"/>
+          <w:jc w:val="center"/>
+        </w:trPr>
+        <w:tc>
+          <w:tcPr>
+            <w:tcW w:w="0" w:type="auto"/>
+            <w:tcBorders>
+              <w:top w:val="single" w:sz="1" w:space="0" w:color="000000"/>
+              <w:bottom w:val="single" w:sz="1" w:space="0" w:color="000000"/>
+            </w:tcBorders>
+          </w:tcPr>
+          <w:p>
+            <w:r>
+              <w:rPr>
+                <w:b/>
+                <w:sz w:val="20"/>
+              </w:rPr>
+              <w:t>Precondition</w:t>
+            </w:r>
+          </w:p>
+        </w:tc>
+        <w:tc>
+          <w:tcPr>
+            <w:tcW w:w="0" w:type="auto"/>
+            <w:tcBorders>
+              <w:top w:val="single" w:sz="1" w:space="0" w:color="000000"/>
+              <w:left w:val="single" w:sz="1" w:space="0" w:color="000000"/>
+              <w:bottom w:val="single" w:sz="1" w:space="0" w:color="000000"/>
+            </w:tcBorders>
+          </w:tcPr>
+          <w:p>
+            <w:proofErr w:type="gramStart"/>
+            <w:r>
+              <w:rPr>
+                <w:sz w:val="20"/>
+              </w:rPr>
+              <w:t>Boot(</w:t>
+            </w:r>
+            <w:proofErr w:type="gramEnd"/>
+            <w:r>
+              <w:rPr>
+                <w:sz w:val="20"/>
+              </w:rPr>
+              <w:t>) called twice in the same process lifetime</w:t>
+            </w:r>
+          </w:p>
+        </w:tc>
+      </w:tr>
+      <w:tr>
+        <w:trPr>
+          <w:cantSplit/>
+          <w:tblCellSpacing w:w="0" w:type="dxa"/>
+          <w:jc w:val="center"/>
+        </w:trPr>
+        <w:tc>
+          <w:tcPr>
+            <w:tcW w:w="0" w:type="auto"/>
+            <w:tcBorders>
+              <w:top w:val="single" w:sz="1" w:space="0" w:color="000000"/>
+              <w:bottom w:val="single" w:sz="1" w:space="0" w:color="000000"/>
+            </w:tcBorders>
+          </w:tcPr>
+          <w:p>
+            <w:r>
+              <w:rPr>
+                <w:b/>
+                <w:sz w:val="20"/>
+              </w:rPr>
+              <w:t>Test Steps</w:t>
+            </w:r>
+          </w:p>
+        </w:tc>
+        <w:tc>
+          <w:tcPr>
+            <w:tcW w:w="0" w:type="auto"/>
+            <w:tcBorders>
+              <w:top w:val="single" w:sz="1" w:space="0" w:color="000000"/>
+              <w:left w:val="single" w:sz="1" w:space="0" w:color="000000"/>
+              <w:bottom w:val="single" w:sz="1" w:space="0" w:color="000000"/>
+            </w:tcBorders>
+          </w:tcPr>
+          <w:p>
+            <w:r>
+              <w:rPr>
+                <w:sz w:val="20"/>
+              </w:rPr>
+              <w:t xml:space="preserve">1. Call </w:t>
+            </w:r>
+            <w:proofErr w:type="gramStart"/>
+            <w:r>
+              <w:rPr>
+                <w:sz w:val="20"/>
+              </w:rPr>
+              <w:t>Boot(</w:t>
+            </w:r>
+            <w:proofErr w:type="gramEnd"/>
+            <w:r>
+              <w:rPr>
+                <w:sz w:val="20"/>
+              </w:rPr>
+              <w:t>) with file group A</w:t>
+            </w:r>
+            <w:r>
+              <w:rPr>
+                <w:sz w:val="20"/>
+              </w:rPr>
+              <w:br/>
+              <w:t xml:space="preserve">2. Call </w:t>
+            </w:r>
+            <w:proofErr w:type="gramStart"/>
+            <w:r>
+              <w:rPr>
+                <w:sz w:val="20"/>
+              </w:rPr>
+              <w:t>Boot(</w:t>
+            </w:r>
+            <w:proofErr w:type="gramEnd"/>
+            <w:r>
+              <w:rPr>
+                <w:sz w:val="20"/>
+              </w:rPr>
+              <w:t>) again with file group B without restarting process</w:t>
+            </w:r>
+            <w:r>
+              <w:rPr>
+                <w:sz w:val="20"/>
+              </w:rPr>
+              <w:br/>
+              <w:t>3. Inspect log line 3 of second run</w:t>
+            </w:r>
+          </w:p>
+        </w:tc>
+      </w:tr>
+      <w:tr>
+        <w:trPr>
+          <w:cantSplit/>
+          <w:tblCellSpacing w:w="0" w:type="dxa"/>
+          <w:jc w:val="center"/>
+        </w:trPr>
+        <w:tc>
+          <w:tcPr>
+            <w:tcW w:w="0" w:type="auto"/>
+            <w:tcBorders>
+              <w:top w:val="single" w:sz="1" w:space="0" w:color="000000"/>
+              <w:bottom w:val="single" w:sz="1" w:space="0" w:color="000000"/>
+            </w:tcBorders>
+          </w:tcPr>
+          <w:p>
+            <w:r>
+              <w:rPr>
+                <w:b/>
+                <w:sz w:val="20"/>
+              </w:rPr>
+              <w:t>Test Data</w:t>
+            </w:r>
+          </w:p>
+        </w:tc>
+        <w:tc>
+          <w:tcPr>
+            <w:tcW w:w="0" w:type="auto"/>
+            <w:tcBorders>
+              <w:top w:val="single" w:sz="1" w:space="0" w:color="000000"/>
+              <w:left w:val="single" w:sz="1" w:space="0" w:color="000000"/>
+              <w:bottom w:val="single" w:sz="1" w:space="0" w:color="000000"/>
+            </w:tcBorders>
+          </w:tcPr>
+          <w:p>
+            <w:r>
+              <w:rPr>
+                <w:sz w:val="20"/>
+              </w:rPr>
+              <w:t xml:space="preserve">Two </w:t>
+            </w:r>
+            <w:proofErr w:type="gramStart"/>
+            <w:r>
+              <w:rPr>
+                <w:sz w:val="20"/>
+              </w:rPr>
+              <w:t>Boot(</w:t>
+            </w:r>
+            <w:proofErr w:type="gramEnd"/>
+            <w:r>
+              <w:rPr>
+                <w:sz w:val="20"/>
+              </w:rPr>
+              <w:t>) invocations in same process</w:t>
+            </w:r>
+          </w:p>
+        </w:tc>
+      </w:tr>
+      <w:tr>
+        <w:trPr>
+          <w:cantSplit/>
+          <w:tblCellSpacing w:w="0" w:type="dxa"/>
+          <w:jc w:val="center"/>
+        </w:trPr>
+        <w:tc>
+          <w:tcPr>
+            <w:tcW w:w="0" w:type="auto"/>
+            <w:tcBorders>
+              <w:top w:val="single" w:sz="1" w:space="0" w:color="000000"/>
+              <w:bottom w:val="single" w:sz="1" w:space="0" w:color="000000"/>
+            </w:tcBorders>
+          </w:tcPr>
+          <w:p>
+            <w:r>
+              <w:rPr>
+                <w:b/>
+                <w:sz w:val="20"/>
+              </w:rPr>
+              <w:t>Expected Result</w:t>
+            </w:r>
+          </w:p>
+        </w:tc>
+        <w:tc>
+          <w:tcPr>
+            <w:tcW w:w="0" w:type="auto"/>
+            <w:tcBorders>
+              <w:top w:val="single" w:sz="1" w:space="0" w:color="000000"/>
+              <w:left w:val="single" w:sz="1" w:space="0" w:color="000000"/>
+              <w:bottom w:val="single" w:sz="1" w:space="0" w:color="000000"/>
+            </w:tcBorders>
+          </w:tcPr>
+          <w:p>
+            <w:proofErr w:type="spellStart"/>
+            <w:r>
+              <w:rPr>
+                <w:sz w:val="20"/>
+              </w:rPr>
+              <w:t>dataHeader</w:t>
+            </w:r>
+            <w:proofErr w:type="spellEnd"/>
+            <w:r>
+              <w:rPr>
+                <w:sz w:val="20"/>
+              </w:rPr>
+              <w:t xml:space="preserve"> reset before each </w:t>
+            </w:r>
+            <w:proofErr w:type="spellStart"/>
+            <w:r>
+              <w:rPr>
+                <w:sz w:val="20"/>
+              </w:rPr>
+              <w:t>LoadDataContent</w:t>
+            </w:r>
+            <w:proofErr w:type="spellEnd"/>
+            <w:r>
+              <w:rPr>
+                <w:sz w:val="20"/>
+              </w:rPr>
+              <w:t xml:space="preserve"> call; log line 3 reflects current file</w:t>
+            </w:r>
+          </w:p>
+        </w:tc>
+      </w:tr>
+      <w:tr>
+        <w:trPr>
+          <w:cantSplit/>
+          <w:tblCellSpacing w:w="0" w:type="dxa"/>
+          <w:jc w:val="center"/>
+        </w:trPr>
+        <w:tc>
+          <w:tcPr>
+            <w:tcW w:w="0" w:type="auto"/>
+            <w:tcBorders>
+              <w:top w:val="single" w:sz="1" w:space="0" w:color="000000"/>
+              <w:bottom w:val="single" w:sz="1" w:space="0" w:color="000000"/>
+            </w:tcBorders>
+          </w:tcPr>
+          <w:p>
+            <w:r>
+              <w:rPr>
+                <w:b/>
+                <w:sz w:val="20"/>
+              </w:rPr>
+              <w:t>Actual Result</w:t>
+            </w:r>
+          </w:p>
+        </w:tc>
+        <w:tc>
+          <w:tcPr>
+            <w:tcW w:w="0" w:type="auto"/>
+            <w:tcBorders>
+              <w:top w:val="single" w:sz="1" w:space="0" w:color="000000"/>
+              <w:left w:val="single" w:sz="1" w:space="0" w:color="000000"/>
+              <w:bottom w:val="single" w:sz="1" w:space="0" w:color="000000"/>
+            </w:tcBorders>
+          </w:tcPr>
+          <w:p>
+            <w:proofErr w:type="spellStart"/>
+            <w:r>
+              <w:rPr>
+                <w:sz w:val="20"/>
+              </w:rPr>
+              <w:t>dataHeader</w:t>
+            </w:r>
+            <w:proofErr w:type="spellEnd"/>
+            <w:r>
+              <w:rPr>
+                <w:sz w:val="20"/>
+              </w:rPr>
+              <w:t xml:space="preserve"> may contain value from previous call if not overwritten</w:t>
+            </w:r>
+          </w:p>
+        </w:tc>
+      </w:tr>
+    </w:tbl>
+    <w:p/>
+    <w:p>
+      <w:pPr>
+        <w:spacing w:after="210"/>
+      </w:pPr>
+      <w:r>
+        <w:rPr>
+          <w:b/>
+        </w:rPr>
+        <w:t>BUG_0</w:t>
+      </w:r>
+      <w:r>
+        <w:rPr>
+          <w:b/>
+        </w:rPr>
+        <w:t>14</w:t>
+      </w:r>
+      <w:r>
+        <w:rPr>
+          <w:b/>
+        </w:rPr>
+        <w:t xml:space="preserve">: </w:t>
+      </w:r>
+      <w:r>
+        <w:rPr>
+          <w:b/>
+        </w:rPr>
+        <w:t xml:space="preserve">Static </w:t>
+      </w:r>
+      <w:proofErr w:type="spellStart"/>
+      <w:r>
+        <w:rPr>
+          <w:b/>
+        </w:rPr>
+        <w:t>commandCount</w:t>
+      </w:r>
+      <w:proofErr w:type="spellEnd"/>
+      <w:r>
+        <w:rPr>
+          <w:b/>
+        </w:rPr>
+        <w:t xml:space="preserve"> not reset between </w:t>
+      </w:r>
+      <w:proofErr w:type="gramStart"/>
+      <w:r>
+        <w:rPr>
+          <w:b/>
+        </w:rPr>
+        <w:t>Boot(</w:t>
+      </w:r>
+      <w:proofErr w:type="gramEnd"/>
+      <w:r>
+        <w:rPr>
+          <w:b/>
+        </w:rPr>
+        <w:t>) calls; numbering continues incorrectly</w:t>
+      </w:r>
+    </w:p>
+    <w:tbl>
+      <w:tblPr>
+        <w:tblStyle w:val="NormalGrid"/>
+        <w:tblW w:w="0" w:type="auto"/>
+        <w:jc w:val="center"/>
+        <w:tblCellSpacing w:w="0" w:type="dxa"/>
+        <w:tblBorders>
+          <w:top w:val="single" w:sz="2" w:space="0" w:color="000000"/>
+          <w:left w:val="single" w:sz="2" w:space="0" w:color="000000"/>
+          <w:bottom w:val="single" w:sz="2" w:space="0" w:color="000000"/>
+          <w:right w:val="single" w:sz="2" w:space="0" w:color="000000"/>
+        </w:tblBorders>
+        <w:tblLook w:val="04A0" w:firstRow="1" w:lastRow="0" w:firstColumn="1" w:lastColumn="0" w:noHBand="0" w:noVBand="1"/>
+      </w:tblPr>
+      <w:tblGrid>
+        <w:gridCol w:w="1761"/>
+        <w:gridCol w:w="8313"/>
+      </w:tblGrid>
+      <w:tr>
+        <w:trPr>
+          <w:cantSplit/>
+          <w:tblCellSpacing w:w="0" w:type="dxa"/>
+          <w:jc w:val="center"/>
+        </w:trPr>
+        <w:tc>
+          <w:tcPr>
+            <w:tcW w:w="0" w:type="auto"/>
+            <w:tcBorders>
+              <w:top w:val="single" w:sz="1" w:space="0" w:color="000000"/>
+              <w:bottom w:val="single" w:sz="1" w:space="0" w:color="000000"/>
+            </w:tcBorders>
+          </w:tcPr>
+          <w:p>
+            <w:r>
+              <w:t>Field</w:t>
+            </w:r>
+          </w:p>
+        </w:tc>
+        <w:tc>
+          <w:tcPr>
+            <w:tcW w:w="0" w:type="auto"/>
+            <w:tcBorders>
+              <w:top w:val="single" w:sz="1" w:space="0" w:color="000000"/>
+              <w:left w:val="single" w:sz="1" w:space="0" w:color="000000"/>
+              <w:bottom w:val="single" w:sz="1" w:space="0" w:color="000000"/>
+            </w:tcBorders>
+          </w:tcPr>
+          <w:p>
+            <w:r>
+              <w:t>Value</w:t>
+            </w:r>
+          </w:p>
+        </w:tc>
+      </w:tr>
+      <w:tr>
+        <w:trPr>
+          <w:cantSplit/>
+          <w:tblCellSpacing w:w="0" w:type="dxa"/>
+          <w:jc w:val="center"/>
+        </w:trPr>
+        <w:tc>
+          <w:tcPr>
+            <w:tcW w:w="0" w:type="auto"/>
+            <w:tcBorders>
+              <w:top w:val="single" w:sz="1" w:space="0" w:color="000000"/>
+              <w:bottom w:val="single" w:sz="1" w:space="0" w:color="000000"/>
+            </w:tcBorders>
+          </w:tcPr>
+          <w:p>
+            <w:r>
+              <w:rPr>
+                <w:b/>
+                <w:sz w:val="20"/>
+              </w:rPr>
+              <w:lastRenderedPageBreak/>
+              <w:t>ID</w:t>
+            </w:r>
+          </w:p>
+        </w:tc>
+        <w:tc>
+          <w:tcPr>
+            <w:tcW w:w="0" w:type="auto"/>
+            <w:tcBorders>
+              <w:top w:val="single" w:sz="1" w:space="0" w:color="000000"/>
+              <w:left w:val="single" w:sz="1" w:space="0" w:color="000000"/>
+              <w:bottom w:val="single" w:sz="1" w:space="0" w:color="000000"/>
+            </w:tcBorders>
+          </w:tcPr>
+          <w:p>
+            <w:r>
+              <w:rPr>
+                <w:sz w:val="20"/>
+              </w:rPr>
+              <w:t>BUG_014</w:t>
+            </w:r>
+          </w:p>
+        </w:tc>
+      </w:tr>
+      <w:tr>
+        <w:trPr>
+          <w:cantSplit/>
+          <w:tblCellSpacing w:w="0" w:type="dxa"/>
+          <w:jc w:val="center"/>
+        </w:trPr>
+        <w:tc>
+          <w:tcPr>
+            <w:tcW w:w="0" w:type="auto"/>
+            <w:tcBorders>
+              <w:top w:val="single" w:sz="1" w:space="0" w:color="000000"/>
+              <w:bottom w:val="single" w:sz="1" w:space="0" w:color="000000"/>
+            </w:tcBorders>
+          </w:tcPr>
+          <w:p>
+            <w:r>
+              <w:rPr>
+                <w:b/>
+                <w:sz w:val="20"/>
+              </w:rPr>
+              <w:t>Requirement</w:t>
+            </w:r>
+          </w:p>
+        </w:tc>
+        <w:tc>
+          <w:tcPr>
+            <w:tcW w:w="0" w:type="auto"/>
+            <w:tcBorders>
+              <w:top w:val="single" w:sz="1" w:space="0" w:color="000000"/>
+              <w:left w:val="single" w:sz="1" w:space="0" w:color="000000"/>
+              <w:bottom w:val="single" w:sz="1" w:space="0" w:color="000000"/>
+            </w:tcBorders>
+          </w:tcPr>
+          <w:p>
+            <w:r>
+              <w:rPr>
+                <w:sz w:val="20"/>
+              </w:rPr>
+              <w:t>FR_036</w:t>
+            </w:r>
+          </w:p>
+        </w:tc>
+      </w:tr>
+      <w:tr>
+        <w:trPr>
+          <w:cantSplit/>
+          <w:tblCellSpacing w:w="0" w:type="dxa"/>
+          <w:jc w:val="center"/>
+        </w:trPr>
+        <w:tc>
+          <w:tcPr>
+            <w:tcW w:w="0" w:type="auto"/>
+            <w:tcBorders>
+              <w:top w:val="single" w:sz="1" w:space="0" w:color="000000"/>
+              <w:bottom w:val="single" w:sz="1" w:space="0" w:color="000000"/>
+            </w:tcBorders>
+          </w:tcPr>
+          <w:p>
+            <w:r>
+              <w:rPr>
+                <w:b/>
+                <w:sz w:val="20"/>
+              </w:rPr>
+              <w:t>Priority</w:t>
+            </w:r>
+          </w:p>
+        </w:tc>
+        <w:tc>
+          <w:tcPr>
+            <w:tcW w:w="0" w:type="auto"/>
+            <w:tcBorders>
+              <w:top w:val="single" w:sz="1" w:space="0" w:color="000000"/>
+              <w:left w:val="single" w:sz="1" w:space="0" w:color="000000"/>
+              <w:bottom w:val="single" w:sz="1" w:space="0" w:color="000000"/>
+            </w:tcBorders>
+          </w:tcPr>
+          <w:p>
+            <w:r>
+              <w:rPr>
+                <w:sz w:val="20"/>
+              </w:rPr>
+              <w:t>Medium</w:t>
+            </w:r>
+          </w:p>
+        </w:tc>
+      </w:tr>
+      <w:tr>
+        <w:trPr>
+          <w:cantSplit/>
+          <w:tblCellSpacing w:w="0" w:type="dxa"/>
+          <w:jc w:val="center"/>
+        </w:trPr>
+        <w:tc>
+          <w:tcPr>
+            <w:tcW w:w="0" w:type="auto"/>
+            <w:tcBorders>
+              <w:top w:val="single" w:sz="1" w:space="0" w:color="000000"/>
+              <w:bottom w:val="single" w:sz="1" w:space="0" w:color="000000"/>
+            </w:tcBorders>
+          </w:tcPr>
+          <w:p>
+            <w:r>
+              <w:rPr>
+                <w:b/>
+                <w:sz w:val="20"/>
+              </w:rPr>
+              <w:t>Severity</w:t>
+            </w:r>
+          </w:p>
+        </w:tc>
+        <w:tc>
+          <w:tcPr>
+            <w:tcW w:w="0" w:type="auto"/>
+            <w:tcBorders>
+              <w:top w:val="single" w:sz="1" w:space="0" w:color="000000"/>
+              <w:left w:val="single" w:sz="1" w:space="0" w:color="000000"/>
+              <w:bottom w:val="single" w:sz="1" w:space="0" w:color="000000"/>
+            </w:tcBorders>
+          </w:tcPr>
+          <w:p>
+            <w:r>
+              <w:rPr>
+                <w:sz w:val="20"/>
+              </w:rPr>
+              <w:t>Major</w:t>
+            </w:r>
+          </w:p>
+        </w:tc>
+      </w:tr>
+      <w:tr>
+        <w:trPr>
+          <w:cantSplit/>
+          <w:tblCellSpacing w:w="0" w:type="dxa"/>
+          <w:jc w:val="center"/>
+        </w:trPr>
+        <w:tc>
+          <w:tcPr>
+            <w:tcW w:w="0" w:type="auto"/>
+            <w:tcBorders>
+              <w:top w:val="single" w:sz="1" w:space="0" w:color="000000"/>
+              <w:bottom w:val="single" w:sz="1" w:space="0" w:color="000000"/>
+            </w:tcBorders>
+          </w:tcPr>
+          <w:p>
+            <w:r>
+              <w:rPr>
+                <w:b/>
+                <w:sz w:val="20"/>
+              </w:rPr>
+              <w:t>Title</w:t>
+            </w:r>
+          </w:p>
+        </w:tc>
+        <w:tc>
+          <w:tcPr>
+            <w:tcW w:w="0" w:type="auto"/>
+            <w:tcBorders>
+              <w:top w:val="single" w:sz="1" w:space="0" w:color="000000"/>
+              <w:left w:val="single" w:sz="1" w:space="0" w:color="000000"/>
+              <w:bottom w:val="single" w:sz="1" w:space="0" w:color="000000"/>
+            </w:tcBorders>
+          </w:tcPr>
+          <w:p>
+            <w:r>
+              <w:rPr>
+                <w:sz w:val="20"/>
+              </w:rPr>
+              <w:t xml:space="preserve">Static </w:t>
+            </w:r>
+            <w:proofErr w:type="spellStart"/>
+            <w:r>
+              <w:rPr>
+                <w:sz w:val="20"/>
+              </w:rPr>
+              <w:t>commandCount</w:t>
+            </w:r>
+            <w:proofErr w:type="spellEnd"/>
+            <w:r>
+              <w:rPr>
+                <w:sz w:val="20"/>
+              </w:rPr>
+              <w:t xml:space="preserve"> not reset between </w:t>
+            </w:r>
+            <w:proofErr w:type="gramStart"/>
+            <w:r>
+              <w:rPr>
+                <w:sz w:val="20"/>
+              </w:rPr>
+              <w:t>Boot(</w:t>
+            </w:r>
+            <w:proofErr w:type="gramEnd"/>
+            <w:r>
+              <w:rPr>
+                <w:sz w:val="20"/>
+              </w:rPr>
+              <w:t>) calls; numbering continues incorrectly</w:t>
+            </w:r>
+          </w:p>
+        </w:tc>
+      </w:tr>
+      <w:tr>
+        <w:trPr>
+          <w:cantSplit/>
+          <w:tblCellSpacing w:w="0" w:type="dxa"/>
+          <w:jc w:val="center"/>
+        </w:trPr>
+        <w:tc>
+          <w:tcPr>
+            <w:tcW w:w="0" w:type="auto"/>
+            <w:tcBorders>
+              <w:top w:val="single" w:sz="1" w:space="0" w:color="000000"/>
+              <w:bottom w:val="single" w:sz="1" w:space="0" w:color="000000"/>
+            </w:tcBorders>
+          </w:tcPr>
+          <w:p>
+            <w:r>
+              <w:rPr>
+                <w:b/>
+                <w:sz w:val="20"/>
+              </w:rPr>
+              <w:t>Description</w:t>
+            </w:r>
+          </w:p>
+        </w:tc>
+        <w:tc>
+          <w:tcPr>
+            <w:tcW w:w="0" w:type="auto"/>
+            <w:tcBorders>
+              <w:top w:val="single" w:sz="1" w:space="0" w:color="000000"/>
+              <w:left w:val="single" w:sz="1" w:space="0" w:color="000000"/>
+              <w:bottom w:val="single" w:sz="1" w:space="0" w:color="000000"/>
+            </w:tcBorders>
+          </w:tcPr>
+          <w:p>
+            <w:proofErr w:type="spellStart"/>
+            <w:r>
+              <w:rPr>
+                <w:sz w:val="20"/>
+              </w:rPr>
+              <w:t>commandCount</w:t>
+            </w:r>
+            <w:proofErr w:type="spellEnd"/>
+            <w:r>
+              <w:rPr>
+                <w:sz w:val="20"/>
+              </w:rPr>
+              <w:t xml:space="preserve"> is a static field initialized once. If </w:t>
+            </w:r>
+            <w:proofErr w:type="gramStart"/>
+            <w:r>
+              <w:rPr>
+                <w:sz w:val="20"/>
+              </w:rPr>
+              <w:t>Boot(</w:t>
+            </w:r>
+            <w:proofErr w:type="gramEnd"/>
+            <w:r>
+              <w:rPr>
+                <w:sz w:val="20"/>
+              </w:rPr>
+              <w:t>) is invoked multiple times in the same process (e.g. testing scenarios), command numbering continues from the previous value instead of restarting at 1, producing incorrect log entries like '009' for the first command of a second run.</w:t>
+            </w:r>
+          </w:p>
+        </w:tc>
+      </w:tr>
+      <w:tr>
+        <w:trPr>
+          <w:cantSplit/>
+          <w:tblCellSpacing w:w="0" w:type="dxa"/>
+          <w:jc w:val="center"/>
+        </w:trPr>
+        <w:tc>
+          <w:tcPr>
+            <w:tcW w:w="0" w:type="auto"/>
+            <w:tcBorders>
+              <w:top w:val="single" w:sz="1" w:space="0" w:color="000000"/>
+              <w:bottom w:val="single" w:sz="1" w:space="0" w:color="000000"/>
+            </w:tcBorders>
+          </w:tcPr>
+          <w:p>
+            <w:r>
+              <w:rPr>
+                <w:b/>
+                <w:sz w:val="20"/>
+              </w:rPr>
+              <w:t>Precondition</w:t>
+            </w:r>
+          </w:p>
+        </w:tc>
+        <w:tc>
+          <w:tcPr>
+            <w:tcW w:w="0" w:type="auto"/>
+            <w:tcBorders>
+              <w:top w:val="single" w:sz="1" w:space="0" w:color="000000"/>
+              <w:left w:val="single" w:sz="1" w:space="0" w:color="000000"/>
+              <w:bottom w:val="single" w:sz="1" w:space="0" w:color="000000"/>
+            </w:tcBorders>
+          </w:tcPr>
+          <w:p>
+            <w:proofErr w:type="gramStart"/>
+            <w:r>
+              <w:rPr>
+                <w:sz w:val="20"/>
+              </w:rPr>
+              <w:t>Boot(</w:t>
+            </w:r>
+            <w:proofErr w:type="gramEnd"/>
+            <w:r>
+              <w:rPr>
+                <w:sz w:val="20"/>
+              </w:rPr>
+              <w:t>) called more than once in the same process</w:t>
+            </w:r>
+          </w:p>
+        </w:tc>
+      </w:tr>
+      <w:tr>
+        <w:trPr>
+          <w:cantSplit/>
+          <w:tblCellSpacing w:w="0" w:type="dxa"/>
+          <w:jc w:val="center"/>
+        </w:trPr>
+        <w:tc>
+          <w:tcPr>
+            <w:tcW w:w="0" w:type="auto"/>
+            <w:tcBorders>
+              <w:top w:val="single" w:sz="1" w:space="0" w:color="000000"/>
+              <w:bottom w:val="single" w:sz="1" w:space="0" w:color="000000"/>
+            </w:tcBorders>
+          </w:tcPr>
+          <w:p>
+            <w:r>
+              <w:rPr>
+                <w:b/>
+                <w:sz w:val="20"/>
+              </w:rPr>
+              <w:t>Test Steps</w:t>
+            </w:r>
+          </w:p>
+        </w:tc>
+        <w:tc>
+          <w:tcPr>
+            <w:tcW w:w="0" w:type="auto"/>
+            <w:tcBorders>
+              <w:top w:val="single" w:sz="1" w:space="0" w:color="000000"/>
+              <w:left w:val="single" w:sz="1" w:space="0" w:color="000000"/>
+              <w:bottom w:val="single" w:sz="1" w:space="0" w:color="000000"/>
+            </w:tcBorders>
+          </w:tcPr>
+          <w:p>
+            <w:r>
+              <w:rPr>
+                <w:sz w:val="20"/>
+              </w:rPr>
+              <w:t xml:space="preserve">1. Call </w:t>
+            </w:r>
+            <w:proofErr w:type="gramStart"/>
+            <w:r>
+              <w:rPr>
+                <w:sz w:val="20"/>
+              </w:rPr>
+              <w:t>Boot(</w:t>
+            </w:r>
+            <w:proofErr w:type="gramEnd"/>
+            <w:r>
+              <w:rPr>
+                <w:sz w:val="20"/>
+              </w:rPr>
+              <w:t>) with file group A (processes N commands)</w:t>
+            </w:r>
+            <w:r>
+              <w:rPr>
+                <w:sz w:val="20"/>
+              </w:rPr>
+              <w:br/>
+              <w:t xml:space="preserve">2. Call </w:t>
+            </w:r>
+            <w:proofErr w:type="gramStart"/>
+            <w:r>
+              <w:rPr>
+                <w:sz w:val="20"/>
+              </w:rPr>
+              <w:t>Boot(</w:t>
+            </w:r>
+            <w:proofErr w:type="gramEnd"/>
+            <w:r>
+              <w:rPr>
+                <w:sz w:val="20"/>
+              </w:rPr>
+              <w:t>) again with file group B</w:t>
+            </w:r>
+            <w:r>
+              <w:rPr>
+                <w:sz w:val="20"/>
+              </w:rPr>
+              <w:br/>
+              <w:t>3. Inspect command numbering in second log</w:t>
+            </w:r>
+          </w:p>
+        </w:tc>
+      </w:tr>
+      <w:tr>
+        <w:trPr>
+          <w:cantSplit/>
+          <w:tblCellSpacing w:w="0" w:type="dxa"/>
+          <w:jc w:val="center"/>
+        </w:trPr>
+        <w:tc>
+          <w:tcPr>
+            <w:tcW w:w="0" w:type="auto"/>
+            <w:tcBorders>
+              <w:top w:val="single" w:sz="1" w:space="0" w:color="000000"/>
+              <w:bottom w:val="single" w:sz="1" w:space="0" w:color="000000"/>
+            </w:tcBorders>
+          </w:tcPr>
+          <w:p>
+            <w:r>
+              <w:rPr>
+                <w:b/>
+                <w:sz w:val="20"/>
+              </w:rPr>
+              <w:t>Test Data</w:t>
+            </w:r>
+          </w:p>
+        </w:tc>
+        <w:tc>
+          <w:tcPr>
+            <w:tcW w:w="0" w:type="auto"/>
+            <w:tcBorders>
+              <w:top w:val="single" w:sz="1" w:space="0" w:color="000000"/>
+              <w:left w:val="single" w:sz="1" w:space="0" w:color="000000"/>
+              <w:bottom w:val="single" w:sz="1" w:space="0" w:color="000000"/>
+            </w:tcBorders>
+          </w:tcPr>
+          <w:p>
+            <w:proofErr w:type="spellStart"/>
+            <w:r>
+              <w:rPr>
+                <w:sz w:val="20"/>
+              </w:rPr>
+              <w:t>commandCount</w:t>
+            </w:r>
+            <w:proofErr w:type="spellEnd"/>
+            <w:r>
+              <w:rPr>
+                <w:sz w:val="20"/>
+              </w:rPr>
+              <w:t xml:space="preserve"> carries over from first </w:t>
+            </w:r>
+            <w:proofErr w:type="gramStart"/>
+            <w:r>
+              <w:rPr>
+                <w:sz w:val="20"/>
+              </w:rPr>
+              <w:t>Boot(</w:t>
+            </w:r>
+            <w:proofErr w:type="gramEnd"/>
+            <w:r>
+              <w:rPr>
+                <w:sz w:val="20"/>
+              </w:rPr>
+              <w:t>) call</w:t>
+            </w:r>
+          </w:p>
+        </w:tc>
+      </w:tr>
+      <w:tr>
+        <w:trPr>
+          <w:cantSplit/>
+          <w:tblCellSpacing w:w="0" w:type="dxa"/>
+          <w:jc w:val="center"/>
+        </w:trPr>
+        <w:tc>
+          <w:tcPr>
+            <w:tcW w:w="0" w:type="auto"/>
+            <w:tcBorders>
+              <w:top w:val="single" w:sz="1" w:space="0" w:color="000000"/>
+              <w:bottom w:val="single" w:sz="1" w:space="0" w:color="000000"/>
+            </w:tcBorders>
+          </w:tcPr>
+          <w:p>
+            <w:r>
+              <w:rPr>
+                <w:b/>
+                <w:sz w:val="20"/>
+              </w:rPr>
+              <w:t>Expected Result</w:t>
+            </w:r>
+          </w:p>
+        </w:tc>
+        <w:tc>
+          <w:tcPr>
+            <w:tcW w:w="0" w:type="auto"/>
+            <w:tcBorders>
+              <w:top w:val="single" w:sz="1" w:space="0" w:color="000000"/>
+              <w:left w:val="single" w:sz="1" w:space="0" w:color="000000"/>
+              <w:bottom w:val="single" w:sz="1" w:space="0" w:color="000000"/>
+            </w:tcBorders>
+          </w:tcPr>
+          <w:p>
+            <w:proofErr w:type="spellStart"/>
+            <w:r>
+              <w:rPr>
+                <w:sz w:val="20"/>
+              </w:rPr>
+              <w:t>commandCount</w:t>
+            </w:r>
+            <w:proofErr w:type="spellEnd"/>
+            <w:r>
+              <w:rPr>
+                <w:sz w:val="20"/>
+              </w:rPr>
+              <w:t xml:space="preserve"> reset to 0 at the start of each </w:t>
+            </w:r>
+            <w:proofErr w:type="gramStart"/>
+            <w:r>
+              <w:rPr>
+                <w:sz w:val="20"/>
+              </w:rPr>
+              <w:t>Boot(</w:t>
+            </w:r>
+            <w:proofErr w:type="gramEnd"/>
+            <w:r>
+              <w:rPr>
+                <w:sz w:val="20"/>
+              </w:rPr>
+              <w:t xml:space="preserve">) / </w:t>
+            </w:r>
+            <w:proofErr w:type="spellStart"/>
+            <w:r>
+              <w:rPr>
+                <w:sz w:val="20"/>
+              </w:rPr>
+              <w:t>LoadCommandContent</w:t>
+            </w:r>
+            <w:proofErr w:type="spellEnd"/>
+            <w:r>
+              <w:rPr>
+                <w:sz w:val="20"/>
+              </w:rPr>
+              <w:t xml:space="preserve"> call</w:t>
+            </w:r>
+          </w:p>
+        </w:tc>
+      </w:tr>
+      <w:tr>
+        <w:trPr>
+          <w:cantSplit/>
+          <w:tblCellSpacing w:w="0" w:type="dxa"/>
+          <w:jc w:val="center"/>
+        </w:trPr>
+        <w:tc>
+          <w:tcPr>
+            <w:tcW w:w="0" w:type="auto"/>
+            <w:tcBorders>
+              <w:top w:val="single" w:sz="1" w:space="0" w:color="000000"/>
+              <w:bottom w:val="single" w:sz="1" w:space="0" w:color="000000"/>
+            </w:tcBorders>
+          </w:tcPr>
+          <w:p>
+            <w:r>
+              <w:rPr>
+                <w:b/>
+                <w:sz w:val="20"/>
+              </w:rPr>
+              <w:t>Actual Result</w:t>
+            </w:r>
+          </w:p>
+        </w:tc>
+        <w:tc>
+          <w:tcPr>
+            <w:tcW w:w="0" w:type="auto"/>
+            <w:tcBorders>
+              <w:top w:val="single" w:sz="1" w:space="0" w:color="000000"/>
+              <w:left w:val="single" w:sz="1" w:space="0" w:color="000000"/>
+              <w:bottom w:val="single" w:sz="1" w:space="0" w:color="000000"/>
+            </w:tcBorders>
+          </w:tcPr>
+          <w:p>
+            <w:proofErr w:type="spellStart"/>
+            <w:r>
+              <w:rPr>
+                <w:sz w:val="20"/>
+              </w:rPr>
+              <w:t>commandCount</w:t>
+            </w:r>
+            <w:proofErr w:type="spellEnd"/>
+            <w:r>
+              <w:rPr>
+                <w:sz w:val="20"/>
+              </w:rPr>
+              <w:t xml:space="preserve"> continues from N+1 in second run; log numbering is wrong</w:t>
+            </w:r>
+          </w:p>
+        </w:tc>
+      </w:tr>
+    </w:tbl>
+    <w:p/>
+    <w:p>
+      <w:pPr>
+        <w:spacing w:after="210"/>
+      </w:pPr>
+      <w:r>
+        <w:rPr>
+          <w:b/>
+        </w:rPr>
+        <w:t>BUG_0</w:t>
+      </w:r>
+      <w:r>
+        <w:rPr>
+          <w:b/>
+        </w:rPr>
+        <w:t>15</w:t>
+      </w:r>
+      <w:r>
+        <w:rPr>
+          <w:b/>
+        </w:rPr>
+        <w:t xml:space="preserve">: </w:t>
+      </w:r>
+      <w:r>
+        <w:rPr>
+          <w:b/>
+        </w:rPr>
+        <w:t xml:space="preserve">margin </w:t>
+      </w:r>
+      <w:proofErr w:type="spellStart"/>
+      <w:r>
+        <w:rPr>
+          <w:b/>
+        </w:rPr>
+        <w:t>endYear</w:t>
+      </w:r>
+      <w:proofErr w:type="spellEnd"/>
+      <w:r>
+        <w:rPr>
+          <w:b/>
+        </w:rPr>
+        <w:t xml:space="preserve"> calculation assumes consecutive years; incorrect when data has year gaps</w:t>
+      </w:r>
+    </w:p>
+    <w:tbl>
+      <w:tblPr>
+        <w:tblStyle w:val="NormalGrid"/>
+        <w:tblW w:w="0" w:type="auto"/>
+        <w:jc w:val="center"/>
+        <w:tblCellSpacing w:w="0" w:type="dxa"/>
+        <w:tblBorders>
+          <w:top w:val="single" w:sz="2" w:space="0" w:color="000000"/>
+          <w:left w:val="single" w:sz="2" w:space="0" w:color="000000"/>
+          <w:bottom w:val="single" w:sz="2" w:space="0" w:color="000000"/>
+          <w:right w:val="single" w:sz="2" w:space="0" w:color="000000"/>
+        </w:tblBorders>
+        <w:tblLook w:val="04A0" w:firstRow="1" w:lastRow="0" w:firstColumn="1" w:lastColumn="0" w:noHBand="0" w:noVBand="1"/>
+      </w:tblPr>
+      <w:tblGrid>
+        <w:gridCol w:w="1775"/>
+        <w:gridCol w:w="8299"/>
+      </w:tblGrid>
+      <w:tr>
+        <w:trPr>
+          <w:cantSplit/>
+          <w:tblCellSpacing w:w="0" w:type="dxa"/>
+          <w:jc w:val="center"/>
+        </w:trPr>
+        <w:tc>
+          <w:tcPr>
+            <w:tcW w:w="0" w:type="auto"/>
+            <w:tcBorders>
+              <w:top w:val="single" w:sz="1" w:space="0" w:color="000000"/>
+              <w:bottom w:val="single" w:sz="1" w:space="0" w:color="000000"/>
+            </w:tcBorders>
+          </w:tcPr>
+          <w:p>
+            <w:r>
+              <w:t>Field</w:t>
+            </w:r>
+          </w:p>
+        </w:tc>
+        <w:tc>
+          <w:tcPr>
+            <w:tcW w:w="0" w:type="auto"/>
+            <w:tcBorders>
+              <w:top w:val="single" w:sz="1" w:space="0" w:color="000000"/>
+              <w:left w:val="single" w:sz="1" w:space="0" w:color="000000"/>
+              <w:bottom w:val="single" w:sz="1" w:space="0" w:color="000000"/>
+            </w:tcBorders>
+          </w:tcPr>
+          <w:p>
+            <w:r>
+              <w:t>Value</w:t>
+            </w:r>
+          </w:p>
+        </w:tc>
+      </w:tr>
+      <w:tr>
+        <w:trPr>
+          <w:cantSplit/>
+          <w:tblCellSpacing w:w="0" w:type="dxa"/>
+          <w:jc w:val="center"/>
+        </w:trPr>
+        <w:tc>
+          <w:tcPr>
+            <w:tcW w:w="0" w:type="auto"/>
+            <w:tcBorders>
+              <w:top w:val="single" w:sz="1" w:space="0" w:color="000000"/>
+              <w:bottom w:val="single" w:sz="1" w:space="0" w:color="000000"/>
+            </w:tcBorders>
+          </w:tcPr>
+          <w:p>
+            <w:r>
+              <w:rPr>
+                <w:b/>
+                <w:sz w:val="20"/>
+              </w:rPr>
+              <w:t>ID</w:t>
+            </w:r>
+          </w:p>
+        </w:tc>
+        <w:tc>
+          <w:tcPr>
+            <w:tcW w:w="0" w:type="auto"/>
+            <w:tcBorders>
+              <w:top w:val="single" w:sz="1" w:space="0" w:color="000000"/>
+              <w:left w:val="single" w:sz="1" w:space="0" w:color="000000"/>
+              <w:bottom w:val="single" w:sz="1" w:space="0" w:color="000000"/>
+            </w:tcBorders>
+          </w:tcPr>
+          <w:p>
+            <w:r>
+              <w:rPr>
+                <w:sz w:val="20"/>
+              </w:rPr>
+              <w:t>BUG_015</w:t>
+            </w:r>
+          </w:p>
+        </w:tc>
+      </w:tr>
+      <w:tr>
+        <w:trPr>
+          <w:cantSplit/>
+          <w:tblCellSpacing w:w="0" w:type="dxa"/>
+          <w:jc w:val="center"/>
+        </w:trPr>
+        <w:tc>
+          <w:tcPr>
+            <w:tcW w:w="0" w:type="auto"/>
+            <w:tcBorders>
+              <w:top w:val="single" w:sz="1" w:space="0" w:color="000000"/>
+              <w:bottom w:val="single" w:sz="1" w:space="0" w:color="000000"/>
+            </w:tcBorders>
+          </w:tcPr>
+          <w:p>
+            <w:r>
+              <w:rPr>
+                <w:b/>
+                <w:sz w:val="20"/>
+              </w:rPr>
+              <w:t>Requirement</w:t>
+            </w:r>
+          </w:p>
+        </w:tc>
+        <w:tc>
+          <w:tcPr>
+            <w:tcW w:w="0" w:type="auto"/>
+            <w:tcBorders>
+              <w:top w:val="single" w:sz="1" w:space="0" w:color="000000"/>
+              <w:left w:val="single" w:sz="1" w:space="0" w:color="000000"/>
+              <w:bottom w:val="single" w:sz="1" w:space="0" w:color="000000"/>
+            </w:tcBorders>
+          </w:tcPr>
+          <w:p>
+            <w:r>
+              <w:rPr>
+                <w:sz w:val="20"/>
+              </w:rPr>
+              <w:t>FR_031</w:t>
+            </w:r>
+          </w:p>
+        </w:tc>
+      </w:tr>
+      <w:tr>
+        <w:trPr>
+          <w:cantSplit/>
+          <w:tblCellSpacing w:w="0" w:type="dxa"/>
+          <w:jc w:val="center"/>
+        </w:trPr>
+        <w:tc>
+          <w:tcPr>
+            <w:tcW w:w="0" w:type="auto"/>
+            <w:tcBorders>
+              <w:top w:val="single" w:sz="1" w:space="0" w:color="000000"/>
+              <w:bottom w:val="single" w:sz="1" w:space="0" w:color="000000"/>
+            </w:tcBorders>
+          </w:tcPr>
+          <w:p>
+            <w:r>
+              <w:rPr>
+                <w:b/>
+                <w:sz w:val="20"/>
+              </w:rPr>
+              <w:t>Priority</w:t>
+            </w:r>
+          </w:p>
+        </w:tc>
+        <w:tc>
+          <w:tcPr>
+            <w:tcW w:w="0" w:type="auto"/>
+            <w:tcBorders>
+              <w:top w:val="single" w:sz="1" w:space="0" w:color="000000"/>
+              <w:left w:val="single" w:sz="1" w:space="0" w:color="000000"/>
+              <w:bottom w:val="single" w:sz="1" w:space="0" w:color="000000"/>
+            </w:tcBorders>
+          </w:tcPr>
+          <w:p>
+            <w:r>
+              <w:rPr>
+                <w:sz w:val="20"/>
+              </w:rPr>
+              <w:t>Low</w:t>
+            </w:r>
+          </w:p>
+        </w:tc>
+      </w:tr>
+      <w:tr>
+        <w:trPr>
+          <w:cantSplit/>
+          <w:tblCellSpacing w:w="0" w:type="dxa"/>
+          <w:jc w:val="center"/>
+        </w:trPr>
+        <w:tc>
+          <w:tcPr>
+            <w:tcW w:w="0" w:type="auto"/>
+            <w:tcBorders>
+              <w:top w:val="single" w:sz="1" w:space="0" w:color="000000"/>
+              <w:bottom w:val="single" w:sz="1" w:space="0" w:color="000000"/>
+            </w:tcBorders>
+          </w:tcPr>
+          <w:p>
+            <w:r>
+              <w:rPr>
+                <w:b/>
+                <w:sz w:val="20"/>
+              </w:rPr>
+              <w:t>Severity</w:t>
+            </w:r>
+          </w:p>
+        </w:tc>
+        <w:tc>
+          <w:tcPr>
+            <w:tcW w:w="0" w:type="auto"/>
+            <w:tcBorders>
+              <w:top w:val="single" w:sz="1" w:space="0" w:color="000000"/>
+              <w:left w:val="single" w:sz="1" w:space="0" w:color="000000"/>
+              <w:bottom w:val="single" w:sz="1" w:space="0" w:color="000000"/>
+            </w:tcBorders>
+          </w:tcPr>
+          <w:p>
+            <w:r>
+              <w:rPr>
+                <w:sz w:val="20"/>
+              </w:rPr>
+              <w:t>Minor</w:t>
+            </w:r>
+          </w:p>
+        </w:tc>
+      </w:tr>
+      <w:tr>
+        <w:trPr>
+          <w:cantSplit/>
+          <w:tblCellSpacing w:w="0" w:type="dxa"/>
+          <w:jc w:val="center"/>
+        </w:trPr>
+        <w:tc>
+          <w:tcPr>
+            <w:tcW w:w="0" w:type="auto"/>
+            <w:tcBorders>
+              <w:top w:val="single" w:sz="1" w:space="0" w:color="000000"/>
+              <w:bottom w:val="single" w:sz="1" w:space="0" w:color="000000"/>
+            </w:tcBorders>
+          </w:tcPr>
+          <w:p>
+            <w:r>
+              <w:rPr>
+                <w:b/>
+                <w:sz w:val="20"/>
+              </w:rPr>
+              <w:t>Title</w:t>
+            </w:r>
+          </w:p>
+        </w:tc>
+        <w:tc>
+          <w:tcPr>
+            <w:tcW w:w="0" w:type="auto"/>
+            <w:tcBorders>
+              <w:top w:val="single" w:sz="1" w:space="0" w:color="000000"/>
+              <w:left w:val="single" w:sz="1" w:space="0" w:color="000000"/>
+              <w:bottom w:val="single" w:sz="1" w:space="0" w:color="000000"/>
+            </w:tcBorders>
+          </w:tcPr>
+          <w:p>
+            <w:r>
+              <w:rPr>
+                <w:sz w:val="20"/>
+              </w:rPr>
+              <w:t xml:space="preserve">margin </w:t>
+            </w:r>
+            <w:proofErr w:type="spellStart"/>
+            <w:r>
+              <w:rPr>
+                <w:sz w:val="20"/>
+              </w:rPr>
+              <w:t>endYear</w:t>
+            </w:r>
+            <w:proofErr w:type="spellEnd"/>
+            <w:r>
+              <w:rPr>
+                <w:sz w:val="20"/>
+              </w:rPr>
+              <w:t xml:space="preserve"> calculation assumes consecutive years; incorrect when data has year gaps</w:t>
+            </w:r>
+          </w:p>
+        </w:tc>
+      </w:tr>
+      <w:tr>
+        <w:trPr>
+          <w:cantSplit/>
+          <w:tblCellSpacing w:w="0" w:type="dxa"/>
+          <w:jc w:val="center"/>
+        </w:trPr>
+        <w:tc>
+          <w:tcPr>
+            <w:tcW w:w="0" w:type="auto"/>
+            <w:tcBorders>
+              <w:top w:val="single" w:sz="1" w:space="0" w:color="000000"/>
+              <w:bottom w:val="single" w:sz="1" w:space="0" w:color="000000"/>
+            </w:tcBorders>
+          </w:tcPr>
+          <w:p>
+            <w:r>
+              <w:rPr>
+                <w:b/>
+                <w:sz w:val="20"/>
+              </w:rPr>
+              <w:t>Description</w:t>
+            </w:r>
+          </w:p>
+        </w:tc>
+        <w:tc>
+          <w:tcPr>
+            <w:tcW w:w="0" w:type="auto"/>
+            <w:tcBorders>
+              <w:top w:val="single" w:sz="1" w:space="0" w:color="000000"/>
+              <w:left w:val="single" w:sz="1" w:space="0" w:color="000000"/>
+              <w:bottom w:val="single" w:sz="1" w:space="0" w:color="000000"/>
+            </w:tcBorders>
+          </w:tcPr>
+          <w:p>
+            <w:proofErr w:type="spellStart"/>
+            <w:r>
+              <w:rPr>
+                <w:sz w:val="20"/>
+              </w:rPr>
+              <w:t>endYear</w:t>
+            </w:r>
+            <w:proofErr w:type="spellEnd"/>
+            <w:r>
+              <w:rPr>
+                <w:sz w:val="20"/>
+              </w:rPr>
+              <w:t xml:space="preserve"> is computed as </w:t>
+            </w:r>
+            <w:proofErr w:type="spellStart"/>
+            <w:r>
+              <w:rPr>
+                <w:sz w:val="20"/>
+              </w:rPr>
+              <w:t>startYear</w:t>
+            </w:r>
+            <w:proofErr w:type="spellEnd"/>
+            <w:r>
+              <w:rPr>
+                <w:sz w:val="20"/>
+              </w:rPr>
+              <w:t xml:space="preserve"> + count - 1, assuming the years in the dataset are perfectly consecutive with no gaps. If the dataset has missing years (e.g. no game in 1984), </w:t>
+            </w:r>
+            <w:proofErr w:type="spellStart"/>
+            <w:r>
+              <w:rPr>
+                <w:sz w:val="20"/>
+              </w:rPr>
+              <w:t>endYear</w:t>
+            </w:r>
+            <w:proofErr w:type="spellEnd"/>
+            <w:r>
+              <w:rPr>
+                <w:sz w:val="20"/>
+              </w:rPr>
+              <w:t xml:space="preserve"> will be wrong (e.g. 1985 instead of 1986), producing a misleading output range.</w:t>
+            </w:r>
+          </w:p>
+        </w:tc>
+      </w:tr>
+      <w:tr>
+        <w:trPr>
+          <w:cantSplit/>
+          <w:tblCellSpacing w:w="0" w:type="dxa"/>
+          <w:jc w:val="center"/>
+        </w:trPr>
+        <w:tc>
+          <w:tcPr>
+            <w:tcW w:w="0" w:type="auto"/>
+            <w:tcBorders>
+              <w:top w:val="single" w:sz="1" w:space="0" w:color="000000"/>
+              <w:bottom w:val="single" w:sz="1" w:space="0" w:color="000000"/>
+            </w:tcBorders>
+          </w:tcPr>
+          <w:p>
+            <w:r>
+              <w:rPr>
+                <w:b/>
+                <w:sz w:val="20"/>
+              </w:rPr>
+              <w:t>Precondition</w:t>
+            </w:r>
+          </w:p>
+        </w:tc>
+        <w:tc>
+          <w:tcPr>
+            <w:tcW w:w="0" w:type="auto"/>
+            <w:tcBorders>
+              <w:top w:val="single" w:sz="1" w:space="0" w:color="000000"/>
+              <w:left w:val="single" w:sz="1" w:space="0" w:color="000000"/>
+              <w:bottom w:val="single" w:sz="1" w:space="0" w:color="000000"/>
+            </w:tcBorders>
+          </w:tcPr>
+          <w:p>
+            <w:r>
+              <w:rPr>
+                <w:sz w:val="20"/>
+              </w:rPr>
+              <w:t>Program started with dataset containing year gaps</w:t>
+            </w:r>
+          </w:p>
+        </w:tc>
+      </w:tr>
+      <w:tr>
+        <w:trPr>
+          <w:cantSplit/>
+          <w:tblCellSpacing w:w="0" w:type="dxa"/>
+          <w:jc w:val="center"/>
+        </w:trPr>
+        <w:tc>
+          <w:tcPr>
+            <w:tcW w:w="0" w:type="auto"/>
+            <w:tcBorders>
+              <w:top w:val="single" w:sz="1" w:space="0" w:color="000000"/>
+              <w:bottom w:val="single" w:sz="1" w:space="0" w:color="000000"/>
+            </w:tcBorders>
+          </w:tcPr>
+          <w:p>
+            <w:r>
+              <w:rPr>
+                <w:b/>
+                <w:sz w:val="20"/>
+              </w:rPr>
+              <w:t>Test Steps</w:t>
+            </w:r>
+          </w:p>
+        </w:tc>
+        <w:tc>
+          <w:tcPr>
+            <w:tcW w:w="0" w:type="auto"/>
+            <w:tcBorders>
+              <w:top w:val="single" w:sz="1" w:space="0" w:color="000000"/>
+              <w:left w:val="single" w:sz="1" w:space="0" w:color="000000"/>
+              <w:bottom w:val="single" w:sz="1" w:space="0" w:color="000000"/>
+            </w:tcBorders>
+          </w:tcPr>
+          <w:p>
+            <w:r>
+              <w:rPr>
+                <w:sz w:val="20"/>
+              </w:rPr>
+              <w:t>1. Create NCAAdata.txt with years 1982, 1983, 1985 (gap at 1984)</w:t>
+            </w:r>
+            <w:r>
+              <w:rPr>
+                <w:sz w:val="20"/>
+              </w:rPr>
+              <w:br/>
+              <w:t>2. Execute: margin</w:t>
+            </w:r>
+            <w:r>
+              <w:rPr>
+                <w:sz w:val="20"/>
+              </w:rPr>
+              <w:tab/>
+              <w:t>1982</w:t>
+            </w:r>
+            <w:r>
+              <w:rPr>
+                <w:sz w:val="20"/>
+              </w:rPr>
+              <w:tab/>
+              <w:t>3</w:t>
+            </w:r>
+            <w:r>
+              <w:rPr>
+                <w:sz w:val="20"/>
+              </w:rPr>
+              <w:br/>
+              <w:t xml:space="preserve">3. Observe </w:t>
+            </w:r>
+            <w:proofErr w:type="spellStart"/>
+            <w:r>
+              <w:rPr>
+                <w:sz w:val="20"/>
+              </w:rPr>
+              <w:t>endYear</w:t>
+            </w:r>
+            <w:proofErr w:type="spellEnd"/>
+            <w:r>
+              <w:rPr>
+                <w:sz w:val="20"/>
+              </w:rPr>
+              <w:t xml:space="preserve"> in output</w:t>
+            </w:r>
+          </w:p>
+        </w:tc>
+      </w:tr>
+      <w:tr>
+        <w:trPr>
+          <w:cantSplit/>
+          <w:tblCellSpacing w:w="0" w:type="dxa"/>
+          <w:jc w:val="center"/>
+        </w:trPr>
+        <w:tc>
+          <w:tcPr>
+            <w:tcW w:w="0" w:type="auto"/>
+            <w:tcBorders>
+              <w:top w:val="single" w:sz="1" w:space="0" w:color="000000"/>
+              <w:bottom w:val="single" w:sz="1" w:space="0" w:color="000000"/>
+            </w:tcBorders>
+          </w:tcPr>
+          <w:p>
+            <w:r>
+              <w:rPr>
+                <w:b/>
+                <w:sz w:val="20"/>
+              </w:rPr>
+              <w:t>Test Data</w:t>
+            </w:r>
+          </w:p>
+        </w:tc>
+        <w:tc>
+          <w:tcPr>
+            <w:tcW w:w="0" w:type="auto"/>
+            <w:tcBorders>
+              <w:top w:val="single" w:sz="1" w:space="0" w:color="000000"/>
+              <w:left w:val="single" w:sz="1" w:space="0" w:color="000000"/>
+              <w:bottom w:val="single" w:sz="1" w:space="0" w:color="000000"/>
+            </w:tcBorders>
+          </w:tcPr>
+          <w:p>
+            <w:r>
+              <w:rPr>
+                <w:sz w:val="20"/>
+              </w:rPr>
+              <w:t xml:space="preserve">Dataset years: 1982, 1983, 1985; </w:t>
+            </w:r>
+            <w:proofErr w:type="spellStart"/>
+            <w:r>
+              <w:rPr>
+                <w:sz w:val="20"/>
+              </w:rPr>
+              <w:t>startYear</w:t>
+            </w:r>
+            <w:proofErr w:type="spellEnd"/>
+            <w:r>
+              <w:rPr>
+                <w:sz w:val="20"/>
+              </w:rPr>
+              <w:t xml:space="preserve">=1982, </w:t>
+            </w:r>
+            <w:proofErr w:type="spellStart"/>
+            <w:r>
+              <w:rPr>
+                <w:sz w:val="20"/>
+              </w:rPr>
+              <w:t>numYears</w:t>
+            </w:r>
+            <w:proofErr w:type="spellEnd"/>
+            <w:r>
+              <w:rPr>
+                <w:sz w:val="20"/>
+              </w:rPr>
+              <w:t>=3</w:t>
+            </w:r>
+          </w:p>
+        </w:tc>
+      </w:tr>
+      <w:tr>
+        <w:trPr>
+          <w:cantSplit/>
+          <w:tblCellSpacing w:w="0" w:type="dxa"/>
+          <w:jc w:val="center"/>
+        </w:trPr>
+        <w:tc>
+          <w:tcPr>
+            <w:tcW w:w="0" w:type="auto"/>
+            <w:tcBorders>
+              <w:top w:val="single" w:sz="1" w:space="0" w:color="000000"/>
+              <w:bottom w:val="single" w:sz="1" w:space="0" w:color="000000"/>
+            </w:tcBorders>
+          </w:tcPr>
+          <w:p>
+            <w:r>
+              <w:rPr>
+                <w:b/>
+                <w:sz w:val="20"/>
+              </w:rPr>
+              <w:t>Expected Result</w:t>
+            </w:r>
+          </w:p>
+        </w:tc>
+        <w:tc>
+          <w:tcPr>
+            <w:tcW w:w="0" w:type="auto"/>
+            <w:tcBorders>
+              <w:top w:val="single" w:sz="1" w:space="0" w:color="000000"/>
+              <w:left w:val="single" w:sz="1" w:space="0" w:color="000000"/>
+              <w:bottom w:val="single" w:sz="1" w:space="0" w:color="000000"/>
+            </w:tcBorders>
+          </w:tcPr>
+          <w:p>
+            <w:r>
+              <w:rPr>
+                <w:sz w:val="20"/>
+              </w:rPr>
+              <w:t>Output: 'Average Margin 1982-1985: X.X' (actual last year used)</w:t>
+            </w:r>
+          </w:p>
+        </w:tc>
+      </w:tr>
+      <w:tr>
+        <w:trPr>
+          <w:cantSplit/>
+          <w:tblCellSpacing w:w="0" w:type="dxa"/>
+          <w:jc w:val="center"/>
+        </w:trPr>
+        <w:tc>
+          <w:tcPr>
+            <w:tcW w:w="0" w:type="auto"/>
+            <w:tcBorders>
+              <w:top w:val="single" w:sz="1" w:space="0" w:color="000000"/>
+              <w:bottom w:val="single" w:sz="1" w:space="0" w:color="000000"/>
+            </w:tcBorders>
+          </w:tcPr>
+          <w:p>
+            <w:r>
+              <w:rPr>
+                <w:b/>
+                <w:sz w:val="20"/>
+              </w:rPr>
+              <w:t>Actual Result</w:t>
+            </w:r>
+          </w:p>
+        </w:tc>
+        <w:tc>
+          <w:tcPr>
+            <w:tcW w:w="0" w:type="auto"/>
+            <w:tcBorders>
+              <w:top w:val="single" w:sz="1" w:space="0" w:color="000000"/>
+              <w:left w:val="single" w:sz="1" w:space="0" w:color="000000"/>
+              <w:bottom w:val="single" w:sz="1" w:space="0" w:color="000000"/>
+            </w:tcBorders>
+          </w:tcPr>
+          <w:p>
+            <w:r>
+              <w:rPr>
+                <w:sz w:val="20"/>
+              </w:rPr>
+              <w:t>Output: 'Average Margin 1982-1984: X.X' (</w:t>
+            </w:r>
+            <w:proofErr w:type="spellStart"/>
+            <w:r>
+              <w:rPr>
+                <w:sz w:val="20"/>
+              </w:rPr>
+              <w:t>startYear</w:t>
+            </w:r>
+            <w:proofErr w:type="spellEnd"/>
+            <w:r>
+              <w:rPr>
+                <w:sz w:val="20"/>
+              </w:rPr>
+              <w:t xml:space="preserve"> + count - 1 = incorrect)</w:t>
+            </w:r>
+          </w:p>
+        </w:tc>
+      </w:tr>
+    </w:tbl>
+    <w:p/>
     <w:p/>
     <w:p>
       <w:r>
@@ -15583,7 +23074,7 @@
           <w:noProof/>
         </w:rPr>
         <w:pict>
-          <v:rect id="_x0000_i1031" alt="" style="width:415.3pt;height:.05pt;mso-width-percent:0;mso-height-percent:0;mso-width-percent:0;mso-height-percent:0" o:hralign="center" o:hrstd="t" o:hr="t"/>
+          <v:rect id="_x0000_i1030" alt="" style="width:415.3pt;height:.05pt;mso-width-percent:0;mso-height-percent:0;mso-width-percent:0;mso-height-percent:0" o:hralign="center" o:hrstd="t" o:hr="t"/>
         </w:pict>
       </w:r>
     </w:p>
@@ -15848,7 +23339,6 @@
           </w:tcPr>
           <w:p>
             <w:r>
-              <w:lastRenderedPageBreak/>
               <w:t>Description</w:t>
             </w:r>
           </w:p>
@@ -16404,7 +23894,7 @@
           <w:noProof/>
         </w:rPr>
         <w:pict>
-          <v:rect id="_x0000_i1030" alt="" style="width:415.3pt;height:.05pt;mso-width-percent:0;mso-height-percent:0;mso-width-percent:0;mso-height-percent:0" o:hralign="center" o:hrstd="t" o:hr="t"/>
+          <v:rect id="_x0000_i1029" alt="" style="width:415.3pt;height:.05pt;mso-width-percent:0;mso-height-percent:0;mso-width-percent:0;mso-height-percent:0" o:hralign="center" o:hrstd="t" o:hr="t"/>
         </w:pict>
       </w:r>
     </w:p>
@@ -16675,6 +24165,7 @@
           </w:tcPr>
           <w:p>
             <w:r>
+              <w:lastRenderedPageBreak/>
               <w:t>Bug Reports</w:t>
             </w:r>
           </w:p>
@@ -16689,8 +24180,18 @@
             </w:tcBorders>
           </w:tcPr>
           <w:p>
-            <w:r>
-              <w:t>6</w:t>
+            <w:pPr>
+              <w:rPr>
+                <w:rFonts w:hint="eastAsia"/>
+                <w:lang w:eastAsia="zh-CN"/>
+              </w:rPr>
+            </w:pPr>
+            <w:r>
+              <w:rPr>
+                <w:rFonts w:hint="eastAsia"/>
+                <w:lang w:eastAsia="zh-CN"/>
+              </w:rPr>
+              <w:t>15</w:t>
             </w:r>
           </w:p>
         </w:tc>
@@ -16796,9 +24297,9 @@
       </w:tblPr>
       <w:tblGrid>
         <w:gridCol w:w="1074"/>
-        <w:gridCol w:w="3024"/>
+        <w:gridCol w:w="5439"/>
         <w:gridCol w:w="1667"/>
-        <w:gridCol w:w="2109"/>
+        <w:gridCol w:w="1894"/>
       </w:tblGrid>
       <w:tr>
         <w:trPr>
@@ -16900,7 +24401,7 @@
               <w:rPr>
                 <w:rFonts w:eastAsia="Georgia" w:hAnsi="Georgia" w:cs="Georgia"/>
               </w:rPr>
-              <w:t>1 (BUG_003)</w:t>
+              <w:t>3 (BUG_003, BUG_004, BUG_008)</w:t>
             </w:r>
           </w:p>
         </w:tc>
@@ -16969,7 +24470,7 @@
               <w:rPr>
                 <w:rFonts w:eastAsia="Georgia" w:hAnsi="Georgia" w:cs="Georgia"/>
               </w:rPr>
-              <w:t>4 (BUG_001, 004, 005, 006)</w:t>
+              <w:t>7 (BUG_001, BUG_005, BUG_007, BUG_010, BUG_012, BUG_013, BUG_014)</w:t>
             </w:r>
           </w:p>
         </w:tc>
@@ -17038,7 +24539,7 @@
               <w:rPr>
                 <w:rFonts w:eastAsia="Georgia" w:hAnsi="Georgia" w:cs="Georgia"/>
               </w:rPr>
-              <w:t>1 (BUG_002)</w:t>
+              <w:t>5 (BUG_002, BUG_006, BUG_009, BUG_011, BUG_015)</w:t>
             </w:r>
           </w:p>
         </w:tc>
@@ -17106,11 +24607,19 @@
             </w:tcBorders>
           </w:tcPr>
           <w:p>
-            <w:r>
-              <w:rPr>
+            <w:pPr>
+              <w:rPr>
+                <w:rFonts w:hint="eastAsia"/>
+                <w:lang w:eastAsia="zh-CN"/>
+              </w:rPr>
+            </w:pPr>
+            <w:r>
+              <w:rPr>
+                <w:rFonts w:hint="eastAsia"/>
                 <w:b/>
-              </w:rPr>
-              <w:t>6</w:t>
+                <w:lang w:eastAsia="zh-CN"/>
+              </w:rPr>
+              <w:t>15</w:t>
             </w:r>
           </w:p>
         </w:tc>
@@ -17157,7 +24666,6 @@
           <w:b/>
           <w:sz w:val="33"/>
         </w:rPr>
-        <w:lastRenderedPageBreak/>
         <w:t>Test Environment</w:t>
       </w:r>
       <w:bookmarkEnd w:id="29"/>
@@ -17290,7 +24798,7 @@
           <w:noProof/>
         </w:rPr>
         <w:pict>
-          <v:rect id="_x0000_i1029" alt="" style="width:415.3pt;height:.05pt;mso-width-percent:0;mso-height-percent:0;mso-width-percent:0;mso-height-percent:0" o:hralign="center" o:hrstd="t" o:hr="t"/>
+          <v:rect id="_x0000_i1028" alt="" style="width:415.3pt;height:.05pt;mso-width-percent:0;mso-height-percent:0;mso-width-percent:0;mso-height-percent:0" o:hralign="center" o:hrstd="t" o:hr="t"/>
         </w:pict>
       </w:r>
     </w:p>
@@ -17765,6 +25273,7 @@
         <w:rPr>
           <w:b/>
         </w:rPr>
+        <w:lastRenderedPageBreak/>
         <w:t>By Module:</w:t>
       </w:r>
     </w:p>
@@ -17872,7 +25381,7 @@
           <w:noProof/>
         </w:rPr>
         <w:pict>
-          <v:rect id="_x0000_i1028" alt="" style="width:415.3pt;height:.05pt;mso-width-percent:0;mso-height-percent:0;mso-width-percent:0;mso-height-percent:0" o:hralign="center" o:hrstd="t" o:hr="t"/>
+          <v:rect id="_x0000_i1027" alt="" style="width:415.3pt;height:.05pt;mso-width-percent:0;mso-height-percent:0;mso-width-percent:0;mso-height-percent:0" o:hralign="center" o:hrstd="t" o:hr="t"/>
         </w:pict>
       </w:r>
     </w:p>
@@ -17912,7 +25421,6 @@
         </w:numPr>
       </w:pPr>
       <w:r>
-        <w:lastRenderedPageBreak/>
         <w:t>[x] Test Report (this document)</w:t>
       </w:r>
     </w:p>
@@ -17966,7 +25474,13 @@
         </w:numPr>
       </w:pPr>
       <w:r>
-        <w:t>[x] 6 Bug Reports with complete information</w:t>
+        <w:t xml:space="preserve">[x] </w:t>
+      </w:r>
+      <w:r>
+        <w:t>15</w:t>
+      </w:r>
+      <w:r>
+        <w:t xml:space="preserve"> Bug Reports with complete information</w:t>
       </w:r>
     </w:p>
     <w:p>
@@ -18018,7 +25532,31 @@
         <w:rPr>
           <w:rFonts w:eastAsia="Georgia" w:hAnsi="Georgia" w:cs="Georgia"/>
         </w:rPr>
-        <w:t xml:space="preserve"> 6 Issues created (BUG_001–BUG_006)</w:t>
+        <w:t xml:space="preserve"> </w:t>
+      </w:r>
+      <w:r>
+        <w:rPr>
+          <w:rFonts w:eastAsia="Georgia" w:hAnsi="Georgia" w:cs="Georgia"/>
+        </w:rPr>
+        <w:t>15</w:t>
+      </w:r>
+      <w:r>
+        <w:rPr>
+          <w:rFonts w:eastAsia="Georgia" w:hAnsi="Georgia" w:cs="Georgia"/>
+        </w:rPr>
+        <w:t xml:space="preserve"> Issues created (BUG_001–BUG_0</w:t>
+      </w:r>
+      <w:r>
+        <w:rPr>
+          <w:rFonts w:eastAsia="Georgia" w:hAnsi="Georgia" w:cs="Georgia"/>
+        </w:rPr>
+        <w:t>15</w:t>
+      </w:r>
+      <w:r>
+        <w:rPr>
+          <w:rFonts w:eastAsia="Georgia" w:hAnsi="Georgia" w:cs="Georgia"/>
+        </w:rPr>
+        <w:t>)</w:t>
       </w:r>
     </w:p>
     <w:p>
@@ -18100,9 +25638,15 @@
       </w:r>
       <w:r>
         <w:rPr>
+          <w:rFonts w:ascii="宋体" w:eastAsia="宋体" w:hAnsi="宋体" w:cs="宋体" w:hint="eastAsia"/>
+        </w:rPr>
+        <w:t>├</w:t>
+      </w:r>
+      <w:r>
+        <w:rPr>
           <w:rFonts w:eastAsia="Georgia" w:hAnsi="Georgia" w:cs="Georgia"/>
         </w:rPr>
-        <w:t xml:space="preserve">├── </w:t>
+        <w:t xml:space="preserve">── </w:t>
       </w:r>
       <w:hyperlink r:id="rId5">
         <w:r>
@@ -18120,9 +25664,15 @@
       </w:r>
       <w:r>
         <w:rPr>
+          <w:rFonts w:ascii="宋体" w:eastAsia="宋体" w:hAnsi="宋体" w:cs="宋体" w:hint="eastAsia"/>
+        </w:rPr>
+        <w:t>├</w:t>
+      </w:r>
+      <w:r>
+        <w:rPr>
           <w:rFonts w:eastAsia="Georgia" w:hAnsi="Georgia" w:cs="Georgia"/>
         </w:rPr>
-        <w:t>├── docs/</w:t>
+        <w:t>── docs/</w:t>
       </w:r>
       <w:r>
         <w:br/>
@@ -18131,7 +25681,19 @@
         <w:rPr>
           <w:rFonts w:eastAsia="Georgia" w:hAnsi="Georgia" w:cs="Georgia"/>
         </w:rPr>
-        <w:t>│ ├── Test_Report_Extended.docx (this document)</w:t>
+        <w:t xml:space="preserve">│ </w:t>
+      </w:r>
+      <w:r>
+        <w:rPr>
+          <w:rFonts w:ascii="宋体" w:eastAsia="宋体" w:hAnsi="宋体" w:cs="宋体" w:hint="eastAsia"/>
+        </w:rPr>
+        <w:t>├</w:t>
+      </w:r>
+      <w:r>
+        <w:rPr>
+          <w:rFonts w:eastAsia="Georgia" w:hAnsi="Georgia" w:cs="Georgia"/>
+        </w:rPr>
+        <w:t>── Test_Report_Extended.docx (this document)</w:t>
       </w:r>
       <w:r>
         <w:br/>
@@ -18147,9 +25709,15 @@
       </w:r>
       <w:r>
         <w:rPr>
+          <w:rFonts w:ascii="宋体" w:eastAsia="宋体" w:hAnsi="宋体" w:cs="宋体" w:hint="eastAsia"/>
+        </w:rPr>
+        <w:t>├</w:t>
+      </w:r>
+      <w:r>
+        <w:rPr>
           <w:rFonts w:eastAsia="Georgia" w:hAnsi="Georgia" w:cs="Georgia"/>
         </w:rPr>
-        <w:t xml:space="preserve">├── </w:t>
+        <w:t xml:space="preserve">── </w:t>
       </w:r>
       <w:proofErr w:type="spellStart"/>
       <w:r>
@@ -18188,9 +25756,15 @@
       </w:r>
       <w:r>
         <w:rPr>
+          <w:rFonts w:ascii="宋体" w:eastAsia="宋体" w:hAnsi="宋体" w:cs="宋体" w:hint="eastAsia"/>
+        </w:rPr>
+        <w:t>├</w:t>
+      </w:r>
+      <w:r>
+        <w:rPr>
           <w:rFonts w:eastAsia="Georgia" w:hAnsi="Georgia" w:cs="Georgia"/>
         </w:rPr>
-        <w:t xml:space="preserve">├── </w:t>
+        <w:t xml:space="preserve">── </w:t>
       </w:r>
       <w:proofErr w:type="spellStart"/>
       <w:r>
@@ -18239,624 +25813,7 @@
         <w:rPr>
           <w:noProof/>
         </w:rPr>
-        <w:pict>
-          <v:rect id="_x0000_i1027" alt="" style="width:415.3pt;height:.05pt;mso-width-percent:0;mso-height-percent:0;mso-width-percent:0;mso-height-percent:0" o:hralign="center" o:hrstd="t" o:hr="t"/>
-        </w:pict>
-      </w:r>
-    </w:p>
-    <w:p>
-      <w:pPr>
-        <w:spacing w:before="240" w:line="271" w:lineRule="auto"/>
-      </w:pPr>
-      <w:bookmarkStart w:id="37" w:name="bm_8_recommendations"/>
-      <w:r>
-        <w:rPr>
-          <w:b/>
-          <w:sz w:val="42"/>
-        </w:rPr>
-        <w:t>8. Recommendations</w:t>
-      </w:r>
-      <w:bookmarkEnd w:id="37"/>
-    </w:p>
-    <w:p>
-      <w:pPr>
-        <w:spacing w:before="240" w:line="271" w:lineRule="auto"/>
-      </w:pPr>
-      <w:bookmarkStart w:id="38" w:name="high_priority_fix_immediately"/>
-      <w:r>
-        <w:rPr>
-          <w:b/>
-          <w:sz w:val="33"/>
-        </w:rPr>
-        <w:t>High Priority (Fix Immediately)</w:t>
-      </w:r>
-      <w:bookmarkEnd w:id="38"/>
-    </w:p>
-    <w:p>
-      <w:pPr>
-        <w:numPr>
-          <w:ilvl w:val="0"/>
-          <w:numId w:val="7"/>
-        </w:numPr>
-        <w:spacing w:after="210"/>
-      </w:pPr>
-      <w:r>
-        <w:rPr>
-          <w:b/>
-        </w:rPr>
-        <w:t>BUG_003 - Division by Zero</w:t>
-      </w:r>
-    </w:p>
-    <w:p>
-      <w:pPr>
-        <w:numPr>
-          <w:ilvl w:val="1"/>
-          <w:numId w:val="7"/>
-        </w:numPr>
-      </w:pPr>
-      <w:r>
-        <w:t xml:space="preserve">Add validation: </w:t>
-      </w:r>
-      <w:r>
-        <w:rPr>
-          <w:rStyle w:val="VerbatimChar"/>
-          <w:rFonts w:ascii="Menlo" w:eastAsia="Menlo" w:hAnsi="Menlo" w:cs="Menlo"/>
-          <w:shd w:val="clear" w:color="auto" w:fill="F8F8FA"/>
-        </w:rPr>
-        <w:t>if (</w:t>
-      </w:r>
-      <w:proofErr w:type="spellStart"/>
-      <w:r>
-        <w:rPr>
-          <w:rStyle w:val="VerbatimChar"/>
-          <w:rFonts w:ascii="Menlo" w:eastAsia="Menlo" w:hAnsi="Menlo" w:cs="Menlo"/>
-          <w:shd w:val="clear" w:color="auto" w:fill="F8F8FA"/>
-        </w:rPr>
-        <w:t>numYears</w:t>
-      </w:r>
-      <w:proofErr w:type="spellEnd"/>
-      <w:r>
-        <w:rPr>
-          <w:rStyle w:val="VerbatimChar"/>
-          <w:rFonts w:ascii="Menlo" w:eastAsia="Menlo" w:hAnsi="Menlo" w:cs="Menlo"/>
-          <w:shd w:val="clear" w:color="auto" w:fill="F8F8FA"/>
-        </w:rPr>
-        <w:t xml:space="preserve"> &lt;= 0) </w:t>
-      </w:r>
-      <w:proofErr w:type="gramStart"/>
-      <w:r>
-        <w:rPr>
-          <w:rStyle w:val="VerbatimChar"/>
-          <w:rFonts w:ascii="Menlo" w:eastAsia="Menlo" w:hAnsi="Menlo" w:cs="Menlo"/>
-          <w:shd w:val="clear" w:color="auto" w:fill="F8F8FA"/>
-        </w:rPr>
-        <w:t>{ output</w:t>
-      </w:r>
-      <w:proofErr w:type="gramEnd"/>
-      <w:r>
-        <w:rPr>
-          <w:rStyle w:val="VerbatimChar"/>
-          <w:rFonts w:ascii="Menlo" w:eastAsia="Menlo" w:hAnsi="Menlo" w:cs="Menlo"/>
-          <w:shd w:val="clear" w:color="auto" w:fill="F8F8FA"/>
-        </w:rPr>
-        <w:t xml:space="preserve"> error; return</w:t>
-      </w:r>
-      <w:proofErr w:type="gramStart"/>
-      <w:r>
-        <w:rPr>
-          <w:rStyle w:val="VerbatimChar"/>
-          <w:rFonts w:ascii="Menlo" w:eastAsia="Menlo" w:hAnsi="Menlo" w:cs="Menlo"/>
-          <w:shd w:val="clear" w:color="auto" w:fill="F8F8FA"/>
-        </w:rPr>
-        <w:t>; }</w:t>
-      </w:r>
-      <w:proofErr w:type="gramEnd"/>
-    </w:p>
-    <w:p>
-      <w:pPr>
-        <w:numPr>
-          <w:ilvl w:val="1"/>
-          <w:numId w:val="7"/>
-        </w:numPr>
-      </w:pPr>
-      <w:r>
-        <w:t>Prevents critical application crash</w:t>
-      </w:r>
-    </w:p>
-    <w:p>
-      <w:pPr>
-        <w:numPr>
-          <w:ilvl w:val="0"/>
-          <w:numId w:val="7"/>
-        </w:numPr>
-        <w:spacing w:after="210"/>
-      </w:pPr>
-      <w:r>
-        <w:rPr>
-          <w:b/>
-        </w:rPr>
-        <w:t>BUG_004 - File Exception Handling</w:t>
-      </w:r>
-    </w:p>
-    <w:p>
-      <w:pPr>
-        <w:numPr>
-          <w:ilvl w:val="1"/>
-          <w:numId w:val="7"/>
-        </w:numPr>
-      </w:pPr>
-      <w:r>
-        <w:t xml:space="preserve">Wrap all </w:t>
-      </w:r>
-      <w:proofErr w:type="spellStart"/>
-      <w:r>
-        <w:t>File.ReadAllLines</w:t>
-      </w:r>
-      <w:proofErr w:type="spellEnd"/>
-      <w:r>
-        <w:t xml:space="preserve">() and </w:t>
-      </w:r>
-      <w:proofErr w:type="spellStart"/>
-      <w:r>
-        <w:t>StreamWriter</w:t>
-      </w:r>
-      <w:proofErr w:type="spellEnd"/>
-      <w:r>
-        <w:t xml:space="preserve"> in try-catch</w:t>
-      </w:r>
-    </w:p>
-    <w:p>
-      <w:pPr>
-        <w:numPr>
-          <w:ilvl w:val="1"/>
-          <w:numId w:val="7"/>
-        </w:numPr>
-      </w:pPr>
-      <w:r>
-        <w:t>Provide user-friendly error messages</w:t>
-      </w:r>
-    </w:p>
-    <w:p>
-      <w:pPr>
-        <w:numPr>
-          <w:ilvl w:val="1"/>
-          <w:numId w:val="7"/>
-        </w:numPr>
-      </w:pPr>
-      <w:r>
-        <w:t xml:space="preserve">Example: </w:t>
-      </w:r>
-      <w:r>
-        <w:rPr>
-          <w:rStyle w:val="VerbatimChar"/>
-          <w:rFonts w:ascii="Menlo" w:eastAsia="Menlo" w:hAnsi="Menlo" w:cs="Menlo"/>
-          <w:shd w:val="clear" w:color="auto" w:fill="F8F8FA"/>
-        </w:rPr>
-        <w:t xml:space="preserve">try </w:t>
-      </w:r>
-      <w:proofErr w:type="gramStart"/>
-      <w:r>
-        <w:rPr>
-          <w:rStyle w:val="VerbatimChar"/>
-          <w:rFonts w:ascii="Menlo" w:eastAsia="Menlo" w:hAnsi="Menlo" w:cs="Menlo"/>
-          <w:shd w:val="clear" w:color="auto" w:fill="F8F8FA"/>
-        </w:rPr>
-        <w:t>{ ...</w:t>
-      </w:r>
-      <w:proofErr w:type="gramEnd"/>
-      <w:r>
-        <w:rPr>
-          <w:rStyle w:val="VerbatimChar"/>
-          <w:rFonts w:ascii="Menlo" w:eastAsia="Menlo" w:hAnsi="Menlo" w:cs="Menlo"/>
-          <w:shd w:val="clear" w:color="auto" w:fill="F8F8FA"/>
-        </w:rPr>
-        <w:t xml:space="preserve"> } catch (</w:t>
-      </w:r>
-      <w:proofErr w:type="spellStart"/>
-      <w:r>
-        <w:rPr>
-          <w:rStyle w:val="VerbatimChar"/>
-          <w:rFonts w:ascii="Menlo" w:eastAsia="Menlo" w:hAnsi="Menlo" w:cs="Menlo"/>
-          <w:shd w:val="clear" w:color="auto" w:fill="F8F8FA"/>
-        </w:rPr>
-        <w:t>FileNotFoundException</w:t>
-      </w:r>
-      <w:proofErr w:type="spellEnd"/>
-      <w:r>
-        <w:rPr>
-          <w:rStyle w:val="VerbatimChar"/>
-          <w:rFonts w:ascii="Menlo" w:eastAsia="Menlo" w:hAnsi="Menlo" w:cs="Menlo"/>
-          <w:shd w:val="clear" w:color="auto" w:fill="F8F8FA"/>
-        </w:rPr>
-        <w:t xml:space="preserve"> ex) </w:t>
-      </w:r>
-      <w:proofErr w:type="gramStart"/>
-      <w:r>
-        <w:rPr>
-          <w:rStyle w:val="VerbatimChar"/>
-          <w:rFonts w:ascii="Menlo" w:eastAsia="Menlo" w:hAnsi="Menlo" w:cs="Menlo"/>
-          <w:shd w:val="clear" w:color="auto" w:fill="F8F8FA"/>
-        </w:rPr>
-        <w:t xml:space="preserve">{ </w:t>
-      </w:r>
-      <w:proofErr w:type="spellStart"/>
-      <w:r>
-        <w:rPr>
-          <w:rStyle w:val="VerbatimChar"/>
-          <w:rFonts w:ascii="Menlo" w:eastAsia="Menlo" w:hAnsi="Menlo" w:cs="Menlo"/>
-          <w:shd w:val="clear" w:color="auto" w:fill="F8F8FA"/>
-        </w:rPr>
-        <w:t>Console.WriteLine</w:t>
-      </w:r>
-      <w:proofErr w:type="spellEnd"/>
-      <w:proofErr w:type="gramEnd"/>
-      <w:r>
-        <w:rPr>
-          <w:rStyle w:val="VerbatimChar"/>
-          <w:rFonts w:ascii="Menlo" w:eastAsia="Menlo" w:hAnsi="Menlo" w:cs="Menlo"/>
-          <w:shd w:val="clear" w:color="auto" w:fill="F8F8FA"/>
-        </w:rPr>
-        <w:t>($"Error: {path} not found")</w:t>
-      </w:r>
-      <w:proofErr w:type="gramStart"/>
-      <w:r>
-        <w:rPr>
-          <w:rStyle w:val="VerbatimChar"/>
-          <w:rFonts w:ascii="Menlo" w:eastAsia="Menlo" w:hAnsi="Menlo" w:cs="Menlo"/>
-          <w:shd w:val="clear" w:color="auto" w:fill="F8F8FA"/>
-        </w:rPr>
-        <w:t>; }</w:t>
-      </w:r>
-      <w:proofErr w:type="gramEnd"/>
-    </w:p>
-    <w:p>
-      <w:pPr>
-        <w:numPr>
-          <w:ilvl w:val="0"/>
-          <w:numId w:val="7"/>
-        </w:numPr>
-        <w:spacing w:after="210"/>
-      </w:pPr>
-      <w:r>
-        <w:rPr>
-          <w:b/>
-        </w:rPr>
-        <w:t>BUG_001 - Invalid Flag Handling</w:t>
-      </w:r>
-    </w:p>
-    <w:p>
-      <w:pPr>
-        <w:numPr>
-          <w:ilvl w:val="1"/>
-          <w:numId w:val="7"/>
-        </w:numPr>
-      </w:pPr>
-      <w:r>
         <w:lastRenderedPageBreak/>
-        <w:t xml:space="preserve">Add else clause after </w:t>
-      </w:r>
-      <w:r>
-        <w:rPr>
-          <w:rStyle w:val="VerbatimChar"/>
-          <w:rFonts w:ascii="Menlo" w:eastAsia="Menlo" w:hAnsi="Menlo" w:cs="Menlo"/>
-          <w:shd w:val="clear" w:color="auto" w:fill="F8F8FA"/>
-        </w:rPr>
-        <w:t>if (type == 1)</w:t>
-      </w:r>
-      <w:r>
-        <w:t xml:space="preserve"> and </w:t>
-      </w:r>
-      <w:r>
-        <w:rPr>
-          <w:rStyle w:val="VerbatimChar"/>
-          <w:rFonts w:ascii="Menlo" w:eastAsia="Menlo" w:hAnsi="Menlo" w:cs="Menlo"/>
-          <w:shd w:val="clear" w:color="auto" w:fill="F8F8FA"/>
-        </w:rPr>
-        <w:t>else if (type == 2)</w:t>
-      </w:r>
-    </w:p>
-    <w:p>
-      <w:pPr>
-        <w:numPr>
-          <w:ilvl w:val="1"/>
-          <w:numId w:val="7"/>
-        </w:numPr>
-      </w:pPr>
-      <w:r>
-        <w:t xml:space="preserve">Output: </w:t>
-      </w:r>
-      <w:r>
-        <w:rPr>
-          <w:rStyle w:val="VerbatimChar"/>
-          <w:rFonts w:ascii="Menlo" w:eastAsia="Menlo" w:hAnsi="Menlo" w:cs="Menlo"/>
-          <w:shd w:val="clear" w:color="auto" w:fill="F8F8FA"/>
-        </w:rPr>
-        <w:t xml:space="preserve">else </w:t>
-      </w:r>
-      <w:proofErr w:type="gramStart"/>
-      <w:r>
-        <w:rPr>
-          <w:rStyle w:val="VerbatimChar"/>
-          <w:rFonts w:ascii="Menlo" w:eastAsia="Menlo" w:hAnsi="Menlo" w:cs="Menlo"/>
-          <w:shd w:val="clear" w:color="auto" w:fill="F8F8FA"/>
-        </w:rPr>
-        <w:t xml:space="preserve">{ </w:t>
-      </w:r>
-      <w:proofErr w:type="spellStart"/>
-      <w:r>
-        <w:rPr>
-          <w:rStyle w:val="VerbatimChar"/>
-          <w:rFonts w:ascii="Menlo" w:eastAsia="Menlo" w:hAnsi="Menlo" w:cs="Menlo"/>
-          <w:shd w:val="clear" w:color="auto" w:fill="F8F8FA"/>
-        </w:rPr>
-        <w:t>WriteOutput</w:t>
-      </w:r>
-      <w:proofErr w:type="spellEnd"/>
-      <w:proofErr w:type="gramEnd"/>
-      <w:r>
-        <w:rPr>
-          <w:rStyle w:val="VerbatimChar"/>
-          <w:rFonts w:ascii="Menlo" w:eastAsia="Menlo" w:hAnsi="Menlo" w:cs="Menlo"/>
-          <w:shd w:val="clear" w:color="auto" w:fill="F8F8FA"/>
-        </w:rPr>
-        <w:t>($"Invalid flag value: {type}")</w:t>
-      </w:r>
-      <w:proofErr w:type="gramStart"/>
-      <w:r>
-        <w:rPr>
-          <w:rStyle w:val="VerbatimChar"/>
-          <w:rFonts w:ascii="Menlo" w:eastAsia="Menlo" w:hAnsi="Menlo" w:cs="Menlo"/>
-          <w:shd w:val="clear" w:color="auto" w:fill="F8F8FA"/>
-        </w:rPr>
-        <w:t>; }</w:t>
-      </w:r>
-      <w:proofErr w:type="gramEnd"/>
-    </w:p>
-    <w:p>
-      <w:pPr>
-        <w:spacing w:before="240" w:line="271" w:lineRule="auto"/>
-      </w:pPr>
-      <w:bookmarkStart w:id="39" w:name="medium_priority_next_release"/>
-      <w:r>
-        <w:rPr>
-          <w:b/>
-          <w:sz w:val="33"/>
-        </w:rPr>
-        <w:t>Medium Priority (Next Release)</w:t>
-      </w:r>
-      <w:bookmarkEnd w:id="39"/>
-    </w:p>
-    <w:p>
-      <w:pPr>
-        <w:numPr>
-          <w:ilvl w:val="0"/>
-          <w:numId w:val="8"/>
-        </w:numPr>
-        <w:spacing w:after="210"/>
-      </w:pPr>
-      <w:r>
-        <w:rPr>
-          <w:b/>
-        </w:rPr>
-        <w:t>BUG_005 - Header Parsing Robustness</w:t>
-      </w:r>
-    </w:p>
-    <w:p>
-      <w:pPr>
-        <w:numPr>
-          <w:ilvl w:val="1"/>
-          <w:numId w:val="8"/>
-        </w:numPr>
-      </w:pPr>
-      <w:r>
-        <w:t xml:space="preserve">Replace </w:t>
-      </w:r>
-      <w:proofErr w:type="gramStart"/>
-      <w:r>
-        <w:rPr>
-          <w:rStyle w:val="VerbatimChar"/>
-          <w:rFonts w:ascii="Menlo" w:eastAsia="Menlo" w:hAnsi="Menlo" w:cs="Menlo"/>
-          <w:shd w:val="clear" w:color="auto" w:fill="F8F8FA"/>
-        </w:rPr>
-        <w:t>Split(</w:t>
-      </w:r>
-      <w:proofErr w:type="gramEnd"/>
-      <w:r>
-        <w:rPr>
-          <w:rStyle w:val="VerbatimChar"/>
-          <w:rFonts w:ascii="Menlo" w:eastAsia="Menlo" w:hAnsi="Menlo" w:cs="Menlo"/>
-          <w:shd w:val="clear" w:color="auto" w:fill="F8F8FA"/>
-        </w:rPr>
-        <w:t>": ")</w:t>
-      </w:r>
-      <w:r>
-        <w:t xml:space="preserve"> with regex or safer parsing</w:t>
-      </w:r>
-    </w:p>
-    <w:p>
-      <w:pPr>
-        <w:numPr>
-          <w:ilvl w:val="1"/>
-          <w:numId w:val="8"/>
-        </w:numPr>
-      </w:pPr>
-      <w:r>
-        <w:t>Handle multiple formats: "Label: Value", "</w:t>
-      </w:r>
-      <w:proofErr w:type="spellStart"/>
-      <w:proofErr w:type="gramStart"/>
-      <w:r>
-        <w:t>Label:Value</w:t>
-      </w:r>
-      <w:proofErr w:type="spellEnd"/>
-      <w:proofErr w:type="gramEnd"/>
-      <w:r>
-        <w:t>", "Label - Value"</w:t>
-      </w:r>
-    </w:p>
-    <w:p>
-      <w:pPr>
-        <w:numPr>
-          <w:ilvl w:val="0"/>
-          <w:numId w:val="8"/>
-        </w:numPr>
-        <w:spacing w:after="210"/>
-      </w:pPr>
-      <w:r>
-        <w:rPr>
-          <w:b/>
-        </w:rPr>
-        <w:t>BUG_006 - Streaming Commands</w:t>
-      </w:r>
-    </w:p>
-    <w:p>
-      <w:pPr>
-        <w:numPr>
-          <w:ilvl w:val="1"/>
-          <w:numId w:val="8"/>
-        </w:numPr>
-      </w:pPr>
-      <w:r>
-        <w:t xml:space="preserve">Replace </w:t>
-      </w:r>
-      <w:proofErr w:type="spellStart"/>
-      <w:r>
-        <w:rPr>
-          <w:rStyle w:val="VerbatimChar"/>
-          <w:rFonts w:ascii="Menlo" w:eastAsia="Menlo" w:hAnsi="Menlo" w:cs="Menlo"/>
-          <w:shd w:val="clear" w:color="auto" w:fill="F8F8FA"/>
-        </w:rPr>
-        <w:t>File.ReadAllLines</w:t>
-      </w:r>
-      <w:proofErr w:type="spellEnd"/>
-      <w:r>
-        <w:rPr>
-          <w:rStyle w:val="VerbatimChar"/>
-          <w:rFonts w:ascii="Menlo" w:eastAsia="Menlo" w:hAnsi="Menlo" w:cs="Menlo"/>
-          <w:shd w:val="clear" w:color="auto" w:fill="F8F8FA"/>
-        </w:rPr>
-        <w:t>()</w:t>
-      </w:r>
-      <w:r>
-        <w:t xml:space="preserve"> with </w:t>
-      </w:r>
-      <w:proofErr w:type="spellStart"/>
-      <w:r>
-        <w:rPr>
-          <w:rStyle w:val="VerbatimChar"/>
-          <w:rFonts w:ascii="Menlo" w:eastAsia="Menlo" w:hAnsi="Menlo" w:cs="Menlo"/>
-          <w:shd w:val="clear" w:color="auto" w:fill="F8F8FA"/>
-        </w:rPr>
-        <w:t>StreamReader</w:t>
-      </w:r>
-      <w:proofErr w:type="spellEnd"/>
-      <w:r>
-        <w:t xml:space="preserve"> in a </w:t>
-      </w:r>
-      <w:r>
-        <w:rPr>
-          <w:rStyle w:val="VerbatimChar"/>
-          <w:rFonts w:ascii="Menlo" w:eastAsia="Menlo" w:hAnsi="Menlo" w:cs="Menlo"/>
-          <w:shd w:val="clear" w:color="auto" w:fill="F8F8FA"/>
-        </w:rPr>
-        <w:t>foreach</w:t>
-      </w:r>
-      <w:r>
-        <w:t xml:space="preserve"> loop</w:t>
-      </w:r>
-    </w:p>
-    <w:p>
-      <w:pPr>
-        <w:numPr>
-          <w:ilvl w:val="1"/>
-          <w:numId w:val="8"/>
-        </w:numPr>
-      </w:pPr>
-      <w:r>
-        <w:t>Improves memory efficiency for large command files</w:t>
-      </w:r>
-    </w:p>
-    <w:p>
-      <w:pPr>
-        <w:spacing w:before="240" w:line="271" w:lineRule="auto"/>
-      </w:pPr>
-      <w:bookmarkStart w:id="40" w:name="low_priority_maintenance"/>
-      <w:r>
-        <w:rPr>
-          <w:b/>
-          <w:sz w:val="33"/>
-        </w:rPr>
-        <w:t>Low Priority (Maintenance)</w:t>
-      </w:r>
-      <w:bookmarkEnd w:id="40"/>
-    </w:p>
-    <w:p>
-      <w:pPr>
-        <w:numPr>
-          <w:ilvl w:val="0"/>
-          <w:numId w:val="9"/>
-        </w:numPr>
-      </w:pPr>
-      <w:r>
-        <w:rPr>
-          <w:b/>
-        </w:rPr>
-        <w:t>BUG_002 - Dead Code Removal</w:t>
-      </w:r>
-    </w:p>
-    <w:p>
-      <w:pPr>
-        <w:numPr>
-          <w:ilvl w:val="1"/>
-          <w:numId w:val="9"/>
-        </w:numPr>
-      </w:pPr>
-      <w:r>
-        <w:t xml:space="preserve">Remove: </w:t>
-      </w:r>
-      <w:r>
-        <w:rPr>
-          <w:rStyle w:val="VerbatimChar"/>
-          <w:rFonts w:ascii="Menlo" w:eastAsia="Menlo" w:hAnsi="Menlo" w:cs="Menlo"/>
-          <w:shd w:val="clear" w:color="auto" w:fill="F8F8FA"/>
-        </w:rPr>
-        <w:t>List&lt;string&gt; result = new List&lt;string</w:t>
-      </w:r>
-      <w:proofErr w:type="gramStart"/>
-      <w:r>
-        <w:rPr>
-          <w:rStyle w:val="VerbatimChar"/>
-          <w:rFonts w:ascii="Menlo" w:eastAsia="Menlo" w:hAnsi="Menlo" w:cs="Menlo"/>
-          <w:shd w:val="clear" w:color="auto" w:fill="F8F8FA"/>
-        </w:rPr>
-        <w:t>&gt;(</w:t>
-      </w:r>
-      <w:proofErr w:type="gramEnd"/>
-      <w:r>
-        <w:rPr>
-          <w:rStyle w:val="VerbatimChar"/>
-          <w:rFonts w:ascii="Menlo" w:eastAsia="Menlo" w:hAnsi="Menlo" w:cs="Menlo"/>
-          <w:shd w:val="clear" w:color="auto" w:fill="F8F8FA"/>
-        </w:rPr>
-        <w:t>);</w:t>
-      </w:r>
-    </w:p>
-    <w:p>
-      <w:pPr>
-        <w:numPr>
-          <w:ilvl w:val="1"/>
-          <w:numId w:val="9"/>
-        </w:numPr>
-      </w:pPr>
-      <w:r>
-        <w:t>Improves code clarity and maintainability</w:t>
-      </w:r>
-    </w:p>
-    <w:p>
-      <w:r>
-        <w:rPr>
-          <w:noProof/>
-        </w:rPr>
         <w:pict>
           <v:rect id="_x0000_i1026" alt="" style="width:415.3pt;height:.05pt;mso-width-percent:0;mso-height-percent:0;mso-width-percent:0;mso-height-percent:0" o:hralign="center" o:hrstd="t" o:hr="t"/>
         </w:pict>
@@ -18866,15 +25823,22 @@
       <w:pPr>
         <w:spacing w:before="240" w:line="271" w:lineRule="auto"/>
       </w:pPr>
-      <w:bookmarkStart w:id="41" w:name="bm_9_conclusion"/>
+      <w:bookmarkStart w:id="37" w:name="bm_9_conclusion"/>
       <w:r>
         <w:rPr>
           <w:b/>
           <w:sz w:val="42"/>
         </w:rPr>
-        <w:t>9. Conclusion</w:t>
+        <w:t>8</w:t>
       </w:r>
-      <w:bookmarkEnd w:id="41"/>
+      <w:r>
+        <w:rPr>
+          <w:b/>
+          <w:sz w:val="42"/>
+        </w:rPr>
+        <w:t>. Conclusion</w:t>
+      </w:r>
+      <w:bookmarkEnd w:id="37"/>
     </w:p>
     <w:p>
       <w:pPr>
@@ -19005,7 +25969,7 @@
       <w:pPr>
         <w:spacing w:before="240" w:line="271" w:lineRule="auto"/>
       </w:pPr>
-      <w:bookmarkStart w:id="42" w:name="references"/>
+      <w:bookmarkStart w:id="38" w:name="references"/>
       <w:r>
         <w:rPr>
           <w:b/>
@@ -19013,7 +25977,7 @@
         </w:rPr>
         <w:t>References</w:t>
       </w:r>
-      <w:bookmarkEnd w:id="42"/>
+      <w:bookmarkEnd w:id="38"/>
     </w:p>
     <w:p>
       <w:pPr>
@@ -19036,7 +26000,6 @@
       <w:pPr>
         <w:spacing w:after="210"/>
         <w:rPr>
-          <w:rFonts w:hint="eastAsia"/>
           <w:lang w:eastAsia="zh-CN"/>
         </w:rPr>
       </w:pPr>
